--- a/Manual_everGPIB.docx
+++ b/Manual_everGPIB.docx
@@ -178,7 +178,7 @@
           <w:r>
             <w:fldChar w:fldCharType="separate"/>
           </w:r>
-          <w:hyperlink w:anchor="_Toc110954056" w:history="1">
+          <w:hyperlink w:anchor="_Toc117094052" w:history="1">
             <w:r>
               <w:rPr>
                 <w:rStyle w:val="af2"/>
@@ -206,7 +206,7 @@
                 <w:noProof/>
                 <w:webHidden/>
               </w:rPr>
-              <w:instrText xml:space="preserve"> PAGEREF _Toc110954056 \h </w:instrText>
+              <w:instrText xml:space="preserve"> PAGEREF _Toc117094052 \h </w:instrText>
             </w:r>
             <w:r>
               <w:rPr>
@@ -250,7 +250,7 @@
               <w:szCs w:val="22"/>
             </w:rPr>
           </w:pPr>
-          <w:hyperlink w:anchor="_Toc110954057" w:history="1">
+          <w:hyperlink w:anchor="_Toc117094053" w:history="1">
             <w:r>
               <w:rPr>
                 <w:rStyle w:val="af2"/>
@@ -278,79 +278,7 @@
                 <w:noProof/>
                 <w:webHidden/>
               </w:rPr>
-              <w:instrText xml:space="preserve"> PAGEREF _Toc110954057 \h </w:instrText>
-            </w:r>
-            <w:r>
-              <w:rPr>
-                <w:noProof/>
-                <w:webHidden/>
-              </w:rPr>
-            </w:r>
-            <w:r>
-              <w:rPr>
-                <w:noProof/>
-                <w:webHidden/>
-              </w:rPr>
-              <w:fldChar w:fldCharType="separate"/>
-            </w:r>
-            <w:r>
-              <w:rPr>
-                <w:noProof/>
-                <w:webHidden/>
-              </w:rPr>
-              <w:t>1</w:t>
-            </w:r>
-            <w:r>
-              <w:rPr>
-                <w:noProof/>
-                <w:webHidden/>
-              </w:rPr>
-              <w:fldChar w:fldCharType="end"/>
-            </w:r>
-          </w:hyperlink>
-        </w:p>
-        <w:p>
-          <w:pPr>
-            <w:pStyle w:val="11"/>
-            <w:tabs>
-              <w:tab w:val="right" w:leader="dot" w:pos="8494"/>
-            </w:tabs>
-            <w:rPr>
-              <w:noProof/>
-              <w:kern w:val="2"/>
-              <w:sz w:val="21"/>
-              <w:szCs w:val="22"/>
-            </w:rPr>
-          </w:pPr>
-          <w:hyperlink w:anchor="_Toc110954058" w:history="1">
-            <w:r>
-              <w:rPr>
-                <w:rStyle w:val="af2"/>
-                <w:rFonts w:ascii="游明朝 Demibold" w:eastAsia="游明朝 Demibold" w:hAnsi="游明朝 Demibold"/>
-                <w:noProof/>
-              </w:rPr>
-              <w:t>３.　機器の接続</w:t>
-            </w:r>
-            <w:r>
-              <w:rPr>
-                <w:noProof/>
-                <w:webHidden/>
-              </w:rPr>
-              <w:tab/>
-            </w:r>
-            <w:r>
-              <w:rPr>
-                <w:noProof/>
-                <w:webHidden/>
-              </w:rPr>
-              <w:fldChar w:fldCharType="begin"/>
-            </w:r>
-            <w:r>
-              <w:rPr>
-                <w:noProof/>
-                <w:webHidden/>
-              </w:rPr>
-              <w:instrText xml:space="preserve"> PAGEREF _Toc110954058 \h </w:instrText>
+              <w:instrText xml:space="preserve"> PAGEREF _Toc117094053 \h </w:instrText>
             </w:r>
             <w:r>
               <w:rPr>
@@ -394,14 +322,14 @@
               <w:szCs w:val="22"/>
             </w:rPr>
           </w:pPr>
-          <w:hyperlink w:anchor="_Toc110954059" w:history="1">
+          <w:hyperlink w:anchor="_Toc117094054" w:history="1">
             <w:r>
               <w:rPr>
                 <w:rStyle w:val="af2"/>
                 <w:rFonts w:ascii="游明朝 Demibold" w:eastAsia="游明朝 Demibold" w:hAnsi="游明朝 Demibold"/>
                 <w:noProof/>
               </w:rPr>
-              <w:t>4.　電源の投入と切断</w:t>
+              <w:t>３.　使用前の準備と使用方法</w:t>
             </w:r>
             <w:r>
               <w:rPr>
@@ -422,7 +350,7 @@
                 <w:noProof/>
                 <w:webHidden/>
               </w:rPr>
-              <w:instrText xml:space="preserve"> PAGEREF _Toc110954059 \h </w:instrText>
+              <w:instrText xml:space="preserve"> PAGEREF _Toc117094054 \h </w:instrText>
             </w:r>
             <w:r>
               <w:rPr>
@@ -466,14 +394,14 @@
               <w:szCs w:val="22"/>
             </w:rPr>
           </w:pPr>
-          <w:hyperlink w:anchor="_Toc110954060" w:history="1">
+          <w:hyperlink w:anchor="_Toc117094055" w:history="1">
             <w:r>
               <w:rPr>
                 <w:rStyle w:val="af2"/>
                 <w:rFonts w:ascii="游明朝 Demibold" w:eastAsia="游明朝 Demibold" w:hAnsi="游明朝 Demibold"/>
                 <w:noProof/>
               </w:rPr>
-              <w:t>4.１.　電源の投入</w:t>
+              <w:t>3.１.　使用前の準備</w:t>
             </w:r>
             <w:r>
               <w:rPr>
@@ -494,7 +422,7 @@
                 <w:noProof/>
                 <w:webHidden/>
               </w:rPr>
-              <w:instrText xml:space="preserve"> PAGEREF _Toc110954060 \h </w:instrText>
+              <w:instrText xml:space="preserve"> PAGEREF _Toc117094055 \h </w:instrText>
             </w:r>
             <w:r>
               <w:rPr>
@@ -538,14 +466,14 @@
               <w:szCs w:val="22"/>
             </w:rPr>
           </w:pPr>
-          <w:hyperlink w:anchor="_Toc110954061" w:history="1">
+          <w:hyperlink w:anchor="_Toc117094056" w:history="1">
             <w:r>
               <w:rPr>
                 <w:rStyle w:val="af2"/>
                 <w:rFonts w:ascii="游明朝 Demibold" w:eastAsia="游明朝 Demibold" w:hAnsi="游明朝 Demibold"/>
                 <w:noProof/>
               </w:rPr>
-              <w:t>4.２.　電源の切断</w:t>
+              <w:t>3.２.　使用方法</w:t>
             </w:r>
             <w:r>
               <w:rPr>
@@ -566,7 +494,7 @@
                 <w:noProof/>
                 <w:webHidden/>
               </w:rPr>
-              <w:instrText xml:space="preserve"> PAGEREF _Toc110954061 \h </w:instrText>
+              <w:instrText xml:space="preserve"> PAGEREF _Toc117094056 \h </w:instrText>
             </w:r>
             <w:r>
               <w:rPr>
@@ -610,14 +538,14 @@
               <w:szCs w:val="22"/>
             </w:rPr>
           </w:pPr>
-          <w:hyperlink w:anchor="_Toc110954062" w:history="1">
+          <w:hyperlink w:anchor="_Toc117094057" w:history="1">
             <w:r>
               <w:rPr>
                 <w:rStyle w:val="af2"/>
                 <w:rFonts w:ascii="游明朝 Demibold" w:eastAsia="游明朝 Demibold" w:hAnsi="游明朝 Demibold"/>
                 <w:noProof/>
               </w:rPr>
-              <w:t>5.　IPアドレスの設定</w:t>
+              <w:t>4.　USB接続による本体設定の方法</w:t>
             </w:r>
             <w:r>
               <w:rPr>
@@ -638,7 +566,7 @@
                 <w:noProof/>
                 <w:webHidden/>
               </w:rPr>
-              <w:instrText xml:space="preserve"> PAGEREF _Toc110954062 \h </w:instrText>
+              <w:instrText xml:space="preserve"> PAGEREF _Toc117094057 \h </w:instrText>
             </w:r>
             <w:r>
               <w:rPr>
@@ -671,7 +599,7 @@
         </w:p>
         <w:p>
           <w:pPr>
-            <w:pStyle w:val="11"/>
+            <w:pStyle w:val="25"/>
             <w:tabs>
               <w:tab w:val="right" w:leader="dot" w:pos="8494"/>
             </w:tabs>
@@ -682,14 +610,14 @@
               <w:szCs w:val="22"/>
             </w:rPr>
           </w:pPr>
-          <w:hyperlink w:anchor="_Toc110954063" w:history="1">
+          <w:hyperlink w:anchor="_Toc117094058" w:history="1">
             <w:r>
               <w:rPr>
                 <w:rStyle w:val="af2"/>
                 <w:rFonts w:ascii="游明朝 Demibold" w:eastAsia="游明朝 Demibold" w:hAnsi="游明朝 Demibold"/>
                 <w:noProof/>
               </w:rPr>
-              <w:t>6.　シリアル変換モード</w:t>
+              <w:t>4.１.　PCとのUSB接続</w:t>
             </w:r>
             <w:r>
               <w:rPr>
@@ -710,7 +638,79 @@
                 <w:noProof/>
                 <w:webHidden/>
               </w:rPr>
-              <w:instrText xml:space="preserve"> PAGEREF _Toc110954063 \h </w:instrText>
+              <w:instrText xml:space="preserve"> PAGEREF _Toc117094058 \h </w:instrText>
+            </w:r>
+            <w:r>
+              <w:rPr>
+                <w:noProof/>
+                <w:webHidden/>
+              </w:rPr>
+            </w:r>
+            <w:r>
+              <w:rPr>
+                <w:noProof/>
+                <w:webHidden/>
+              </w:rPr>
+              <w:fldChar w:fldCharType="separate"/>
+            </w:r>
+            <w:r>
+              <w:rPr>
+                <w:noProof/>
+                <w:webHidden/>
+              </w:rPr>
+              <w:t>4</w:t>
+            </w:r>
+            <w:r>
+              <w:rPr>
+                <w:noProof/>
+                <w:webHidden/>
+              </w:rPr>
+              <w:fldChar w:fldCharType="end"/>
+            </w:r>
+          </w:hyperlink>
+        </w:p>
+        <w:p>
+          <w:pPr>
+            <w:pStyle w:val="25"/>
+            <w:tabs>
+              <w:tab w:val="right" w:leader="dot" w:pos="8494"/>
+            </w:tabs>
+            <w:rPr>
+              <w:noProof/>
+              <w:kern w:val="2"/>
+              <w:sz w:val="21"/>
+              <w:szCs w:val="22"/>
+            </w:rPr>
+          </w:pPr>
+          <w:hyperlink w:anchor="_Toc117094059" w:history="1">
+            <w:r>
+              <w:rPr>
+                <w:rStyle w:val="af2"/>
+                <w:rFonts w:ascii="游明朝 Demibold" w:eastAsia="游明朝 Demibold" w:hAnsi="游明朝 Demibold"/>
+                <w:noProof/>
+              </w:rPr>
+              <w:t>4.２.　本体設定のためのコマンド</w:t>
+            </w:r>
+            <w:r>
+              <w:rPr>
+                <w:noProof/>
+                <w:webHidden/>
+              </w:rPr>
+              <w:tab/>
+            </w:r>
+            <w:r>
+              <w:rPr>
+                <w:noProof/>
+                <w:webHidden/>
+              </w:rPr>
+              <w:fldChar w:fldCharType="begin"/>
+            </w:r>
+            <w:r>
+              <w:rPr>
+                <w:noProof/>
+                <w:webHidden/>
+              </w:rPr>
+              <w:instrText xml:space="preserve"> PAGEREF _Toc117094059 \h </w:instrText>
             </w:r>
             <w:r>
               <w:rPr>
@@ -743,7 +743,7 @@
         </w:p>
         <w:p>
           <w:pPr>
-            <w:pStyle w:val="11"/>
+            <w:pStyle w:val="25"/>
             <w:tabs>
               <w:tab w:val="right" w:leader="dot" w:pos="8494"/>
             </w:tabs>
@@ -754,14 +754,14 @@
               <w:szCs w:val="22"/>
             </w:rPr>
           </w:pPr>
-          <w:hyperlink w:anchor="_Toc110954064" w:history="1">
+          <w:hyperlink w:anchor="_Toc117094060" w:history="1">
             <w:r>
               <w:rPr>
                 <w:rStyle w:val="af2"/>
                 <w:rFonts w:ascii="游明朝 Demibold" w:eastAsia="游明朝 Demibold" w:hAnsi="游明朝 Demibold"/>
                 <w:noProof/>
               </w:rPr>
-              <w:t>7.　通信プロトロル</w:t>
+              <w:t>4.３.　本体設定の終了後</w:t>
             </w:r>
             <w:r>
               <w:rPr>
@@ -782,79 +782,7 @@
                 <w:noProof/>
                 <w:webHidden/>
               </w:rPr>
-              <w:instrText xml:space="preserve"> PAGEREF _Toc110954064 \h </w:instrText>
-            </w:r>
-            <w:r>
-              <w:rPr>
-                <w:noProof/>
-                <w:webHidden/>
-              </w:rPr>
-            </w:r>
-            <w:r>
-              <w:rPr>
-                <w:noProof/>
-                <w:webHidden/>
-              </w:rPr>
-              <w:fldChar w:fldCharType="separate"/>
-            </w:r>
-            <w:r>
-              <w:rPr>
-                <w:noProof/>
-                <w:webHidden/>
-              </w:rPr>
-              <w:t>6</w:t>
-            </w:r>
-            <w:r>
-              <w:rPr>
-                <w:noProof/>
-                <w:webHidden/>
-              </w:rPr>
-              <w:fldChar w:fldCharType="end"/>
-            </w:r>
-          </w:hyperlink>
-        </w:p>
-        <w:p>
-          <w:pPr>
-            <w:pStyle w:val="11"/>
-            <w:tabs>
-              <w:tab w:val="right" w:leader="dot" w:pos="8494"/>
-            </w:tabs>
-            <w:rPr>
-              <w:noProof/>
-              <w:kern w:val="2"/>
-              <w:sz w:val="21"/>
-              <w:szCs w:val="22"/>
-            </w:rPr>
-          </w:pPr>
-          <w:hyperlink w:anchor="_Toc110954065" w:history="1">
-            <w:r>
-              <w:rPr>
-                <w:rStyle w:val="af2"/>
-                <w:rFonts w:ascii="游明朝 Demibold" w:eastAsia="游明朝 Demibold" w:hAnsi="游明朝 Demibold"/>
-                <w:noProof/>
-              </w:rPr>
-              <w:t>8.　使用上の注意</w:t>
-            </w:r>
-            <w:r>
-              <w:rPr>
-                <w:noProof/>
-                <w:webHidden/>
-              </w:rPr>
-              <w:tab/>
-            </w:r>
-            <w:r>
-              <w:rPr>
-                <w:noProof/>
-                <w:webHidden/>
-              </w:rPr>
-              <w:fldChar w:fldCharType="begin"/>
-            </w:r>
-            <w:r>
-              <w:rPr>
-                <w:noProof/>
-                <w:webHidden/>
-              </w:rPr>
-              <w:instrText xml:space="preserve"> PAGEREF _Toc110954065 \h </w:instrText>
+              <w:instrText xml:space="preserve"> PAGEREF _Toc117094060 \h </w:instrText>
             </w:r>
             <w:r>
               <w:rPr>
@@ -898,14 +826,14 @@
               <w:szCs w:val="22"/>
             </w:rPr>
           </w:pPr>
-          <w:hyperlink w:anchor="_Toc110954066" w:history="1">
+          <w:hyperlink w:anchor="_Toc117094061" w:history="1">
             <w:r>
               <w:rPr>
                 <w:rStyle w:val="af2"/>
                 <w:rFonts w:ascii="游明朝 Demibold" w:eastAsia="游明朝 Demibold" w:hAnsi="游明朝 Demibold"/>
                 <w:noProof/>
               </w:rPr>
-              <w:t>9.　改訂履歴</w:t>
+              <w:t>5.　TCP/IP接続による制御プロトコル</w:t>
             </w:r>
             <w:r>
               <w:rPr>
@@ -926,7 +854,7 @@
                 <w:noProof/>
                 <w:webHidden/>
               </w:rPr>
-              <w:instrText xml:space="preserve"> PAGEREF _Toc110954066 \h </w:instrText>
+              <w:instrText xml:space="preserve"> PAGEREF _Toc117094061 \h </w:instrText>
             </w:r>
             <w:r>
               <w:rPr>
@@ -946,7 +874,151 @@
                 <w:noProof/>
                 <w:webHidden/>
               </w:rPr>
-              <w:t>7</w:t>
+              <w:t>8</w:t>
+            </w:r>
+            <w:r>
+              <w:rPr>
+                <w:noProof/>
+                <w:webHidden/>
+              </w:rPr>
+              <w:fldChar w:fldCharType="end"/>
+            </w:r>
+          </w:hyperlink>
+        </w:p>
+        <w:p>
+          <w:pPr>
+            <w:pStyle w:val="11"/>
+            <w:tabs>
+              <w:tab w:val="right" w:leader="dot" w:pos="8494"/>
+            </w:tabs>
+            <w:rPr>
+              <w:noProof/>
+              <w:kern w:val="2"/>
+              <w:sz w:val="21"/>
+              <w:szCs w:val="22"/>
+            </w:rPr>
+          </w:pPr>
+          <w:hyperlink w:anchor="_Toc117094062" w:history="1">
+            <w:r>
+              <w:rPr>
+                <w:rStyle w:val="af2"/>
+                <w:rFonts w:ascii="游明朝 Demibold" w:eastAsia="游明朝 Demibold" w:hAnsi="游明朝 Demibold"/>
+                <w:noProof/>
+              </w:rPr>
+              <w:t>6.　使用上の注意</w:t>
+            </w:r>
+            <w:r>
+              <w:rPr>
+                <w:noProof/>
+                <w:webHidden/>
+              </w:rPr>
+              <w:tab/>
+            </w:r>
+            <w:r>
+              <w:rPr>
+                <w:noProof/>
+                <w:webHidden/>
+              </w:rPr>
+              <w:fldChar w:fldCharType="begin"/>
+            </w:r>
+            <w:r>
+              <w:rPr>
+                <w:noProof/>
+                <w:webHidden/>
+              </w:rPr>
+              <w:instrText xml:space="preserve"> PAGEREF _Toc117094062 \h </w:instrText>
+            </w:r>
+            <w:r>
+              <w:rPr>
+                <w:noProof/>
+                <w:webHidden/>
+              </w:rPr>
+            </w:r>
+            <w:r>
+              <w:rPr>
+                <w:noProof/>
+                <w:webHidden/>
+              </w:rPr>
+              <w:fldChar w:fldCharType="separate"/>
+            </w:r>
+            <w:r>
+              <w:rPr>
+                <w:noProof/>
+                <w:webHidden/>
+              </w:rPr>
+              <w:t>13</w:t>
+            </w:r>
+            <w:r>
+              <w:rPr>
+                <w:noProof/>
+                <w:webHidden/>
+              </w:rPr>
+              <w:fldChar w:fldCharType="end"/>
+            </w:r>
+          </w:hyperlink>
+        </w:p>
+        <w:p>
+          <w:pPr>
+            <w:pStyle w:val="11"/>
+            <w:tabs>
+              <w:tab w:val="right" w:leader="dot" w:pos="8494"/>
+            </w:tabs>
+            <w:rPr>
+              <w:noProof/>
+              <w:kern w:val="2"/>
+              <w:sz w:val="21"/>
+              <w:szCs w:val="22"/>
+            </w:rPr>
+          </w:pPr>
+          <w:hyperlink w:anchor="_Toc117094063" w:history="1">
+            <w:r>
+              <w:rPr>
+                <w:rStyle w:val="af2"/>
+                <w:rFonts w:ascii="游明朝 Demibold" w:eastAsia="游明朝 Demibold" w:hAnsi="游明朝 Demibold"/>
+                <w:noProof/>
+              </w:rPr>
+              <w:t>7.　改訂履歴</w:t>
+            </w:r>
+            <w:r>
+              <w:rPr>
+                <w:noProof/>
+                <w:webHidden/>
+              </w:rPr>
+              <w:tab/>
+            </w:r>
+            <w:r>
+              <w:rPr>
+                <w:noProof/>
+                <w:webHidden/>
+              </w:rPr>
+              <w:fldChar w:fldCharType="begin"/>
+            </w:r>
+            <w:r>
+              <w:rPr>
+                <w:noProof/>
+                <w:webHidden/>
+              </w:rPr>
+              <w:instrText xml:space="preserve"> PAGEREF _Toc117094063 \h </w:instrText>
+            </w:r>
+            <w:r>
+              <w:rPr>
+                <w:noProof/>
+                <w:webHidden/>
+              </w:rPr>
+            </w:r>
+            <w:r>
+              <w:rPr>
+                <w:noProof/>
+                <w:webHidden/>
+              </w:rPr>
+              <w:fldChar w:fldCharType="separate"/>
+            </w:r>
+            <w:r>
+              <w:rPr>
+                <w:noProof/>
+                <w:webHidden/>
+              </w:rPr>
+              <w:t>13</w:t>
             </w:r>
             <w:r>
               <w:rPr>
@@ -1007,7 +1079,7 @@
           <w:szCs w:val="24"/>
         </w:rPr>
       </w:pPr>
-      <w:bookmarkStart w:id="1" w:name="_Toc110954056"/>
+      <w:bookmarkStart w:id="1" w:name="_Toc117094052"/>
       <w:r>
         <w:rPr>
           <w:rFonts w:ascii="游明朝 Demibold" w:eastAsia="游明朝 Demibold" w:hAnsi="游明朝 Demibold" w:hint="eastAsia"/>
@@ -1044,12 +1116,10 @@
       <w:bookmarkEnd w:id="1"/>
     </w:p>
     <w:p>
-      <w:r>
-        <w:rPr>
-          <w:rFonts w:hint="eastAsia"/>
-        </w:rPr>
-        <w:t xml:space="preserve">　</w:t>
-      </w:r>
+      <w:pPr>
+        <w:ind w:firstLineChars="100" w:firstLine="200"/>
+        <w:jc w:val="both"/>
+      </w:pPr>
       <w:proofErr w:type="spellStart"/>
       <w:r>
         <w:t>everGPIB</w:t>
@@ -1252,7 +1322,6 @@
           <w:szCs w:val="24"/>
         </w:rPr>
       </w:pPr>
-      <w:bookmarkStart w:id="2" w:name="_Toc110954057"/>
       <w:r>
         <w:rPr>
           <w:rFonts w:ascii="游明朝 Demibold" w:eastAsia="游明朝 Demibold" w:hAnsi="游明朝 Demibold"/>
@@ -1271,6 +1340,7 @@
           <w:szCs w:val="24"/>
         </w:rPr>
       </w:pPr>
+      <w:bookmarkStart w:id="2" w:name="_Toc117094053"/>
       <w:r>
         <w:rPr>
           <w:noProof/>
@@ -2244,20 +2314,6 @@
         </w:rPr>
         <w:t>電源ランプ</w:t>
       </w:r>
-    </w:p>
-    <w:p>
-      <w:r>
-        <w:rPr>
-          <w:rFonts w:hint="eastAsia"/>
-        </w:rPr>
-        <w:t>②：</w:t>
-      </w:r>
-      <w:r>
-        <w:rPr>
-          <w:rFonts w:hint="eastAsia"/>
-        </w:rPr>
-        <w:t>GPIBコネクタ</w:t>
-      </w:r>
       <w:r>
         <w:rPr>
           <w:rFonts w:hint="eastAsia"/>
@@ -2272,14 +2328,29 @@
           <w:sz w:val="12"/>
           <w:szCs w:val="12"/>
         </w:rPr>
-        <w:t>アンフェノール フルピッチ</w:t>
-      </w:r>
-      <w:r>
-        <w:rPr>
+        <w:t>通電時に緑点灯</w:t>
+      </w:r>
+      <w:r>
+        <w:rPr>
+          <w:rFonts w:hint="eastAsia"/>
           <w:sz w:val="12"/>
           <w:szCs w:val="12"/>
         </w:rPr>
-        <w:t xml:space="preserve"> </w:t>
+        <w:t>）</w:t>
+      </w:r>
+    </w:p>
+    <w:p>
+      <w:r>
+        <w:rPr>
+          <w:rFonts w:hint="eastAsia"/>
+        </w:rPr>
+        <w:t>②：</w:t>
+      </w:r>
+      <w:r>
+        <w:rPr>
+          <w:rFonts w:hint="eastAsia"/>
+        </w:rPr>
+        <w:t>GPIBコネクタ</w:t>
       </w:r>
       <w:r>
         <w:rPr>
@@ -2287,7 +2358,7 @@
           <w:sz w:val="12"/>
           <w:szCs w:val="12"/>
         </w:rPr>
-        <w:t>24</w:t>
+        <w:t>（</w:t>
       </w:r>
       <w:r>
         <w:rPr>
@@ -2295,15 +2366,14 @@
           <w:sz w:val="12"/>
           <w:szCs w:val="12"/>
         </w:rPr>
-        <w:t xml:space="preserve">ピン </w:t>
-      </w:r>
-      <w:r>
-        <w:rPr>
-          <w:rFonts w:hint="eastAsia"/>
+        <w:t>アンフェノール フルピッチ</w:t>
+      </w:r>
+      <w:r>
+        <w:rPr>
           <w:sz w:val="12"/>
           <w:szCs w:val="12"/>
         </w:rPr>
-        <w:t>プラグ</w:t>
+        <w:t xml:space="preserve"> </w:t>
       </w:r>
       <w:r>
         <w:rPr>
@@ -2311,6 +2381,30 @@
           <w:sz w:val="12"/>
           <w:szCs w:val="12"/>
         </w:rPr>
+        <w:t>24</w:t>
+      </w:r>
+      <w:r>
+        <w:rPr>
+          <w:rFonts w:hint="eastAsia"/>
+          <w:sz w:val="12"/>
+          <w:szCs w:val="12"/>
+        </w:rPr>
+        <w:t xml:space="preserve">ピン </w:t>
+      </w:r>
+      <w:r>
+        <w:rPr>
+          <w:rFonts w:hint="eastAsia"/>
+          <w:sz w:val="12"/>
+          <w:szCs w:val="12"/>
+        </w:rPr>
+        <w:t>プラグ</w:t>
+      </w:r>
+      <w:r>
+        <w:rPr>
+          <w:rFonts w:hint="eastAsia"/>
+          <w:sz w:val="12"/>
+          <w:szCs w:val="12"/>
+        </w:rPr>
         <w:t>）</w:t>
       </w:r>
     </w:p>
@@ -2325,7 +2419,13 @@
         <w:rPr>
           <w:rFonts w:hint="eastAsia"/>
         </w:rPr>
-        <w:t>GPIBコネクタ固定ネジ</w:t>
+        <w:t>装置取り付け</w:t>
+      </w:r>
+      <w:r>
+        <w:rPr>
+          <w:rFonts w:hint="eastAsia"/>
+        </w:rPr>
+        <w:t>ネジ</w:t>
       </w:r>
       <w:r>
         <w:rPr>
@@ -2649,16 +2749,19 @@
         <w:rPr>
           <w:rFonts w:hint="eastAsia"/>
         </w:rPr>
-        <w:t>G</w:t>
-      </w:r>
-      <w:r>
-        <w:t>PIB</w:t>
-      </w:r>
-      <w:r>
-        <w:rPr>
-          <w:rFonts w:hint="eastAsia"/>
-        </w:rPr>
-        <w:t>コネクタ固定ネジ</w:t>
+        <w:t>装置取り付け</w:t>
+      </w:r>
+      <w:r>
+        <w:rPr>
+          <w:rFonts w:hint="eastAsia"/>
+        </w:rPr>
+        <w:t>ネジ</w:t>
+      </w:r>
+      <w:r>
+        <w:rPr>
+          <w:rFonts w:hint="eastAsia"/>
+        </w:rPr>
+        <w:t>回し</w:t>
       </w:r>
       <w:r>
         <w:rPr>
@@ -2710,7 +2813,7 @@
           <w:szCs w:val="24"/>
         </w:rPr>
       </w:pPr>
-      <w:bookmarkStart w:id="4" w:name="_Toc110954058"/>
+      <w:bookmarkStart w:id="4" w:name="_Toc117094054"/>
       <w:r>
         <w:rPr>
           <w:rFonts w:ascii="游明朝 Demibold" w:eastAsia="游明朝 Demibold" w:hAnsi="游明朝 Demibold" w:hint="eastAsia"/>
@@ -2736,7 +2839,6 @@
         </w:rPr>
         <w:t xml:space="preserve">　</w:t>
       </w:r>
-      <w:bookmarkEnd w:id="4"/>
       <w:r>
         <w:rPr>
           <w:rFonts w:ascii="游明朝 Demibold" w:eastAsia="游明朝 Demibold" w:hAnsi="游明朝 Demibold" w:hint="eastAsia"/>
@@ -2745,6 +2847,7 @@
         </w:rPr>
         <w:t>使用前の準備と使用方法</w:t>
       </w:r>
+      <w:bookmarkEnd w:id="4"/>
     </w:p>
     <w:p>
       <w:pPr>
@@ -2753,6 +2856,7 @@
           <w:rFonts w:ascii="游明朝 Demibold" w:eastAsia="游明朝 Demibold" w:hAnsi="游明朝 Demibold"/>
         </w:rPr>
       </w:pPr>
+      <w:bookmarkStart w:id="5" w:name="_Toc117094055"/>
       <w:r>
         <w:rPr>
           <w:rFonts w:ascii="游明朝 Demibold" w:eastAsia="游明朝 Demibold" w:hAnsi="游明朝 Demibold"/>
@@ -2771,10 +2875,12 @@
         </w:rPr>
         <w:t>使用前の準備</w:t>
       </w:r>
+      <w:bookmarkEnd w:id="5"/>
     </w:p>
     <w:p>
       <w:pPr>
         <w:ind w:firstLineChars="100" w:firstLine="200"/>
+        <w:jc w:val="both"/>
       </w:pPr>
       <w:proofErr w:type="spellStart"/>
       <w:r>
@@ -2809,6 +2915,7 @@
     <w:p>
       <w:pPr>
         <w:ind w:firstLineChars="100" w:firstLine="200"/>
+        <w:jc w:val="both"/>
       </w:pPr>
       <w:r>
         <w:rPr>
@@ -2825,9 +2932,7 @@
     </w:p>
     <w:p>
       <w:pPr>
-        <w:rPr>
-          <w:rFonts w:hint="eastAsia"/>
-        </w:rPr>
+        <w:jc w:val="both"/>
       </w:pPr>
     </w:p>
     <w:p>
@@ -2837,6 +2942,7 @@
           <w:rFonts w:ascii="游明朝 Demibold" w:eastAsia="游明朝 Demibold" w:hAnsi="游明朝 Demibold"/>
         </w:rPr>
       </w:pPr>
+      <w:bookmarkStart w:id="6" w:name="_Toc117094056"/>
       <w:r>
         <w:rPr>
           <w:rFonts w:ascii="游明朝 Demibold" w:eastAsia="游明朝 Demibold" w:hAnsi="游明朝 Demibold"/>
@@ -2865,18 +2971,14 @@
         <w:rPr>
           <w:rFonts w:ascii="游明朝 Demibold" w:eastAsia="游明朝 Demibold" w:hAnsi="游明朝 Demibold" w:hint="eastAsia"/>
         </w:rPr>
-        <w:t>使用</w:t>
-      </w:r>
-      <w:r>
-        <w:rPr>
-          <w:rFonts w:ascii="游明朝 Demibold" w:eastAsia="游明朝 Demibold" w:hAnsi="游明朝 Demibold" w:hint="eastAsia"/>
-        </w:rPr>
-        <w:t>方法</w:t>
-      </w:r>
+        <w:t>使用方法</w:t>
+      </w:r>
+      <w:bookmarkEnd w:id="6"/>
     </w:p>
     <w:p>
       <w:pPr>
         <w:ind w:firstLineChars="100" w:firstLine="200"/>
+        <w:jc w:val="both"/>
       </w:pPr>
       <w:proofErr w:type="spellStart"/>
       <w:r>
@@ -2938,6 +3040,7 @@
     <w:p>
       <w:pPr>
         <w:ind w:firstLineChars="100" w:firstLine="200"/>
+        <w:jc w:val="both"/>
       </w:pPr>
       <w:r>
         <w:rPr>
@@ -2997,9 +3100,7 @@
     <w:p>
       <w:pPr>
         <w:ind w:firstLineChars="100" w:firstLine="200"/>
-        <w:rPr>
-          <w:rFonts w:hint="eastAsia"/>
-        </w:rPr>
+        <w:jc w:val="both"/>
       </w:pPr>
       <w:proofErr w:type="spellStart"/>
       <w:r>
@@ -3033,16 +3134,22 @@
         <w:rPr>
           <w:rFonts w:hint="eastAsia"/>
         </w:rPr>
-        <w:t>を取り外す。</w:t>
-      </w:r>
-    </w:p>
-    <w:p>
-      <w:pPr>
-        <w:rPr>
-          <w:rFonts w:hint="eastAsia"/>
-        </w:rPr>
-      </w:pPr>
-    </w:p>
+        <w:t>を取り外す</w:t>
+      </w:r>
+      <w:r>
+        <w:rPr>
+          <w:rFonts w:hint="eastAsia"/>
+        </w:rPr>
+        <w:t>こと</w:t>
+      </w:r>
+      <w:r>
+        <w:rPr>
+          <w:rFonts w:hint="eastAsia"/>
+        </w:rPr>
+        <w:t>。</w:t>
+      </w:r>
+    </w:p>
+    <w:p/>
     <w:p>
       <w:r>
         <w:br w:type="page"/>
@@ -3068,7 +3175,7 @@
           <w:szCs w:val="24"/>
         </w:rPr>
       </w:pPr>
-      <w:bookmarkStart w:id="5" w:name="_Toc110954059"/>
+      <w:bookmarkStart w:id="7" w:name="_Toc117094057"/>
       <w:r>
         <w:rPr>
           <w:rFonts w:ascii="游明朝 Demibold" w:eastAsia="游明朝 Demibold" w:hAnsi="游明朝 Demibold" w:hint="eastAsia"/>
@@ -3093,7 +3200,6 @@
         </w:rPr>
         <w:t xml:space="preserve">　</w:t>
       </w:r>
-      <w:bookmarkEnd w:id="5"/>
       <w:r>
         <w:rPr>
           <w:rFonts w:ascii="游明朝 Demibold" w:eastAsia="游明朝 Demibold" w:hAnsi="游明朝 Demibold" w:hint="eastAsia"/>
@@ -3134,6 +3240,7 @@
         </w:rPr>
         <w:t>方法</w:t>
       </w:r>
+      <w:bookmarkEnd w:id="7"/>
     </w:p>
     <w:p>
       <w:pPr>
@@ -3142,7 +3249,7 @@
           <w:rFonts w:ascii="游明朝 Demibold" w:eastAsia="游明朝 Demibold" w:hAnsi="游明朝 Demibold"/>
         </w:rPr>
       </w:pPr>
-      <w:bookmarkStart w:id="6" w:name="_Toc110954060"/>
+      <w:bookmarkStart w:id="8" w:name="_Toc117094058"/>
       <w:r>
         <w:rPr>
           <w:rFonts w:ascii="游明朝 Demibold" w:eastAsia="游明朝 Demibold" w:hAnsi="游明朝 Demibold"/>
@@ -3155,7 +3262,6 @@
         </w:rPr>
         <w:t xml:space="preserve">.１.　</w:t>
       </w:r>
-      <w:bookmarkEnd w:id="6"/>
       <w:r>
         <w:rPr>
           <w:rFonts w:ascii="游明朝 Demibold" w:eastAsia="游明朝 Demibold" w:hAnsi="游明朝 Demibold" w:hint="eastAsia"/>
@@ -3186,6 +3292,7 @@
         </w:rPr>
         <w:t>接続</w:t>
       </w:r>
+      <w:bookmarkEnd w:id="8"/>
     </w:p>
     <w:p>
       <w:pPr>
@@ -3194,6 +3301,7 @@
           <w:ilvl w:val="0"/>
           <w:numId w:val="14"/>
         </w:numPr>
+        <w:jc w:val="both"/>
       </w:pPr>
       <w:proofErr w:type="spellStart"/>
       <w:r>
@@ -3213,13 +3321,7 @@
         <w:rPr>
           <w:rFonts w:hint="eastAsia"/>
         </w:rPr>
-        <w:t>を「データ通信用USBケーブル」で接続する</w:t>
-      </w:r>
-      <w:r>
-        <w:rPr>
-          <w:rFonts w:hint="eastAsia"/>
-        </w:rPr>
-        <w:t>。</w:t>
+        <w:t>を「データ通信用USBケーブル」で接続する。</w:t>
       </w:r>
     </w:p>
     <w:p>
@@ -3229,6 +3331,7 @@
           <w:ilvl w:val="0"/>
           <w:numId w:val="7"/>
         </w:numPr>
+        <w:jc w:val="both"/>
       </w:pPr>
       <w:proofErr w:type="spellStart"/>
       <w:r>
@@ -3239,13 +3342,7 @@
         <w:rPr>
           <w:rFonts w:hint="eastAsia"/>
         </w:rPr>
-        <w:t>の電源ランプが緑点灯するのを確認する</w:t>
-      </w:r>
-      <w:r>
-        <w:rPr>
-          <w:rFonts w:hint="eastAsia"/>
-        </w:rPr>
-        <w:t>。</w:t>
+        <w:t>の電源ランプが緑点灯するのを確認する。</w:t>
       </w:r>
     </w:p>
     <w:p>
@@ -3255,6 +3352,7 @@
           <w:ilvl w:val="0"/>
           <w:numId w:val="7"/>
         </w:numPr>
+        <w:jc w:val="both"/>
       </w:pPr>
       <w:r>
         <w:rPr>
@@ -3287,7 +3385,19 @@
         <w:rPr>
           <w:rFonts w:hint="eastAsia"/>
         </w:rPr>
-        <w:t>」が認識されていることと、そのCOMポート番号を確認する。</w:t>
+        <w:t>」が認識されていることと、そのCOMポート番号を確認する</w:t>
+      </w:r>
+      <w:r>
+        <w:rPr>
+          <w:rFonts w:hint="eastAsia"/>
+        </w:rPr>
+        <w:t>（下図では14）</w:t>
+      </w:r>
+      <w:r>
+        <w:rPr>
+          <w:rFonts w:hint="eastAsia"/>
+        </w:rPr>
+        <w:t>。</w:t>
       </w:r>
     </w:p>
     <w:p>
@@ -3301,6 +3411,9 @@
         <w:jc w:val="center"/>
       </w:pPr>
       <w:r>
+        <w:rPr>
+          <w:noProof/>
+        </w:rPr>
         <w:drawing>
           <wp:inline distT="0" distB="0" distL="0" distR="0" wp14:anchorId="7A92F11D" wp14:editId="716CAC05">
             <wp:extent cx="2197518" cy="2062886"/>
@@ -3345,6 +3458,7 @@
           <w:ilvl w:val="0"/>
           <w:numId w:val="7"/>
         </w:numPr>
+        <w:jc w:val="both"/>
       </w:pPr>
       <w:r>
         <w:rPr>
@@ -3508,7 +3622,7 @@
           <w:rFonts w:ascii="游明朝 Demibold" w:eastAsia="游明朝 Demibold" w:hAnsi="游明朝 Demibold"/>
         </w:rPr>
       </w:pPr>
-      <w:bookmarkStart w:id="7" w:name="_Toc110954061"/>
+      <w:bookmarkStart w:id="9" w:name="_Toc117094059"/>
       <w:r>
         <w:rPr>
           <w:rFonts w:ascii="游明朝 Demibold" w:eastAsia="游明朝 Demibold" w:hAnsi="游明朝 Demibold"/>
@@ -3522,21 +3636,760 @@
         </w:rPr>
         <w:t xml:space="preserve">.２.　</w:t>
       </w:r>
-      <w:bookmarkEnd w:id="7"/>
       <w:r>
         <w:rPr>
           <w:rFonts w:ascii="游明朝 Demibold" w:eastAsia="游明朝 Demibold" w:hAnsi="游明朝 Demibold" w:hint="eastAsia"/>
         </w:rPr>
         <w:t>本体設定のためのコマンド</w:t>
       </w:r>
+      <w:bookmarkEnd w:id="9"/>
     </w:p>
     <w:p>
       <w:pPr>
         <w:ind w:firstLineChars="100" w:firstLine="200"/>
-      </w:pPr>
+        <w:jc w:val="both"/>
+      </w:pPr>
+      <w:r>
+        <w:rPr>
+          <w:rFonts w:hint="eastAsia"/>
+        </w:rPr>
+        <w:t>前述したシリアル通信ソフトにて本体設定の確認と設定をおこなう</w:t>
+      </w:r>
+      <w:r>
+        <w:rPr>
+          <w:rFonts w:hint="eastAsia"/>
+        </w:rPr>
+        <w:t>。</w:t>
+      </w:r>
+      <w:r>
+        <w:rPr>
+          <w:rFonts w:hint="eastAsia"/>
+        </w:rPr>
+        <w:t>確認と設定をおこなう</w:t>
+      </w:r>
+      <w:r>
+        <w:rPr>
+          <w:rFonts w:hint="eastAsia"/>
+        </w:rPr>
+        <w:t>コマンド</w:t>
+      </w:r>
+      <w:r>
+        <w:rPr>
+          <w:rFonts w:hint="eastAsia"/>
+        </w:rPr>
+        <w:t>を以下に記す。コマンドは</w:t>
+      </w:r>
+      <w:r>
+        <w:rPr>
+          <w:rFonts w:hint="eastAsia"/>
+        </w:rPr>
+        <w:t>オプション含めて大文字小文字の識別をおこなわない</w:t>
+      </w:r>
+      <w:r>
+        <w:rPr>
+          <w:rFonts w:hint="eastAsia"/>
+        </w:rPr>
+        <w:t>。</w:t>
+      </w:r>
+      <w:r>
+        <w:rPr>
+          <w:rFonts w:hint="eastAsia"/>
+        </w:rPr>
+        <w:t>オプションはコマンドと</w:t>
+      </w:r>
+      <w:r>
+        <w:rPr>
+          <w:rFonts w:hint="eastAsia"/>
+        </w:rPr>
+        <w:t>は</w:t>
+      </w:r>
+      <w:r>
+        <w:rPr>
+          <w:rFonts w:hint="eastAsia"/>
+        </w:rPr>
+        <w:t>１つ以上の空白文字で区切ること。</w:t>
+      </w:r>
+    </w:p>
+    <w:p>
+      <w:pPr>
+        <w:ind w:firstLineChars="100" w:firstLine="200"/>
+        <w:jc w:val="both"/>
+        <w:rPr>
+          <w:rFonts w:hint="eastAsia"/>
+        </w:rPr>
+      </w:pPr>
+    </w:p>
+    <w:p>
+      <w:pPr>
+        <w:pStyle w:val="12"/>
+      </w:pPr>
+      <w:r>
+        <w:t xml:space="preserve"> </w:t>
+      </w:r>
+      <w:r>
+        <w:t>?IPA</w:t>
+      </w:r>
+    </w:p>
+    <w:p>
+      <w:pPr>
+        <w:spacing w:after="360"/>
+        <w:ind w:leftChars="213" w:left="426" w:firstLineChars="70" w:firstLine="140"/>
+        <w:jc w:val="both"/>
+        <w:rPr>
+          <w:rFonts w:hint="eastAsia"/>
+        </w:rPr>
+      </w:pPr>
+      <w:r>
+        <w:rPr>
+          <w:rFonts w:hint="eastAsia"/>
+        </w:rPr>
+        <w:t>本体に設定されているIPアドレスを表示する。</w:t>
+      </w:r>
+    </w:p>
+    <w:p>
+      <w:pPr>
+        <w:pStyle w:val="afc"/>
+      </w:pPr>
+      <w:r>
+        <w:t xml:space="preserve"> </w:t>
+      </w:r>
+      <w:r>
+        <w:t>!</w:t>
+      </w:r>
+      <w:r>
+        <w:t>IPA</w:t>
+      </w:r>
+    </w:p>
+    <w:p>
+      <w:pPr>
+        <w:ind w:leftChars="213" w:left="426" w:firstLineChars="70" w:firstLine="140"/>
+        <w:jc w:val="both"/>
+      </w:pPr>
+      <w:r>
+        <w:rPr>
+          <w:rFonts w:hint="eastAsia"/>
+        </w:rPr>
+        <w:t>オプションで指定された</w:t>
+      </w:r>
+      <w:r>
+        <w:rPr>
+          <w:rFonts w:hint="eastAsia"/>
+        </w:rPr>
+        <w:t>IPアドレスを</w:t>
+      </w:r>
+      <w:r>
+        <w:rPr>
+          <w:rFonts w:hint="eastAsia"/>
+        </w:rPr>
+        <w:t>本体に設定する</w:t>
+      </w:r>
+      <w:r>
+        <w:rPr>
+          <w:rFonts w:hint="eastAsia"/>
+        </w:rPr>
+        <w:t>。</w:t>
+      </w:r>
+      <w:r>
+        <w:rPr>
+          <w:rFonts w:hint="eastAsia"/>
+        </w:rPr>
+        <w:t>オプションの形式は「</w:t>
+      </w:r>
+      <w:r>
+        <w:rPr>
+          <w:rFonts w:ascii="Courier New" w:hAnsi="Courier New" w:cs="Courier New"/>
+        </w:rPr>
+        <w:t>%</w:t>
+      </w:r>
       <w:proofErr w:type="spellStart"/>
       <w:r>
         <w:rPr>
+          <w:rFonts w:ascii="Courier New" w:hAnsi="Courier New" w:cs="Courier New"/>
+        </w:rPr>
+        <w:t>d.%d.%d.%d</w:t>
+      </w:r>
+      <w:proofErr w:type="spellEnd"/>
+      <w:r>
+        <w:rPr>
+          <w:rFonts w:hint="eastAsia"/>
+        </w:rPr>
+        <w:t>」とする。</w:t>
+      </w:r>
+    </w:p>
+    <w:p>
+      <w:pPr>
+        <w:spacing w:after="360"/>
+        <w:ind w:leftChars="213" w:left="426" w:firstLineChars="70" w:firstLine="140"/>
+        <w:jc w:val="both"/>
+        <w:rPr>
+          <w:rFonts w:hint="eastAsia"/>
+        </w:rPr>
+      </w:pPr>
+      <w:r>
+        <w:rPr>
+          <w:rFonts w:ascii="游ゴシック" w:eastAsia="游ゴシック" w:hAnsi="游ゴシック" w:hint="eastAsia"/>
+          <w:b/>
+          <w:bCs/>
+        </w:rPr>
+        <w:t>例：</w:t>
+      </w:r>
+      <w:r>
+        <w:rPr>
+          <w:rFonts w:hint="eastAsia"/>
+        </w:rPr>
+        <w:t xml:space="preserve"> </w:t>
+      </w:r>
+      <w:r>
+        <w:rPr>
+          <w:rFonts w:ascii="Courier New" w:hAnsi="Courier New" w:cs="Courier New"/>
+        </w:rPr>
+        <w:t>!IPA 192.168.0.1</w:t>
+      </w:r>
+    </w:p>
+    <w:p>
+      <w:pPr>
+        <w:pStyle w:val="afc"/>
+      </w:pPr>
+      <w:r>
+        <w:t xml:space="preserve"> </w:t>
+      </w:r>
+      <w:r>
+        <w:t>?</w:t>
+      </w:r>
+      <w:r>
+        <w:t>MAC</w:t>
+      </w:r>
+    </w:p>
+    <w:p>
+      <w:pPr>
+        <w:spacing w:after="360"/>
+        <w:ind w:leftChars="213" w:left="426" w:firstLineChars="70" w:firstLine="140"/>
+        <w:jc w:val="both"/>
+        <w:rPr>
+          <w:rFonts w:hint="eastAsia"/>
+        </w:rPr>
+      </w:pPr>
+      <w:r>
+        <w:rPr>
+          <w:rFonts w:hint="eastAsia"/>
+        </w:rPr>
+        <w:t>本体に設定されている</w:t>
+      </w:r>
+      <w:r>
+        <w:t>MAC</w:t>
+      </w:r>
+      <w:r>
+        <w:rPr>
+          <w:rFonts w:hint="eastAsia"/>
+        </w:rPr>
+        <w:t>アドレスを表示する。</w:t>
+      </w:r>
+    </w:p>
+    <w:p>
+      <w:pPr>
+        <w:pStyle w:val="afc"/>
+      </w:pPr>
+      <w:r>
+        <w:t xml:space="preserve"> !</w:t>
+      </w:r>
+      <w:r>
+        <w:t>MAC</w:t>
+      </w:r>
+    </w:p>
+    <w:p>
+      <w:pPr>
+        <w:ind w:leftChars="213" w:left="426" w:firstLineChars="70" w:firstLine="140"/>
+        <w:jc w:val="both"/>
+      </w:pPr>
+      <w:r>
+        <w:rPr>
+          <w:rFonts w:hint="eastAsia"/>
+        </w:rPr>
+        <w:t>オプションで指定された</w:t>
+      </w:r>
+      <w:r>
+        <w:t>MAC</w:t>
+      </w:r>
+      <w:r>
+        <w:rPr>
+          <w:rFonts w:hint="eastAsia"/>
+        </w:rPr>
+        <w:t>アドレスを本体に設定する。オプションの形式は「</w:t>
+      </w:r>
+      <w:r>
+        <w:rPr>
+          <w:rFonts w:ascii="Courier New" w:hAnsi="Courier New" w:cs="Courier New"/>
+        </w:rPr>
+        <w:t>%</w:t>
+      </w:r>
+      <w:r>
+        <w:rPr>
+          <w:rFonts w:ascii="Courier New" w:hAnsi="Courier New" w:cs="Courier New"/>
+        </w:rPr>
+        <w:t>02X:</w:t>
+      </w:r>
+      <w:r>
+        <w:rPr>
+          <w:rFonts w:ascii="Courier New" w:hAnsi="Courier New" w:cs="Courier New"/>
+        </w:rPr>
+        <w:t xml:space="preserve"> </w:t>
+      </w:r>
+      <w:r>
+        <w:rPr>
+          <w:rFonts w:ascii="Courier New" w:hAnsi="Courier New" w:cs="Courier New"/>
+        </w:rPr>
+        <w:t>%</w:t>
+      </w:r>
+      <w:r>
+        <w:rPr>
+          <w:rFonts w:ascii="Courier New" w:hAnsi="Courier New" w:cs="Courier New"/>
+        </w:rPr>
+        <w:t>02X:</w:t>
+      </w:r>
+      <w:r>
+        <w:rPr>
+          <w:rFonts w:ascii="Courier New" w:hAnsi="Courier New" w:cs="Courier New"/>
+        </w:rPr>
+        <w:t xml:space="preserve"> </w:t>
+      </w:r>
+      <w:r>
+        <w:rPr>
+          <w:rFonts w:ascii="Courier New" w:hAnsi="Courier New" w:cs="Courier New"/>
+        </w:rPr>
+        <w:t>%</w:t>
+      </w:r>
+      <w:r>
+        <w:rPr>
+          <w:rFonts w:ascii="Courier New" w:hAnsi="Courier New" w:cs="Courier New"/>
+        </w:rPr>
+        <w:t>02X:</w:t>
+      </w:r>
+      <w:r>
+        <w:rPr>
+          <w:rFonts w:ascii="Courier New" w:hAnsi="Courier New" w:cs="Courier New"/>
+        </w:rPr>
+        <w:t xml:space="preserve"> </w:t>
+      </w:r>
+      <w:r>
+        <w:rPr>
+          <w:rFonts w:ascii="Courier New" w:hAnsi="Courier New" w:cs="Courier New"/>
+        </w:rPr>
+        <w:t>%</w:t>
+      </w:r>
+      <w:r>
+        <w:rPr>
+          <w:rFonts w:ascii="Courier New" w:hAnsi="Courier New" w:cs="Courier New"/>
+        </w:rPr>
+        <w:t>02X:</w:t>
+      </w:r>
+      <w:r>
+        <w:rPr>
+          <w:rFonts w:ascii="Courier New" w:hAnsi="Courier New" w:cs="Courier New"/>
+        </w:rPr>
+        <w:t xml:space="preserve"> </w:t>
+      </w:r>
+      <w:r>
+        <w:rPr>
+          <w:rFonts w:ascii="Courier New" w:hAnsi="Courier New" w:cs="Courier New"/>
+        </w:rPr>
+        <w:t>%</w:t>
+      </w:r>
+      <w:r>
+        <w:rPr>
+          <w:rFonts w:ascii="Courier New" w:hAnsi="Courier New" w:cs="Courier New"/>
+        </w:rPr>
+        <w:t>02X:</w:t>
+      </w:r>
+      <w:r>
+        <w:rPr>
+          <w:rFonts w:ascii="Courier New" w:hAnsi="Courier New" w:cs="Courier New"/>
+        </w:rPr>
+        <w:t xml:space="preserve"> </w:t>
+      </w:r>
+      <w:r>
+        <w:rPr>
+          <w:rFonts w:ascii="Courier New" w:hAnsi="Courier New" w:cs="Courier New"/>
+        </w:rPr>
+        <w:t>%</w:t>
+      </w:r>
+      <w:r>
+        <w:rPr>
+          <w:rFonts w:ascii="Courier New" w:hAnsi="Courier New" w:cs="Courier New"/>
+        </w:rPr>
+        <w:t>02X</w:t>
+      </w:r>
+      <w:r>
+        <w:rPr>
+          <w:rFonts w:hint="eastAsia"/>
+        </w:rPr>
+        <w:t>」とする。</w:t>
+      </w:r>
+    </w:p>
+    <w:p>
+      <w:pPr>
+        <w:spacing w:after="360"/>
+        <w:ind w:leftChars="213" w:left="426" w:firstLineChars="70" w:firstLine="140"/>
+        <w:jc w:val="both"/>
+        <w:rPr>
+          <w:rFonts w:ascii="Courier New" w:hAnsi="Courier New" w:cs="Courier New"/>
+        </w:rPr>
+      </w:pPr>
+      <w:r>
+        <w:rPr>
+          <w:rFonts w:ascii="游ゴシック" w:eastAsia="游ゴシック" w:hAnsi="游ゴシック" w:hint="eastAsia"/>
+          <w:b/>
+          <w:bCs/>
+        </w:rPr>
+        <w:t>例：</w:t>
+      </w:r>
+      <w:r>
+        <w:rPr>
+          <w:rFonts w:hint="eastAsia"/>
+        </w:rPr>
+        <w:t xml:space="preserve"> </w:t>
+      </w:r>
+      <w:r>
+        <w:rPr>
+          <w:rFonts w:ascii="Courier New" w:hAnsi="Courier New" w:cs="Courier New"/>
+        </w:rPr>
+        <w:t>!</w:t>
+      </w:r>
+      <w:r>
+        <w:rPr>
+          <w:rFonts w:ascii="Courier New" w:hAnsi="Courier New" w:cs="Courier New"/>
+        </w:rPr>
+        <w:t>MAC</w:t>
+      </w:r>
+      <w:r>
+        <w:rPr>
+          <w:rFonts w:ascii="Courier New" w:hAnsi="Courier New" w:cs="Courier New"/>
+        </w:rPr>
+        <w:t xml:space="preserve"> </w:t>
+      </w:r>
+      <w:r>
+        <w:rPr>
+          <w:rFonts w:ascii="Courier New" w:hAnsi="Courier New" w:cs="Courier New"/>
+        </w:rPr>
+        <w:t>FE:FF:00:00:00:01</w:t>
+      </w:r>
+    </w:p>
+    <w:p>
+      <w:pPr>
+        <w:pStyle w:val="afc"/>
+      </w:pPr>
+      <w:r>
+        <w:t xml:space="preserve"> </w:t>
+      </w:r>
+      <w:r>
+        <w:t>?</w:t>
+      </w:r>
+      <w:r>
+        <w:t>TAD</w:t>
+      </w:r>
+    </w:p>
+    <w:p>
+      <w:pPr>
+        <w:ind w:leftChars="213" w:left="426" w:firstLineChars="70" w:firstLine="140"/>
+        <w:jc w:val="both"/>
+      </w:pPr>
+      <w:r>
+        <w:rPr>
+          <w:rFonts w:hint="eastAsia"/>
+        </w:rPr>
+        <w:t>本体に設定されている</w:t>
+      </w:r>
+      <w:r>
+        <w:rPr>
+          <w:rFonts w:hint="eastAsia"/>
+        </w:rPr>
+        <w:t>デフォルトターゲットGPIB</w:t>
+      </w:r>
+      <w:r>
+        <w:rPr>
+          <w:rFonts w:hint="eastAsia"/>
+        </w:rPr>
+        <w:t>アドレスを表示する。</w:t>
+      </w:r>
+    </w:p>
+    <w:p>
+      <w:pPr>
+        <w:spacing w:after="360"/>
+        <w:ind w:leftChars="213" w:left="426" w:firstLineChars="70" w:firstLine="140"/>
+        <w:jc w:val="both"/>
+      </w:pPr>
+      <w:r>
+        <w:rPr>
+          <w:rFonts w:hint="eastAsia"/>
+        </w:rPr>
+        <w:t>デフォルトターゲットGPIBアドレス</w:t>
+      </w:r>
+      <w:r>
+        <w:rPr>
+          <w:rFonts w:hint="eastAsia"/>
+        </w:rPr>
+        <w:t>とは、後述するTCP</w:t>
+      </w:r>
+      <w:r>
+        <w:t>/IP</w:t>
+      </w:r>
+      <w:r>
+        <w:rPr>
+          <w:rFonts w:hint="eastAsia"/>
+        </w:rPr>
+        <w:t>接続での制御コマンドにおいて、</w:t>
+      </w:r>
+      <w:r>
+        <w:rPr>
+          <w:rFonts w:hint="eastAsia"/>
+        </w:rPr>
+        <w:t>【</w:t>
+      </w:r>
+      <w:r>
+        <w:rPr>
+          <w:rFonts w:hint="eastAsia"/>
+        </w:rPr>
+        <w:t>制御対象GPIBアドレス指定</w:t>
+      </w:r>
+      <w:r>
+        <w:rPr>
+          <w:rFonts w:hint="eastAsia"/>
+        </w:rPr>
+        <w:t>】</w:t>
+      </w:r>
+      <w:r>
+        <w:rPr>
+          <w:rFonts w:hint="eastAsia"/>
+        </w:rPr>
+        <w:t>が省略された場合に自動補完されるアドレスである。</w:t>
+      </w:r>
+    </w:p>
+    <w:p>
+      <w:pPr>
+        <w:spacing w:after="360"/>
+        <w:ind w:leftChars="213" w:left="426" w:firstLineChars="70" w:firstLine="140"/>
+        <w:jc w:val="both"/>
+        <w:rPr>
+          <w:rFonts w:hint="eastAsia"/>
+        </w:rPr>
+      </w:pPr>
+    </w:p>
+    <w:p>
+      <w:pPr>
+        <w:pStyle w:val="afc"/>
+      </w:pPr>
+      <w:r>
+        <w:lastRenderedPageBreak/>
+        <w:t xml:space="preserve"> !</w:t>
+      </w:r>
+      <w:r>
+        <w:t>TAD</w:t>
+      </w:r>
+    </w:p>
+    <w:p>
+      <w:pPr>
+        <w:ind w:leftChars="213" w:left="426" w:firstLineChars="70" w:firstLine="140"/>
+        <w:jc w:val="both"/>
+      </w:pPr>
+      <w:r>
+        <w:rPr>
+          <w:rFonts w:hint="eastAsia"/>
+        </w:rPr>
+        <w:t>オプションで指定された</w:t>
+      </w:r>
+      <w:r>
+        <w:t>GPIB</w:t>
+      </w:r>
+      <w:r>
+        <w:rPr>
+          <w:rFonts w:hint="eastAsia"/>
+        </w:rPr>
+        <w:t>アドレスをデフォルトターゲットGPIBアドレス</w:t>
+      </w:r>
+      <w:r>
+        <w:rPr>
+          <w:rFonts w:hint="eastAsia"/>
+        </w:rPr>
+        <w:t>として</w:t>
+      </w:r>
+      <w:r>
+        <w:rPr>
+          <w:rFonts w:hint="eastAsia"/>
+        </w:rPr>
+        <w:t>本体に設定する。オプションの形式は「</w:t>
+      </w:r>
+      <w:r>
+        <w:rPr>
+          <w:rFonts w:ascii="Courier New" w:hAnsi="Courier New" w:cs="Courier New"/>
+        </w:rPr>
+        <w:t>%d</w:t>
+      </w:r>
+      <w:r>
+        <w:rPr>
+          <w:rFonts w:hint="eastAsia"/>
+        </w:rPr>
+        <w:t>」とする。</w:t>
+      </w:r>
+    </w:p>
+    <w:p>
+      <w:pPr>
+        <w:spacing w:after="360"/>
+        <w:ind w:leftChars="213" w:left="426" w:firstLineChars="70" w:firstLine="140"/>
+        <w:jc w:val="both"/>
+        <w:rPr>
+          <w:rFonts w:ascii="Courier New" w:hAnsi="Courier New" w:cs="Courier New"/>
+        </w:rPr>
+      </w:pPr>
+      <w:r>
+        <w:rPr>
+          <w:rFonts w:ascii="游ゴシック" w:eastAsia="游ゴシック" w:hAnsi="游ゴシック" w:hint="eastAsia"/>
+          <w:b/>
+          <w:bCs/>
+        </w:rPr>
+        <w:t>例：</w:t>
+      </w:r>
+      <w:r>
+        <w:rPr>
+          <w:rFonts w:hint="eastAsia"/>
+        </w:rPr>
+        <w:t xml:space="preserve"> </w:t>
+      </w:r>
+      <w:r>
+        <w:rPr>
+          <w:rFonts w:ascii="Courier New" w:hAnsi="Courier New" w:cs="Courier New"/>
+        </w:rPr>
+        <w:t>!</w:t>
+      </w:r>
+      <w:r>
+        <w:rPr>
+          <w:rFonts w:ascii="Courier New" w:hAnsi="Courier New" w:cs="Courier New"/>
+        </w:rPr>
+        <w:t>TAD</w:t>
+      </w:r>
+      <w:r>
+        <w:rPr>
+          <w:rFonts w:ascii="Courier New" w:hAnsi="Courier New" w:cs="Courier New"/>
+        </w:rPr>
+        <w:t xml:space="preserve"> </w:t>
+      </w:r>
+      <w:r>
+        <w:rPr>
+          <w:rFonts w:ascii="Courier New" w:hAnsi="Courier New" w:cs="Courier New"/>
+        </w:rPr>
+        <w:t>23</w:t>
+      </w:r>
+    </w:p>
+    <w:p>
+      <w:pPr>
+        <w:pStyle w:val="afc"/>
+      </w:pPr>
+      <w:r>
+        <w:t xml:space="preserve"> </w:t>
+      </w:r>
+      <w:r>
+        <w:t>?TER</w:t>
+      </w:r>
+    </w:p>
+    <w:p>
+      <w:pPr>
+        <w:ind w:leftChars="213" w:left="426" w:firstLineChars="70" w:firstLine="140"/>
+        <w:jc w:val="both"/>
+      </w:pPr>
+      <w:r>
+        <w:rPr>
+          <w:rFonts w:hint="eastAsia"/>
+        </w:rPr>
+        <w:t>本体に設定されているデフォルト</w:t>
+      </w:r>
+      <w:r>
+        <w:rPr>
+          <w:rFonts w:hint="eastAsia"/>
+        </w:rPr>
+        <w:t>ターミネータ</w:t>
+      </w:r>
+      <w:r>
+        <w:rPr>
+          <w:rFonts w:hint="eastAsia"/>
+        </w:rPr>
+        <w:t>/</w:t>
+      </w:r>
+      <w:r>
+        <w:rPr>
+          <w:rFonts w:hint="eastAsia"/>
+        </w:rPr>
+        <w:t>EOI</w:t>
+      </w:r>
+      <w:r>
+        <w:rPr>
+          <w:rFonts w:hint="eastAsia"/>
+        </w:rPr>
+        <w:t>アサート設定</w:t>
+      </w:r>
+      <w:r>
+        <w:rPr>
+          <w:rFonts w:hint="eastAsia"/>
+        </w:rPr>
+        <w:t>を表示する。</w:t>
+      </w:r>
+      <w:r>
+        <w:rPr>
+          <w:rFonts w:hint="eastAsia"/>
+        </w:rPr>
+        <w:t>表示形式については【!</w:t>
+      </w:r>
+      <w:r>
+        <w:t>TER</w:t>
+      </w:r>
+      <w:r>
+        <w:rPr>
+          <w:rFonts w:hint="eastAsia"/>
+        </w:rPr>
+        <w:t>】を参照。</w:t>
+      </w:r>
+    </w:p>
+    <w:p>
+      <w:pPr>
+        <w:ind w:leftChars="213" w:left="426" w:firstLineChars="70" w:firstLine="140"/>
+        <w:jc w:val="both"/>
+      </w:pPr>
+      <w:r>
+        <w:rPr>
+          <w:rFonts w:hint="eastAsia"/>
+        </w:rPr>
+        <w:t>ターミネータ</w:t>
+      </w:r>
+      <w:r>
+        <w:rPr>
+          <w:rFonts w:hint="eastAsia"/>
+        </w:rPr>
+        <w:t>/</w:t>
+      </w:r>
+      <w:r>
+        <w:rPr>
+          <w:rFonts w:hint="eastAsia"/>
+        </w:rPr>
+        <w:t>EOI</w:t>
+      </w:r>
+      <w:r>
+        <w:rPr>
+          <w:rFonts w:hint="eastAsia"/>
+        </w:rPr>
+        <w:t>アサート</w:t>
+      </w:r>
+      <w:r>
+        <w:rPr>
+          <w:rFonts w:hint="eastAsia"/>
+        </w:rPr>
+        <w:t>と</w:t>
+      </w:r>
+      <w:r>
+        <w:rPr>
+          <w:rFonts w:hint="eastAsia"/>
+        </w:rPr>
+        <w:t>は、</w:t>
+      </w:r>
+      <w:proofErr w:type="spellStart"/>
+      <w:r>
+        <w:rPr>
           <w:rFonts w:hint="eastAsia"/>
         </w:rPr>
         <w:t>e</w:t>
@@ -3549,7 +4402,1514 @@
         <w:rPr>
           <w:rFonts w:hint="eastAsia"/>
         </w:rPr>
-        <w:t>を使用する前にはPCとUSB接続して本体設定の確認と設定をおこなうこと。特にMACアドレスはLAN内で一意なものであることをかならず確認・設定すること。</w:t>
+        <w:t>と制御対象装置の間でGPIBバスを介したコマンドおよびデータ文字列を送受信する際に用いられるものである（※T</w:t>
+      </w:r>
+      <w:r>
+        <w:t>CP/IP</w:t>
+      </w:r>
+      <w:r>
+        <w:rPr>
+          <w:rFonts w:hint="eastAsia"/>
+        </w:rPr>
+        <w:t>接続を介したホストPCと</w:t>
+      </w:r>
+      <w:proofErr w:type="spellStart"/>
+      <w:r>
+        <w:rPr>
+          <w:rFonts w:hint="eastAsia"/>
+        </w:rPr>
+        <w:t>e</w:t>
+      </w:r>
+      <w:r>
+        <w:t>verGPIB</w:t>
+      </w:r>
+      <w:proofErr w:type="spellEnd"/>
+      <w:r>
+        <w:rPr>
+          <w:rFonts w:hint="eastAsia"/>
+        </w:rPr>
+        <w:t>の間のものではない）。</w:t>
+      </w:r>
+      <w:r>
+        <w:rPr>
+          <w:rFonts w:hint="eastAsia"/>
+        </w:rPr>
+        <w:t>その意味と</w:t>
+      </w:r>
+      <w:r>
+        <w:rPr>
+          <w:rFonts w:hint="eastAsia"/>
+        </w:rPr>
+        <w:t>動作の詳細は</w:t>
+      </w:r>
+      <w:r>
+        <w:rPr>
+          <w:rFonts w:hint="eastAsia"/>
+        </w:rPr>
+        <w:t>【５．</w:t>
+      </w:r>
+      <w:r>
+        <w:t>TCP/IP</w:t>
+      </w:r>
+      <w:r>
+        <w:rPr>
+          <w:rFonts w:hint="eastAsia"/>
+        </w:rPr>
+        <w:t>接続による制御プロトコル】を参照。</w:t>
+      </w:r>
+    </w:p>
+    <w:p>
+      <w:pPr>
+        <w:spacing w:after="360"/>
+        <w:ind w:leftChars="213" w:left="426" w:firstLineChars="70" w:firstLine="140"/>
+        <w:jc w:val="both"/>
+        <w:rPr>
+          <w:rFonts w:hint="eastAsia"/>
+        </w:rPr>
+      </w:pPr>
+      <w:r>
+        <w:rPr>
+          <w:rFonts w:hint="eastAsia"/>
+        </w:rPr>
+        <w:t>この</w:t>
+      </w:r>
+      <w:r>
+        <w:rPr>
+          <w:rFonts w:hint="eastAsia"/>
+        </w:rPr>
+        <w:t>デフォルトターミネータ</w:t>
+      </w:r>
+      <w:r>
+        <w:rPr>
+          <w:rFonts w:hint="eastAsia"/>
+        </w:rPr>
+        <w:t>/</w:t>
+      </w:r>
+      <w:r>
+        <w:rPr>
+          <w:rFonts w:hint="eastAsia"/>
+        </w:rPr>
+        <w:t>EOI</w:t>
+      </w:r>
+      <w:r>
+        <w:rPr>
+          <w:rFonts w:hint="eastAsia"/>
+        </w:rPr>
+        <w:t>アサート</w:t>
+      </w:r>
+      <w:r>
+        <w:rPr>
+          <w:rFonts w:hint="eastAsia"/>
+        </w:rPr>
+        <w:t>は、</w:t>
+      </w:r>
+      <w:r>
+        <w:rPr>
+          <w:rFonts w:hint="eastAsia"/>
+        </w:rPr>
+        <w:t>後述するTCP</w:t>
+      </w:r>
+      <w:r>
+        <w:t>/IP</w:t>
+      </w:r>
+      <w:r>
+        <w:rPr>
+          <w:rFonts w:hint="eastAsia"/>
+        </w:rPr>
+        <w:t>接続での制御コマンドにおいて</w:t>
+      </w:r>
+      <w:r>
+        <w:rPr>
+          <w:rFonts w:hint="eastAsia"/>
+        </w:rPr>
+        <w:t>【</w:t>
+      </w:r>
+      <w:r>
+        <w:rPr>
+          <w:rFonts w:hint="eastAsia"/>
+        </w:rPr>
+        <w:t>ターミネータ/</w:t>
+      </w:r>
+      <w:r>
+        <w:t>EOI</w:t>
+      </w:r>
+      <w:r>
+        <w:rPr>
+          <w:rFonts w:hint="eastAsia"/>
+        </w:rPr>
+        <w:t>アサート</w:t>
+      </w:r>
+      <w:r>
+        <w:rPr>
+          <w:rFonts w:hint="eastAsia"/>
+        </w:rPr>
+        <w:t>】</w:t>
+      </w:r>
+      <w:r>
+        <w:rPr>
+          <w:rFonts w:hint="eastAsia"/>
+        </w:rPr>
+        <w:t>が省略された場合に自動補完されるものである。</w:t>
+      </w:r>
+    </w:p>
+    <w:p>
+      <w:pPr>
+        <w:pStyle w:val="afc"/>
+      </w:pPr>
+      <w:r>
+        <w:t xml:space="preserve"> !T</w:t>
+      </w:r>
+      <w:r>
+        <w:t>ER</w:t>
+      </w:r>
+    </w:p>
+    <w:p>
+      <w:pPr>
+        <w:ind w:leftChars="213" w:left="426" w:firstLineChars="70" w:firstLine="140"/>
+        <w:jc w:val="both"/>
+      </w:pPr>
+      <w:r>
+        <w:rPr>
+          <w:rFonts w:hint="eastAsia"/>
+        </w:rPr>
+        <w:t>オプションで指定された</w:t>
+      </w:r>
+      <w:r>
+        <w:rPr>
+          <w:rFonts w:hint="eastAsia"/>
+        </w:rPr>
+        <w:t>ターミネータ/EOI</w:t>
+      </w:r>
+      <w:r>
+        <w:rPr>
+          <w:rFonts w:hint="eastAsia"/>
+        </w:rPr>
+        <w:t>アサート</w:t>
+      </w:r>
+      <w:r>
+        <w:rPr>
+          <w:rFonts w:hint="eastAsia"/>
+        </w:rPr>
+        <w:t>をデフォルト</w:t>
+      </w:r>
+      <w:r>
+        <w:rPr>
+          <w:rFonts w:hint="eastAsia"/>
+        </w:rPr>
+        <w:t>設定</w:t>
+      </w:r>
+      <w:r>
+        <w:rPr>
+          <w:rFonts w:hint="eastAsia"/>
+        </w:rPr>
+        <w:t>として本体に設定する。オプションの形式は「</w:t>
+      </w:r>
+      <w:r>
+        <w:rPr>
+          <w:rFonts w:ascii="Courier New" w:hAnsi="Courier New" w:cs="Courier New" w:hint="eastAsia"/>
+        </w:rPr>
+        <w:t>[</w:t>
+      </w:r>
+      <w:r>
+        <w:rPr>
+          <w:rFonts w:ascii="Courier New" w:hAnsi="Courier New" w:cs="Courier New"/>
+        </w:rPr>
+        <w:t>%d]</w:t>
+      </w:r>
+      <w:r>
+        <w:rPr>
+          <w:rFonts w:ascii="Courier New" w:hAnsi="Courier New" w:cs="Courier New" w:hint="eastAsia"/>
+        </w:rPr>
+        <w:t>[</w:t>
+      </w:r>
+      <w:r>
+        <w:rPr>
+          <w:rFonts w:ascii="Courier New" w:hAnsi="Courier New" w:cs="Courier New"/>
+        </w:rPr>
+        <w:t>+%d]</w:t>
+      </w:r>
+      <w:r>
+        <w:rPr>
+          <w:rFonts w:ascii="Courier New" w:hAnsi="Courier New" w:cs="Courier New"/>
+        </w:rPr>
+        <w:t>[.]</w:t>
+      </w:r>
+      <w:r>
+        <w:rPr>
+          <w:rFonts w:hint="eastAsia"/>
+        </w:rPr>
+        <w:t>」とする。</w:t>
+      </w:r>
+    </w:p>
+    <w:p>
+      <w:pPr>
+        <w:ind w:leftChars="213" w:left="426" w:firstLineChars="70" w:firstLine="140"/>
+        <w:jc w:val="both"/>
+      </w:pPr>
+      <w:r>
+        <w:rPr>
+          <w:rFonts w:hint="eastAsia"/>
+        </w:rPr>
+        <w:t>オプションの最初の数値</w:t>
+      </w:r>
+      <w:r>
+        <w:rPr>
+          <w:rFonts w:hint="eastAsia"/>
+        </w:rPr>
+        <w:t>は「ターミネータ文字のASCIIコード」の10進表記である。ターミネータを「C</w:t>
+      </w:r>
+      <w:r>
+        <w:t>R+LF</w:t>
+      </w:r>
+      <w:r>
+        <w:rPr>
+          <w:rFonts w:hint="eastAsia"/>
+        </w:rPr>
+        <w:t>」のように2文字にする場合には「1</w:t>
+      </w:r>
+      <w:r>
+        <w:t>3+10</w:t>
+      </w:r>
+      <w:r>
+        <w:rPr>
+          <w:rFonts w:hint="eastAsia"/>
+        </w:rPr>
+        <w:t>」のように各々の10進表記ASCIIコードを「+（半角プラス記号）」でつなげる。2文字以上のターミネータには対応していない。</w:t>
+      </w:r>
+    </w:p>
+    <w:p>
+      <w:pPr>
+        <w:ind w:leftChars="213" w:left="426" w:firstLineChars="70" w:firstLine="140"/>
+        <w:jc w:val="both"/>
+        <w:rPr>
+          <w:rFonts w:hint="eastAsia"/>
+        </w:rPr>
+      </w:pPr>
+      <w:r>
+        <w:rPr>
+          <w:rFonts w:hint="eastAsia"/>
+        </w:rPr>
+        <w:t>オプションの最後の文字が「.（半角ピリオド）」であった場合E</w:t>
+      </w:r>
+      <w:r>
+        <w:t>OI</w:t>
+      </w:r>
+      <w:r>
+        <w:rPr>
+          <w:rFonts w:hint="eastAsia"/>
+        </w:rPr>
+        <w:t>アサート</w:t>
+      </w:r>
+      <w:r>
+        <w:rPr>
+          <w:rFonts w:hint="eastAsia"/>
+        </w:rPr>
+        <w:t>有りを、そう</w:t>
+      </w:r>
+      <w:r>
+        <w:rPr>
+          <w:rFonts w:hint="eastAsia"/>
+        </w:rPr>
+        <w:t>で</w:t>
+      </w:r>
+      <w:r>
+        <w:rPr>
+          <w:rFonts w:hint="eastAsia"/>
+        </w:rPr>
+        <w:t>なかった</w:t>
+      </w:r>
+      <w:r>
+        <w:rPr>
+          <w:rFonts w:hint="eastAsia"/>
+        </w:rPr>
+        <w:t>場合</w:t>
+      </w:r>
+      <w:r>
+        <w:rPr>
+          <w:rFonts w:hint="eastAsia"/>
+        </w:rPr>
+        <w:t>にはEOIアサート</w:t>
+      </w:r>
+      <w:r>
+        <w:rPr>
+          <w:rFonts w:hint="eastAsia"/>
+        </w:rPr>
+        <w:t>無しをデフォルト設定とする</w:t>
+      </w:r>
+      <w:r>
+        <w:rPr>
+          <w:rFonts w:hint="eastAsia"/>
+        </w:rPr>
+        <w:t>。</w:t>
+      </w:r>
+    </w:p>
+    <w:p>
+      <w:pPr>
+        <w:spacing w:after="100"/>
+        <w:ind w:leftChars="213" w:left="426" w:firstLineChars="70" w:firstLine="140"/>
+        <w:jc w:val="both"/>
+        <w:rPr>
+          <w:rFonts w:ascii="Courier New" w:hAnsi="Courier New" w:cs="Courier New"/>
+        </w:rPr>
+      </w:pPr>
+      <w:r>
+        <w:rPr>
+          <w:rFonts w:ascii="游ゴシック" w:eastAsia="游ゴシック" w:hAnsi="游ゴシック" w:hint="eastAsia"/>
+          <w:b/>
+          <w:bCs/>
+        </w:rPr>
+        <w:t>例：</w:t>
+      </w:r>
+      <w:r>
+        <w:rPr>
+          <w:rFonts w:hint="eastAsia"/>
+        </w:rPr>
+        <w:t xml:space="preserve"> </w:t>
+      </w:r>
+      <w:r>
+        <w:rPr>
+          <w:rFonts w:ascii="Courier New" w:hAnsi="Courier New" w:cs="Courier New"/>
+        </w:rPr>
+        <w:t>!</w:t>
+      </w:r>
+      <w:r>
+        <w:rPr>
+          <w:rFonts w:ascii="Courier New" w:hAnsi="Courier New" w:cs="Courier New"/>
+        </w:rPr>
+        <w:t>T</w:t>
+      </w:r>
+      <w:r>
+        <w:rPr>
+          <w:rFonts w:ascii="Courier New" w:hAnsi="Courier New" w:cs="Courier New"/>
+        </w:rPr>
+        <w:t>ER</w:t>
+      </w:r>
+      <w:r>
+        <w:rPr>
+          <w:rFonts w:ascii="Courier New" w:hAnsi="Courier New" w:cs="Courier New"/>
+        </w:rPr>
+        <w:t xml:space="preserve"> </w:t>
+      </w:r>
+      <w:r>
+        <w:rPr>
+          <w:rFonts w:ascii="Courier New" w:hAnsi="Courier New" w:cs="Courier New"/>
+        </w:rPr>
+        <w:t>13+10.</w:t>
+      </w:r>
+      <w:r>
+        <w:rPr>
+          <w:rFonts w:ascii="Courier New" w:hAnsi="Courier New" w:cs="Courier New"/>
+        </w:rPr>
+        <w:tab/>
+      </w:r>
+      <w:r>
+        <w:rPr>
+          <w:rFonts w:ascii="Courier New" w:hAnsi="Courier New" w:cs="Courier New" w:hint="eastAsia"/>
+        </w:rPr>
+        <w:t>（</w:t>
+      </w:r>
+      <w:r>
+        <w:rPr>
+          <w:rFonts w:ascii="Courier New" w:hAnsi="Courier New" w:cs="Courier New" w:hint="eastAsia"/>
+        </w:rPr>
+        <w:t>ターミネータに</w:t>
+      </w:r>
+      <w:r>
+        <w:rPr>
+          <w:rFonts w:ascii="Courier New" w:hAnsi="Courier New" w:cs="Courier New" w:hint="eastAsia"/>
+        </w:rPr>
+        <w:t>「</w:t>
+      </w:r>
+      <w:r>
+        <w:rPr>
+          <w:rFonts w:ascii="Courier New" w:hAnsi="Courier New" w:cs="Courier New" w:hint="eastAsia"/>
+        </w:rPr>
+        <w:t>C</w:t>
+      </w:r>
+      <w:r>
+        <w:rPr>
+          <w:rFonts w:ascii="Courier New" w:hAnsi="Courier New" w:cs="Courier New"/>
+        </w:rPr>
+        <w:t>R+LF</w:t>
+      </w:r>
+      <w:r>
+        <w:rPr>
+          <w:rFonts w:ascii="Courier New" w:hAnsi="Courier New" w:cs="Courier New" w:hint="eastAsia"/>
+        </w:rPr>
+        <w:t>」</w:t>
+      </w:r>
+      <w:r>
+        <w:rPr>
+          <w:rFonts w:ascii="Courier New" w:hAnsi="Courier New" w:cs="Courier New" w:hint="eastAsia"/>
+        </w:rPr>
+        <w:t>、</w:t>
+      </w:r>
+      <w:r>
+        <w:rPr>
+          <w:rFonts w:ascii="Courier New" w:hAnsi="Courier New" w:cs="Courier New" w:hint="eastAsia"/>
+        </w:rPr>
+        <w:t>EOI</w:t>
+      </w:r>
+      <w:r>
+        <w:rPr>
+          <w:rFonts w:ascii="Courier New" w:hAnsi="Courier New" w:cs="Courier New" w:hint="eastAsia"/>
+        </w:rPr>
+        <w:t>アサート有り</w:t>
+      </w:r>
+      <w:r>
+        <w:rPr>
+          <w:rFonts w:ascii="Courier New" w:hAnsi="Courier New" w:cs="Courier New" w:hint="eastAsia"/>
+        </w:rPr>
+        <w:t>）</w:t>
+      </w:r>
+    </w:p>
+    <w:p>
+      <w:pPr>
+        <w:spacing w:after="100"/>
+        <w:ind w:leftChars="213" w:left="426" w:firstLineChars="70" w:firstLine="140"/>
+        <w:jc w:val="both"/>
+        <w:rPr>
+          <w:rFonts w:ascii="Courier New" w:hAnsi="Courier New" w:cs="Courier New"/>
+        </w:rPr>
+      </w:pPr>
+      <w:r>
+        <w:rPr>
+          <w:rFonts w:ascii="游ゴシック" w:eastAsia="游ゴシック" w:hAnsi="游ゴシック" w:hint="eastAsia"/>
+          <w:b/>
+          <w:bCs/>
+        </w:rPr>
+        <w:t>例：</w:t>
+      </w:r>
+      <w:r>
+        <w:rPr>
+          <w:rFonts w:hint="eastAsia"/>
+        </w:rPr>
+        <w:t xml:space="preserve"> </w:t>
+      </w:r>
+      <w:r>
+        <w:rPr>
+          <w:rFonts w:ascii="Courier New" w:hAnsi="Courier New" w:cs="Courier New"/>
+        </w:rPr>
+        <w:t>!</w:t>
+      </w:r>
+      <w:r>
+        <w:rPr>
+          <w:rFonts w:ascii="Courier New" w:hAnsi="Courier New" w:cs="Courier New"/>
+        </w:rPr>
+        <w:t>TER</w:t>
+      </w:r>
+      <w:r>
+        <w:rPr>
+          <w:rFonts w:ascii="Courier New" w:hAnsi="Courier New" w:cs="Courier New"/>
+        </w:rPr>
+        <w:t xml:space="preserve"> </w:t>
+      </w:r>
+      <w:r>
+        <w:rPr>
+          <w:rFonts w:ascii="Courier New" w:hAnsi="Courier New" w:cs="Courier New"/>
+        </w:rPr>
+        <w:t>10.</w:t>
+      </w:r>
+      <w:r>
+        <w:rPr>
+          <w:rFonts w:ascii="Courier New" w:hAnsi="Courier New" w:cs="Courier New"/>
+        </w:rPr>
+        <w:tab/>
+      </w:r>
+      <w:r>
+        <w:rPr>
+          <w:rFonts w:ascii="Courier New" w:hAnsi="Courier New" w:cs="Courier New" w:hint="eastAsia"/>
+        </w:rPr>
+        <w:t>（ターミネータに「</w:t>
+      </w:r>
+      <w:r>
+        <w:rPr>
+          <w:rFonts w:ascii="Courier New" w:hAnsi="Courier New" w:cs="Courier New"/>
+        </w:rPr>
+        <w:t>LF</w:t>
+      </w:r>
+      <w:r>
+        <w:rPr>
+          <w:rFonts w:ascii="Courier New" w:hAnsi="Courier New" w:cs="Courier New" w:hint="eastAsia"/>
+        </w:rPr>
+        <w:t>」、</w:t>
+      </w:r>
+      <w:r>
+        <w:rPr>
+          <w:rFonts w:ascii="Courier New" w:hAnsi="Courier New" w:cs="Courier New" w:hint="eastAsia"/>
+        </w:rPr>
+        <w:t>EOI</w:t>
+      </w:r>
+      <w:r>
+        <w:rPr>
+          <w:rFonts w:ascii="Courier New" w:hAnsi="Courier New" w:cs="Courier New" w:hint="eastAsia"/>
+        </w:rPr>
+        <w:t>アサート有り）</w:t>
+      </w:r>
+    </w:p>
+    <w:p>
+      <w:pPr>
+        <w:spacing w:after="100"/>
+        <w:ind w:leftChars="213" w:left="426" w:firstLineChars="70" w:firstLine="140"/>
+        <w:jc w:val="both"/>
+        <w:rPr>
+          <w:rFonts w:ascii="Courier New" w:hAnsi="Courier New" w:cs="Courier New"/>
+        </w:rPr>
+      </w:pPr>
+      <w:r>
+        <w:rPr>
+          <w:rFonts w:ascii="游ゴシック" w:eastAsia="游ゴシック" w:hAnsi="游ゴシック" w:hint="eastAsia"/>
+          <w:b/>
+          <w:bCs/>
+        </w:rPr>
+        <w:t>例：</w:t>
+      </w:r>
+      <w:r>
+        <w:rPr>
+          <w:rFonts w:hint="eastAsia"/>
+        </w:rPr>
+        <w:t xml:space="preserve"> </w:t>
+      </w:r>
+      <w:r>
+        <w:rPr>
+          <w:rFonts w:ascii="Courier New" w:hAnsi="Courier New" w:cs="Courier New"/>
+        </w:rPr>
+        <w:t>!</w:t>
+      </w:r>
+      <w:r>
+        <w:rPr>
+          <w:rFonts w:ascii="Courier New" w:hAnsi="Courier New" w:cs="Courier New"/>
+        </w:rPr>
+        <w:t>TER</w:t>
+      </w:r>
+      <w:r>
+        <w:rPr>
+          <w:rFonts w:ascii="Courier New" w:hAnsi="Courier New" w:cs="Courier New"/>
+        </w:rPr>
+        <w:t xml:space="preserve"> </w:t>
+      </w:r>
+      <w:r>
+        <w:rPr>
+          <w:rFonts w:ascii="Courier New" w:hAnsi="Courier New" w:cs="Courier New"/>
+        </w:rPr>
+        <w:t>13+10</w:t>
+      </w:r>
+      <w:r>
+        <w:rPr>
+          <w:rFonts w:ascii="Courier New" w:hAnsi="Courier New" w:cs="Courier New"/>
+        </w:rPr>
+        <w:tab/>
+      </w:r>
+      <w:r>
+        <w:rPr>
+          <w:rFonts w:ascii="Courier New" w:hAnsi="Courier New" w:cs="Courier New" w:hint="eastAsia"/>
+        </w:rPr>
+        <w:t>（ターミネータに「</w:t>
+      </w:r>
+      <w:r>
+        <w:rPr>
+          <w:rFonts w:ascii="Courier New" w:hAnsi="Courier New" w:cs="Courier New" w:hint="eastAsia"/>
+        </w:rPr>
+        <w:t>C</w:t>
+      </w:r>
+      <w:r>
+        <w:rPr>
+          <w:rFonts w:ascii="Courier New" w:hAnsi="Courier New" w:cs="Courier New"/>
+        </w:rPr>
+        <w:t>R+LF</w:t>
+      </w:r>
+      <w:r>
+        <w:rPr>
+          <w:rFonts w:ascii="Courier New" w:hAnsi="Courier New" w:cs="Courier New" w:hint="eastAsia"/>
+        </w:rPr>
+        <w:t>」、</w:t>
+      </w:r>
+      <w:r>
+        <w:rPr>
+          <w:rFonts w:ascii="Courier New" w:hAnsi="Courier New" w:cs="Courier New" w:hint="eastAsia"/>
+        </w:rPr>
+        <w:t>EOI</w:t>
+      </w:r>
+      <w:r>
+        <w:rPr>
+          <w:rFonts w:ascii="Courier New" w:hAnsi="Courier New" w:cs="Courier New" w:hint="eastAsia"/>
+        </w:rPr>
+        <w:t>アサート</w:t>
+      </w:r>
+      <w:r>
+        <w:rPr>
+          <w:rFonts w:ascii="Courier New" w:hAnsi="Courier New" w:cs="Courier New" w:hint="eastAsia"/>
+        </w:rPr>
+        <w:t>無し</w:t>
+      </w:r>
+      <w:r>
+        <w:rPr>
+          <w:rFonts w:ascii="Courier New" w:hAnsi="Courier New" w:cs="Courier New" w:hint="eastAsia"/>
+        </w:rPr>
+        <w:t>）</w:t>
+      </w:r>
+    </w:p>
+    <w:p>
+      <w:pPr>
+        <w:spacing w:after="100"/>
+        <w:ind w:leftChars="213" w:left="426" w:firstLineChars="70" w:firstLine="140"/>
+        <w:jc w:val="both"/>
+        <w:rPr>
+          <w:rFonts w:ascii="Courier New" w:hAnsi="Courier New" w:cs="Courier New"/>
+        </w:rPr>
+      </w:pPr>
+      <w:r>
+        <w:rPr>
+          <w:rFonts w:ascii="游ゴシック" w:eastAsia="游ゴシック" w:hAnsi="游ゴシック" w:hint="eastAsia"/>
+          <w:b/>
+          <w:bCs/>
+        </w:rPr>
+        <w:t>例：</w:t>
+      </w:r>
+      <w:r>
+        <w:rPr>
+          <w:rFonts w:hint="eastAsia"/>
+        </w:rPr>
+        <w:t xml:space="preserve"> </w:t>
+      </w:r>
+      <w:r>
+        <w:rPr>
+          <w:rFonts w:ascii="Courier New" w:hAnsi="Courier New" w:cs="Courier New"/>
+        </w:rPr>
+        <w:t>!</w:t>
+      </w:r>
+      <w:r>
+        <w:rPr>
+          <w:rFonts w:ascii="Courier New" w:hAnsi="Courier New" w:cs="Courier New"/>
+        </w:rPr>
+        <w:t>TER</w:t>
+      </w:r>
+      <w:r>
+        <w:rPr>
+          <w:rFonts w:ascii="Courier New" w:hAnsi="Courier New" w:cs="Courier New"/>
+        </w:rPr>
+        <w:t xml:space="preserve"> </w:t>
+      </w:r>
+      <w:r>
+        <w:rPr>
+          <w:rFonts w:ascii="Courier New" w:hAnsi="Courier New" w:cs="Courier New"/>
+        </w:rPr>
+        <w:t>.</w:t>
+      </w:r>
+      <w:r>
+        <w:rPr>
+          <w:rFonts w:ascii="Courier New" w:hAnsi="Courier New" w:cs="Courier New"/>
+        </w:rPr>
+        <w:tab/>
+      </w:r>
+      <w:r>
+        <w:rPr>
+          <w:rFonts w:ascii="Courier New" w:hAnsi="Courier New" w:cs="Courier New" w:hint="eastAsia"/>
+        </w:rPr>
+        <w:t>（ターミネータ</w:t>
+      </w:r>
+      <w:r>
+        <w:rPr>
+          <w:rFonts w:ascii="Courier New" w:hAnsi="Courier New" w:cs="Courier New" w:hint="eastAsia"/>
+        </w:rPr>
+        <w:t>無し</w:t>
+      </w:r>
+      <w:r>
+        <w:rPr>
+          <w:rFonts w:ascii="Courier New" w:hAnsi="Courier New" w:cs="Courier New" w:hint="eastAsia"/>
+        </w:rPr>
+        <w:t>、</w:t>
+      </w:r>
+      <w:r>
+        <w:rPr>
+          <w:rFonts w:ascii="Courier New" w:hAnsi="Courier New" w:cs="Courier New" w:hint="eastAsia"/>
+        </w:rPr>
+        <w:t>EOI</w:t>
+      </w:r>
+      <w:r>
+        <w:rPr>
+          <w:rFonts w:ascii="Courier New" w:hAnsi="Courier New" w:cs="Courier New" w:hint="eastAsia"/>
+        </w:rPr>
+        <w:t>アサート有り）</w:t>
+      </w:r>
+    </w:p>
+    <w:p>
+      <w:pPr>
+        <w:pStyle w:val="afc"/>
+      </w:pPr>
+      <w:r>
+        <w:lastRenderedPageBreak/>
+        <w:t xml:space="preserve"> </w:t>
+      </w:r>
+      <w:r>
+        <w:t>?</w:t>
+      </w:r>
+      <w:r>
+        <w:t>AIC</w:t>
+      </w:r>
+    </w:p>
+    <w:p>
+      <w:pPr>
+        <w:spacing w:after="360"/>
+        <w:ind w:leftChars="213" w:left="426" w:firstLineChars="70" w:firstLine="140"/>
+        <w:jc w:val="both"/>
+        <w:rPr>
+          <w:rFonts w:hint="eastAsia"/>
+        </w:rPr>
+      </w:pPr>
+      <w:r>
+        <w:rPr>
+          <w:rFonts w:hint="eastAsia"/>
+        </w:rPr>
+        <w:t>本体に設定されている</w:t>
+      </w:r>
+      <w:r>
+        <w:rPr>
+          <w:rFonts w:hint="eastAsia"/>
+        </w:rPr>
+        <w:t>「</w:t>
+      </w:r>
+      <w:r>
+        <w:rPr>
+          <w:rFonts w:hint="eastAsia"/>
+        </w:rPr>
+        <w:t>自動IFC</w:t>
+      </w:r>
+      <w:r>
+        <w:rPr>
+          <w:rFonts w:hint="eastAsia"/>
+        </w:rPr>
+        <w:t>機能</w:t>
+      </w:r>
+      <w:r>
+        <w:rPr>
+          <w:rFonts w:hint="eastAsia"/>
+        </w:rPr>
+        <w:t>」</w:t>
+      </w:r>
+      <w:r>
+        <w:rPr>
+          <w:rFonts w:hint="eastAsia"/>
+        </w:rPr>
+        <w:t>の状態</w:t>
+      </w:r>
+      <w:r>
+        <w:rPr>
+          <w:rFonts w:hint="eastAsia"/>
+        </w:rPr>
+        <w:t>を表示する。</w:t>
+      </w:r>
+    </w:p>
+    <w:p>
+      <w:pPr>
+        <w:pStyle w:val="afc"/>
+      </w:pPr>
+      <w:r>
+        <w:t xml:space="preserve"> !</w:t>
+      </w:r>
+      <w:r>
+        <w:t>AIC</w:t>
+      </w:r>
+    </w:p>
+    <w:p>
+      <w:pPr>
+        <w:ind w:leftChars="213" w:left="426" w:firstLineChars="70" w:firstLine="140"/>
+        <w:jc w:val="both"/>
+      </w:pPr>
+      <w:r>
+        <w:rPr>
+          <w:rFonts w:hint="eastAsia"/>
+        </w:rPr>
+        <w:t>本体の</w:t>
+      </w:r>
+      <w:r>
+        <w:rPr>
+          <w:rFonts w:hint="eastAsia"/>
+        </w:rPr>
+        <w:t>「自動IFC</w:t>
+      </w:r>
+      <w:r>
+        <w:rPr>
+          <w:rFonts w:hint="eastAsia"/>
+        </w:rPr>
+        <w:t>機能</w:t>
+      </w:r>
+      <w:r>
+        <w:rPr>
+          <w:rFonts w:hint="eastAsia"/>
+        </w:rPr>
+        <w:t>」</w:t>
+      </w:r>
+      <w:r>
+        <w:rPr>
+          <w:rFonts w:hint="eastAsia"/>
+        </w:rPr>
+        <w:t>を設定する。</w:t>
+      </w:r>
+      <w:r>
+        <w:rPr>
+          <w:rFonts w:hint="eastAsia"/>
+        </w:rPr>
+        <w:t>オプションの形式は「</w:t>
+      </w:r>
+      <w:r>
+        <w:rPr>
+          <w:rFonts w:ascii="Courier New" w:hAnsi="Courier New" w:cs="Courier New"/>
+        </w:rPr>
+        <w:t>[Y|N]</w:t>
+      </w:r>
+      <w:r>
+        <w:rPr>
+          <w:rFonts w:hint="eastAsia"/>
+        </w:rPr>
+        <w:t>」</w:t>
+      </w:r>
+      <w:r>
+        <w:rPr>
+          <w:rFonts w:hint="eastAsia"/>
+        </w:rPr>
+        <w:t>で、「</w:t>
+      </w:r>
+      <w:r>
+        <w:rPr>
+          <w:rFonts w:ascii="Courier New" w:hAnsi="Courier New" w:cs="Courier New"/>
+        </w:rPr>
+        <w:t>Y</w:t>
+      </w:r>
+      <w:r>
+        <w:rPr>
+          <w:rFonts w:hint="eastAsia"/>
+        </w:rPr>
+        <w:t>」の場合には</w:t>
+      </w:r>
+      <w:r>
+        <w:rPr>
+          <w:rFonts w:hint="eastAsia"/>
+        </w:rPr>
+        <w:t>「自動IFC機能」</w:t>
+      </w:r>
+      <w:r>
+        <w:rPr>
+          <w:rFonts w:hint="eastAsia"/>
+        </w:rPr>
+        <w:t>が有効となり、</w:t>
+      </w:r>
+      <w:r>
+        <w:rPr>
+          <w:rFonts w:hint="eastAsia"/>
+        </w:rPr>
+        <w:t>TCP</w:t>
+      </w:r>
+      <w:r>
+        <w:t>/IP</w:t>
+      </w:r>
+      <w:r>
+        <w:rPr>
+          <w:rFonts w:hint="eastAsia"/>
+        </w:rPr>
+        <w:t>接続</w:t>
+      </w:r>
+      <w:r>
+        <w:rPr>
+          <w:rFonts w:hint="eastAsia"/>
+        </w:rPr>
+        <w:t>においてホストから「T</w:t>
+      </w:r>
+      <w:r>
+        <w:t>AL</w:t>
+      </w:r>
+      <w:r>
+        <w:rPr>
+          <w:rFonts w:hint="eastAsia"/>
+        </w:rPr>
+        <w:t>」「L</w:t>
+      </w:r>
+      <w:r>
+        <w:t>IS</w:t>
+      </w:r>
+      <w:r>
+        <w:rPr>
+          <w:rFonts w:hint="eastAsia"/>
+        </w:rPr>
+        <w:t>」「C</w:t>
+      </w:r>
+      <w:r>
+        <w:t>HA</w:t>
+      </w:r>
+      <w:r>
+        <w:rPr>
+          <w:rFonts w:hint="eastAsia"/>
+        </w:rPr>
+        <w:t>」コマンドを受信した際にそれらを実行する前に自動的に</w:t>
+      </w:r>
+      <w:r>
+        <w:rPr>
+          <w:rFonts w:hint="eastAsia"/>
+        </w:rPr>
+        <w:t>GPIBバスの</w:t>
+      </w:r>
+      <w:r>
+        <w:rPr>
+          <w:rFonts w:hint="eastAsia"/>
+        </w:rPr>
+        <w:t>IFC（</w:t>
+      </w:r>
+      <w:r>
+        <w:rPr>
+          <w:rFonts w:hint="eastAsia"/>
+        </w:rPr>
+        <w:t>インターフェイスクリア</w:t>
+      </w:r>
+      <w:r>
+        <w:t>）</w:t>
+      </w:r>
+      <w:r>
+        <w:rPr>
+          <w:rFonts w:hint="eastAsia"/>
+        </w:rPr>
+        <w:t>をおこなう</w:t>
+      </w:r>
+      <w:r>
+        <w:rPr>
+          <w:rFonts w:hint="eastAsia"/>
+        </w:rPr>
+        <w:t>。</w:t>
+      </w:r>
+      <w:r>
+        <w:rPr>
+          <w:rFonts w:hint="eastAsia"/>
+        </w:rPr>
+        <w:t>「</w:t>
+      </w:r>
+      <w:r>
+        <w:rPr>
+          <w:rFonts w:ascii="Courier New" w:hAnsi="Courier New" w:cs="Courier New"/>
+        </w:rPr>
+        <w:t>N</w:t>
+      </w:r>
+      <w:r>
+        <w:rPr>
+          <w:rFonts w:hint="eastAsia"/>
+        </w:rPr>
+        <w:t>」の場合</w:t>
+      </w:r>
+      <w:r>
+        <w:rPr>
+          <w:rFonts w:hint="eastAsia"/>
+        </w:rPr>
+        <w:t>には</w:t>
+      </w:r>
+      <w:r>
+        <w:rPr>
+          <w:rFonts w:hint="eastAsia"/>
+        </w:rPr>
+        <w:t>「自動IFC機能」</w:t>
+      </w:r>
+      <w:r>
+        <w:rPr>
+          <w:rFonts w:hint="eastAsia"/>
+        </w:rPr>
+        <w:t>は無効となる</w:t>
+      </w:r>
+      <w:r>
+        <w:rPr>
+          <w:rFonts w:hint="eastAsia"/>
+        </w:rPr>
+        <w:t>。</w:t>
+      </w:r>
+    </w:p>
+    <w:p>
+      <w:pPr>
+        <w:spacing w:after="360"/>
+        <w:ind w:leftChars="213" w:left="426" w:firstLineChars="70" w:firstLine="140"/>
+        <w:jc w:val="both"/>
+        <w:rPr>
+          <w:rFonts w:hint="eastAsia"/>
+        </w:rPr>
+      </w:pPr>
+      <w:r>
+        <w:rPr>
+          <w:rFonts w:ascii="游ゴシック" w:eastAsia="游ゴシック" w:hAnsi="游ゴシック" w:hint="eastAsia"/>
+          <w:b/>
+          <w:bCs/>
+        </w:rPr>
+        <w:t>例：</w:t>
+      </w:r>
+      <w:r>
+        <w:rPr>
+          <w:rFonts w:hint="eastAsia"/>
+        </w:rPr>
+        <w:t xml:space="preserve"> </w:t>
+      </w:r>
+      <w:r>
+        <w:rPr>
+          <w:rFonts w:ascii="Courier New" w:hAnsi="Courier New" w:cs="Courier New"/>
+        </w:rPr>
+        <w:t>!</w:t>
+      </w:r>
+      <w:r>
+        <w:rPr>
+          <w:rFonts w:ascii="Courier New" w:hAnsi="Courier New" w:cs="Courier New"/>
+        </w:rPr>
+        <w:t>AIC Y</w:t>
+      </w:r>
+      <w:r>
+        <w:rPr>
+          <w:rFonts w:ascii="Courier New" w:hAnsi="Courier New" w:cs="Courier New"/>
+        </w:rPr>
+        <w:tab/>
+      </w:r>
+      <w:r>
+        <w:rPr>
+          <w:rFonts w:ascii="Courier New" w:hAnsi="Courier New" w:cs="Courier New" w:hint="eastAsia"/>
+        </w:rPr>
+        <w:t>（自動</w:t>
+      </w:r>
+      <w:r>
+        <w:rPr>
+          <w:rFonts w:ascii="Courier New" w:hAnsi="Courier New" w:cs="Courier New" w:hint="eastAsia"/>
+        </w:rPr>
+        <w:t>IFC</w:t>
+      </w:r>
+      <w:r>
+        <w:rPr>
+          <w:rFonts w:ascii="Courier New" w:hAnsi="Courier New" w:cs="Courier New" w:hint="eastAsia"/>
+        </w:rPr>
+        <w:t>機能を有効にする）</w:t>
+      </w:r>
+    </w:p>
+    <w:p>
+      <w:pPr>
+        <w:pStyle w:val="afc"/>
+      </w:pPr>
+      <w:r>
+        <w:t xml:space="preserve"> </w:t>
+      </w:r>
+      <w:r>
+        <w:t>?</w:t>
+      </w:r>
+      <w:r>
+        <w:t>A</w:t>
+      </w:r>
+      <w:r>
+        <w:t>RE</w:t>
+      </w:r>
+    </w:p>
+    <w:p>
+      <w:pPr>
+        <w:spacing w:after="360"/>
+        <w:ind w:leftChars="213" w:left="426" w:firstLineChars="70" w:firstLine="140"/>
+        <w:jc w:val="both"/>
+        <w:rPr>
+          <w:rFonts w:hint="eastAsia"/>
+        </w:rPr>
+      </w:pPr>
+      <w:r>
+        <w:rPr>
+          <w:rFonts w:hint="eastAsia"/>
+        </w:rPr>
+        <w:t>本体に設定されている「自動</w:t>
+      </w:r>
+      <w:r>
+        <w:t>REN</w:t>
+      </w:r>
+      <w:r>
+        <w:rPr>
+          <w:rFonts w:hint="eastAsia"/>
+        </w:rPr>
+        <w:t>機能」の状態を表示する。</w:t>
+      </w:r>
+    </w:p>
+    <w:p>
+      <w:pPr>
+        <w:pStyle w:val="afc"/>
+      </w:pPr>
+      <w:r>
+        <w:t xml:space="preserve"> !A</w:t>
+      </w:r>
+      <w:r>
+        <w:t>RE</w:t>
+      </w:r>
+    </w:p>
+    <w:p>
+      <w:pPr>
+        <w:ind w:leftChars="213" w:left="426" w:firstLineChars="70" w:firstLine="140"/>
+        <w:jc w:val="both"/>
+      </w:pPr>
+      <w:r>
+        <w:rPr>
+          <w:rFonts w:hint="eastAsia"/>
+        </w:rPr>
+        <w:t>本体の「自動</w:t>
+      </w:r>
+      <w:r>
+        <w:t>REN</w:t>
+      </w:r>
+      <w:r>
+        <w:rPr>
+          <w:rFonts w:hint="eastAsia"/>
+        </w:rPr>
+        <w:t>機能」を設定する。オプションの形式は「</w:t>
+      </w:r>
+      <w:r>
+        <w:rPr>
+          <w:rFonts w:ascii="Courier New" w:hAnsi="Courier New" w:cs="Courier New"/>
+        </w:rPr>
+        <w:t>[Y|N]</w:t>
+      </w:r>
+      <w:r>
+        <w:rPr>
+          <w:rFonts w:hint="eastAsia"/>
+        </w:rPr>
+        <w:t>」で、「</w:t>
+      </w:r>
+      <w:r>
+        <w:rPr>
+          <w:rFonts w:ascii="Courier New" w:hAnsi="Courier New" w:cs="Courier New"/>
+        </w:rPr>
+        <w:t>Y</w:t>
+      </w:r>
+      <w:r>
+        <w:rPr>
+          <w:rFonts w:hint="eastAsia"/>
+        </w:rPr>
+        <w:t>」の場合には「自動</w:t>
+      </w:r>
+      <w:r>
+        <w:t>REN</w:t>
+      </w:r>
+      <w:r>
+        <w:rPr>
+          <w:rFonts w:hint="eastAsia"/>
+        </w:rPr>
+        <w:t>機能」が有効となり、TCP</w:t>
+      </w:r>
+      <w:r>
+        <w:t>/IP</w:t>
+      </w:r>
+      <w:r>
+        <w:rPr>
+          <w:rFonts w:hint="eastAsia"/>
+        </w:rPr>
+        <w:t>接続においてホストから「T</w:t>
+      </w:r>
+      <w:r>
+        <w:t>AL</w:t>
+      </w:r>
+      <w:r>
+        <w:rPr>
+          <w:rFonts w:hint="eastAsia"/>
+        </w:rPr>
+        <w:t>」「L</w:t>
+      </w:r>
+      <w:r>
+        <w:t>IS</w:t>
+      </w:r>
+      <w:r>
+        <w:rPr>
+          <w:rFonts w:hint="eastAsia"/>
+        </w:rPr>
+        <w:t>」「C</w:t>
+      </w:r>
+      <w:r>
+        <w:t>HA</w:t>
+      </w:r>
+      <w:r>
+        <w:rPr>
+          <w:rFonts w:hint="eastAsia"/>
+        </w:rPr>
+        <w:t>」コマンドを受信した際にそれらを実行する前に自動的にGPIBバスの</w:t>
+      </w:r>
+      <w:r>
+        <w:rPr>
+          <w:rFonts w:hint="eastAsia"/>
+        </w:rPr>
+        <w:t>R</w:t>
+      </w:r>
+      <w:r>
+        <w:t>EN</w:t>
+      </w:r>
+      <w:r>
+        <w:rPr>
+          <w:rFonts w:hint="eastAsia"/>
+        </w:rPr>
+        <w:t>ラインをアサート</w:t>
+      </w:r>
+      <w:r>
+        <w:rPr>
+          <w:rFonts w:hint="eastAsia"/>
+        </w:rPr>
+        <w:t>（LOW状態に）</w:t>
+      </w:r>
+      <w:r>
+        <w:rPr>
+          <w:rFonts w:hint="eastAsia"/>
+        </w:rPr>
+        <w:t>する</w:t>
+      </w:r>
+      <w:r>
+        <w:rPr>
+          <w:rFonts w:hint="eastAsia"/>
+        </w:rPr>
+        <w:t>。「</w:t>
+      </w:r>
+      <w:r>
+        <w:rPr>
+          <w:rFonts w:ascii="Courier New" w:hAnsi="Courier New" w:cs="Courier New"/>
+        </w:rPr>
+        <w:t>N</w:t>
+      </w:r>
+      <w:r>
+        <w:rPr>
+          <w:rFonts w:hint="eastAsia"/>
+        </w:rPr>
+        <w:t>」の場合には「自動</w:t>
+      </w:r>
+      <w:r>
+        <w:rPr>
+          <w:rFonts w:hint="eastAsia"/>
+        </w:rPr>
+        <w:t>REN</w:t>
+      </w:r>
+      <w:r>
+        <w:rPr>
+          <w:rFonts w:hint="eastAsia"/>
+        </w:rPr>
+        <w:t>機能」は無効となる。</w:t>
+      </w:r>
+    </w:p>
+    <w:p>
+      <w:pPr>
+        <w:spacing w:after="360"/>
+        <w:ind w:leftChars="213" w:left="426" w:firstLineChars="70" w:firstLine="140"/>
+        <w:jc w:val="both"/>
+        <w:rPr>
+          <w:rFonts w:hint="eastAsia"/>
+        </w:rPr>
+      </w:pPr>
+      <w:r>
+        <w:rPr>
+          <w:rFonts w:ascii="游ゴシック" w:eastAsia="游ゴシック" w:hAnsi="游ゴシック" w:hint="eastAsia"/>
+          <w:b/>
+          <w:bCs/>
+        </w:rPr>
+        <w:t>例：</w:t>
+      </w:r>
+      <w:r>
+        <w:rPr>
+          <w:rFonts w:hint="eastAsia"/>
+        </w:rPr>
+        <w:t xml:space="preserve"> </w:t>
+      </w:r>
+      <w:r>
+        <w:rPr>
+          <w:rFonts w:ascii="Courier New" w:hAnsi="Courier New" w:cs="Courier New"/>
+        </w:rPr>
+        <w:t>!</w:t>
+      </w:r>
+      <w:r>
+        <w:rPr>
+          <w:rFonts w:ascii="Courier New" w:hAnsi="Courier New" w:cs="Courier New"/>
+        </w:rPr>
+        <w:t>A</w:t>
+      </w:r>
+      <w:r>
+        <w:rPr>
+          <w:rFonts w:ascii="Courier New" w:hAnsi="Courier New" w:cs="Courier New"/>
+        </w:rPr>
+        <w:t>RE</w:t>
+      </w:r>
+      <w:r>
+        <w:rPr>
+          <w:rFonts w:ascii="Courier New" w:hAnsi="Courier New" w:cs="Courier New"/>
+        </w:rPr>
+        <w:t xml:space="preserve"> Y</w:t>
+      </w:r>
+      <w:r>
+        <w:rPr>
+          <w:rFonts w:ascii="Courier New" w:hAnsi="Courier New" w:cs="Courier New"/>
+        </w:rPr>
+        <w:tab/>
+      </w:r>
+      <w:r>
+        <w:rPr>
+          <w:rFonts w:ascii="Courier New" w:hAnsi="Courier New" w:cs="Courier New" w:hint="eastAsia"/>
+        </w:rPr>
+        <w:t>（自動</w:t>
+      </w:r>
+      <w:r>
+        <w:rPr>
+          <w:rFonts w:ascii="Courier New" w:hAnsi="Courier New" w:cs="Courier New"/>
+        </w:rPr>
+        <w:t>REN</w:t>
+      </w:r>
+      <w:r>
+        <w:rPr>
+          <w:rFonts w:ascii="Courier New" w:hAnsi="Courier New" w:cs="Courier New" w:hint="eastAsia"/>
+        </w:rPr>
+        <w:t>機能を有効にする）</w:t>
+      </w:r>
+    </w:p>
+    <w:p>
+      <w:pPr>
+        <w:pStyle w:val="afc"/>
+      </w:pPr>
+      <w:r>
+        <w:t xml:space="preserve"> </w:t>
+      </w:r>
+      <w:r>
+        <w:t>?</w:t>
+      </w:r>
+      <w:r>
+        <w:t xml:space="preserve"> </w:t>
+      </w:r>
+      <w:r>
+        <w:rPr>
+          <w:sz w:val="20"/>
+          <w:szCs w:val="20"/>
+        </w:rPr>
+        <w:t>|| ?HELP || HELP</w:t>
+      </w:r>
+    </w:p>
+    <w:p>
+      <w:pPr>
+        <w:spacing w:after="360"/>
+        <w:ind w:leftChars="213" w:left="426" w:firstLineChars="70" w:firstLine="140"/>
+        <w:jc w:val="both"/>
+        <w:rPr>
+          <w:rFonts w:hint="eastAsia"/>
+        </w:rPr>
+      </w:pPr>
+      <w:r>
+        <w:rPr>
+          <w:rFonts w:hint="eastAsia"/>
+        </w:rPr>
+        <w:t>上述したコマンドの使用方法</w:t>
+      </w:r>
+      <w:r>
+        <w:rPr>
+          <w:rFonts w:hint="eastAsia"/>
+        </w:rPr>
+        <w:t>を表示する。</w:t>
+      </w:r>
+    </w:p>
+    <w:p>
+      <w:pPr>
+        <w:jc w:val="both"/>
+      </w:pPr>
+    </w:p>
+    <w:p>
+      <w:pPr>
+        <w:pStyle w:val="2"/>
+        <w:rPr>
+          <w:rFonts w:ascii="游明朝 Demibold" w:eastAsia="游明朝 Demibold" w:hAnsi="游明朝 Demibold"/>
+        </w:rPr>
+      </w:pPr>
+      <w:bookmarkStart w:id="10" w:name="_Toc117094060"/>
+      <w:r>
+        <w:rPr>
+          <w:rFonts w:ascii="游明朝 Demibold" w:eastAsia="游明朝 Demibold" w:hAnsi="游明朝 Demibold"/>
+        </w:rPr>
+        <w:t>4</w:t>
+      </w:r>
+      <w:r>
+        <w:rPr>
+          <w:rFonts w:ascii="游明朝 Demibold" w:eastAsia="游明朝 Demibold" w:hAnsi="游明朝 Demibold" w:hint="eastAsia"/>
+        </w:rPr>
+        <w:t>.</w:t>
+      </w:r>
+      <w:r>
+        <w:rPr>
+          <w:rFonts w:ascii="游明朝 Demibold" w:eastAsia="游明朝 Demibold" w:hAnsi="游明朝 Demibold" w:hint="eastAsia"/>
+        </w:rPr>
+        <w:t>３</w:t>
+      </w:r>
+      <w:r>
+        <w:rPr>
+          <w:rFonts w:ascii="游明朝 Demibold" w:eastAsia="游明朝 Demibold" w:hAnsi="游明朝 Demibold" w:hint="eastAsia"/>
+        </w:rPr>
+        <w:t xml:space="preserve">.　</w:t>
+      </w:r>
+      <w:r>
+        <w:rPr>
+          <w:rFonts w:ascii="游明朝 Demibold" w:eastAsia="游明朝 Demibold" w:hAnsi="游明朝 Demibold" w:hint="eastAsia"/>
+        </w:rPr>
+        <w:t>本体設定</w:t>
+      </w:r>
+      <w:r>
+        <w:rPr>
+          <w:rFonts w:ascii="游明朝 Demibold" w:eastAsia="游明朝 Demibold" w:hAnsi="游明朝 Demibold" w:hint="eastAsia"/>
+        </w:rPr>
+        <w:t>の終了後</w:t>
+      </w:r>
+      <w:bookmarkEnd w:id="10"/>
+    </w:p>
+    <w:p>
+      <w:pPr>
+        <w:ind w:firstLineChars="100" w:firstLine="200"/>
+        <w:jc w:val="both"/>
+        <w:rPr>
+          <w:rFonts w:hint="eastAsia"/>
+        </w:rPr>
+      </w:pPr>
+      <w:r>
+        <w:rPr>
+          <w:rFonts w:hint="eastAsia"/>
+        </w:rPr>
+        <w:t>USB接続によるシリアル通信にて</w:t>
+      </w:r>
+      <w:r>
+        <w:rPr>
+          <w:rFonts w:hint="eastAsia"/>
+        </w:rPr>
+        <w:t>本体設定の確認と設定</w:t>
+      </w:r>
+      <w:r>
+        <w:rPr>
+          <w:rFonts w:hint="eastAsia"/>
+        </w:rPr>
+        <w:t>が終了したら、かならず</w:t>
+      </w:r>
+      <w:proofErr w:type="spellStart"/>
+      <w:r>
+        <w:rPr>
+          <w:rFonts w:hint="eastAsia"/>
+        </w:rPr>
+        <w:t>e</w:t>
+      </w:r>
+      <w:r>
+        <w:t>verGPIB</w:t>
+      </w:r>
+      <w:proofErr w:type="spellEnd"/>
+      <w:r>
+        <w:rPr>
+          <w:rFonts w:hint="eastAsia"/>
+        </w:rPr>
+        <w:t>からUSBケーブルを抜</w:t>
+      </w:r>
+      <w:r>
+        <w:rPr>
+          <w:rFonts w:hint="eastAsia"/>
+        </w:rPr>
+        <w:t>いて</w:t>
+      </w:r>
+      <w:r>
+        <w:rPr>
+          <w:rFonts w:hint="eastAsia"/>
+        </w:rPr>
+        <w:t>一度通電を切ること</w:t>
+      </w:r>
+      <w:r>
+        <w:rPr>
+          <w:rFonts w:hint="eastAsia"/>
+        </w:rPr>
+        <w:t>。</w:t>
+      </w:r>
+      <w:r>
+        <w:rPr>
+          <w:rFonts w:hint="eastAsia"/>
+        </w:rPr>
+        <w:t>上記コマンドによる設定は通電を切って再起動をおこなわないと有効にならない。</w:t>
       </w:r>
     </w:p>
     <w:p>
@@ -3574,7 +5934,7 @@
           <w:szCs w:val="24"/>
         </w:rPr>
       </w:pPr>
-      <w:bookmarkStart w:id="8" w:name="_Toc110954062"/>
+      <w:bookmarkStart w:id="11" w:name="_Toc117094061"/>
       <w:r>
         <w:rPr>
           <w:rFonts w:ascii="游明朝 Demibold" w:eastAsia="游明朝 Demibold" w:hAnsi="游明朝 Demibold" w:hint="eastAsia"/>
@@ -3600,7 +5960,6 @@
         </w:rPr>
         <w:t xml:space="preserve">　</w:t>
       </w:r>
-      <w:bookmarkEnd w:id="8"/>
       <w:r>
         <w:rPr>
           <w:rFonts w:ascii="游明朝 Demibold" w:eastAsia="游明朝 Demibold" w:hAnsi="游明朝 Demibold"/>
@@ -3617,100 +5976,279 @@
         </w:rPr>
         <w:t>接続による制御プロトコル</w:t>
       </w:r>
-    </w:p>
-    <w:p>
-      <w:r>
-        <w:rPr>
-          <w:rFonts w:hint="eastAsia"/>
-        </w:rPr>
-        <w:t xml:space="preserve">　</w:t>
-      </w:r>
-      <w:r>
-        <w:t>PicoPFCU4</w:t>
-      </w:r>
-      <w:r>
-        <w:t>は、</w:t>
-      </w:r>
-      <w:r>
-        <w:rPr>
-          <w:rFonts w:hint="eastAsia"/>
-        </w:rPr>
-        <w:t>IPアドレス設定用ボタン</w:t>
-      </w:r>
-      <w:r>
-        <w:rPr>
-          <w:rFonts w:hint="eastAsia"/>
-        </w:rPr>
-        <w:t>①</w:t>
-      </w:r>
-      <w:r>
-        <w:rPr>
-          <w:rFonts w:hint="eastAsia"/>
-        </w:rPr>
-        <w:t>を押した状態で電源</w:t>
-      </w:r>
-      <w:r>
-        <w:rPr>
-          <w:rFonts w:hint="eastAsia"/>
-        </w:rPr>
-        <w:t>スイッチをオンに</w:t>
-      </w:r>
-      <w:r>
-        <w:rPr>
-          <w:rFonts w:hint="eastAsia"/>
-        </w:rPr>
-        <w:t>す</w:t>
-      </w:r>
-      <w:r>
-        <w:t>る</w:t>
-      </w:r>
-      <w:r>
-        <w:rPr>
-          <w:rFonts w:hint="eastAsia"/>
-        </w:rPr>
-        <w:t>と、通常の</w:t>
-      </w:r>
-      <w:r>
-        <w:rPr>
-          <w:rFonts w:hint="eastAsia"/>
-        </w:rPr>
-        <w:t>「シリアル変換</w:t>
-      </w:r>
-      <w:r>
-        <w:rPr>
-          <w:rFonts w:hint="eastAsia"/>
-        </w:rPr>
-        <w:t>モード</w:t>
-      </w:r>
-      <w:r>
-        <w:rPr>
-          <w:rFonts w:hint="eastAsia"/>
-        </w:rPr>
-        <w:t>」</w:t>
-      </w:r>
-      <w:r>
-        <w:rPr>
-          <w:rFonts w:hint="eastAsia"/>
-        </w:rPr>
-        <w:t>ではなく「IPアドレス設定モード」で起動する</w:t>
-      </w:r>
-      <w:r>
+      <w:bookmarkEnd w:id="11"/>
+    </w:p>
+    <w:p>
+      <w:pPr>
+        <w:ind w:firstLineChars="100" w:firstLine="200"/>
+        <w:jc w:val="both"/>
+      </w:pPr>
+      <w:proofErr w:type="spellStart"/>
+      <w:r>
+        <w:t>everGPIB</w:t>
+      </w:r>
+      <w:proofErr w:type="spellEnd"/>
+      <w:r>
+        <w:t>はTCPポート番号「</w:t>
+      </w:r>
+      <w:r>
+        <w:rPr>
+          <w:rFonts w:hint="eastAsia"/>
+        </w:rPr>
+        <w:t>2345</w:t>
+      </w:r>
+      <w:r>
+        <w:t>」をリスンし、１つのクライアントとだけ通信することができる。既に別のクライアントが接続していた等で接続できなかった場合にはTCP</w:t>
+      </w:r>
+      <w:r>
+        <w:rPr>
+          <w:rFonts w:hint="eastAsia"/>
+        </w:rPr>
+        <w:t>/</w:t>
+      </w:r>
+      <w:r>
+        <w:t>IP</w:t>
+      </w:r>
+      <w:r>
+        <w:t>接続が</w:t>
+      </w:r>
+      <w:proofErr w:type="spellStart"/>
+      <w:r>
+        <w:rPr>
+          <w:rFonts w:hint="eastAsia"/>
+        </w:rPr>
+        <w:t>e</w:t>
+      </w:r>
+      <w:r>
+        <w:t>verGPIB</w:t>
+      </w:r>
+      <w:proofErr w:type="spellEnd"/>
+      <w:r>
+        <w:t>側から解放される</w:t>
+      </w:r>
+      <w:r>
+        <w:rPr>
+          <w:rFonts w:hint="eastAsia"/>
+        </w:rPr>
         <w:t>。</w:t>
       </w:r>
     </w:p>
     <w:p>
       <w:pPr>
+        <w:ind w:firstLineChars="100" w:firstLine="200"/>
+        <w:jc w:val="both"/>
+      </w:pPr>
+      <w:proofErr w:type="spellStart"/>
+      <w:r>
+        <w:rPr>
+          <w:rFonts w:hint="eastAsia"/>
+        </w:rPr>
+        <w:t>e</w:t>
+      </w:r>
+      <w:r>
+        <w:t>verGPIB</w:t>
+      </w:r>
+      <w:proofErr w:type="spellEnd"/>
+      <w:r>
+        <w:rPr>
+          <w:rFonts w:hint="eastAsia"/>
+        </w:rPr>
+        <w:t>とのT</w:t>
+      </w:r>
+      <w:r>
+        <w:t>CP/IP</w:t>
+      </w:r>
+      <w:r>
+        <w:rPr>
+          <w:rFonts w:hint="eastAsia"/>
+        </w:rPr>
+        <w:t>接続をクライアント側から解放するには後述する【</w:t>
+      </w:r>
+      <w:r>
+        <w:rPr>
+          <w:rFonts w:ascii="Verdana Pro SemiBold" w:hAnsi="Verdana Pro SemiBold"/>
+        </w:rPr>
+        <w:t>BYE</w:t>
+      </w:r>
+      <w:r>
+        <w:rPr>
+          <w:rFonts w:hint="eastAsia"/>
+        </w:rPr>
+        <w:t>】コマンドを使用する。</w:t>
+      </w:r>
+      <w:r>
+        <w:rPr>
+          <w:rFonts w:hint="eastAsia"/>
+        </w:rPr>
+        <w:t>これをせずに接続をクライアント側から解放した場合、</w:t>
+      </w:r>
+      <w:proofErr w:type="spellStart"/>
+      <w:r>
+        <w:t>everGPIB</w:t>
+      </w:r>
+      <w:proofErr w:type="spellEnd"/>
+      <w:r>
+        <w:t>側でソケットが解放されずにデッドロックする可能性がある。そうなった場合、デッドロックの解除には電源の再投入しか方法がない</w:t>
+      </w:r>
+    </w:p>
+    <w:p>
+      <w:pPr>
+        <w:ind w:firstLineChars="100" w:firstLine="200"/>
+        <w:jc w:val="both"/>
+      </w:pPr>
+      <w:proofErr w:type="spellStart"/>
+      <w:r>
+        <w:t>everGPIB</w:t>
+      </w:r>
+      <w:proofErr w:type="spellEnd"/>
+      <w:r>
+        <w:t>・クライアント間の電文形式はASCIIテキストで、区切り文字はCR+LFである。</w:t>
+      </w:r>
+      <w:r>
+        <w:rPr>
+          <w:rFonts w:hint="eastAsia"/>
+        </w:rPr>
+        <w:t>使用できるコマンドを以下に記す。</w:t>
+      </w:r>
+    </w:p>
+    <w:p>
+      <w:pPr>
+        <w:ind w:firstLineChars="100" w:firstLine="200"/>
+        <w:jc w:val="both"/>
+      </w:pPr>
+    </w:p>
+    <w:p>
+      <w:pPr>
+        <w:pStyle w:val="afc"/>
+      </w:pPr>
+      <w:r>
+        <w:t xml:space="preserve"> </w:t>
+      </w:r>
+      <w:r>
+        <w:t>BYE</w:t>
+      </w:r>
+      <w:r>
+        <w:t xml:space="preserve"> </w:t>
+      </w:r>
+      <w:r>
+        <w:rPr>
+          <w:sz w:val="20"/>
+          <w:szCs w:val="20"/>
+        </w:rPr>
+        <w:t xml:space="preserve">|| </w:t>
+      </w:r>
+      <w:r>
+        <w:rPr>
+          <w:sz w:val="20"/>
+          <w:szCs w:val="20"/>
+        </w:rPr>
+        <w:t>QUI</w:t>
+      </w:r>
+      <w:r>
+        <w:rPr>
+          <w:sz w:val="20"/>
+          <w:szCs w:val="20"/>
+        </w:rPr>
+        <w:t xml:space="preserve"> || </w:t>
+      </w:r>
+      <w:r>
+        <w:rPr>
+          <w:sz w:val="20"/>
+          <w:szCs w:val="20"/>
+        </w:rPr>
+        <w:t>EXI</w:t>
+      </w:r>
+    </w:p>
+    <w:p>
+      <w:pPr>
+        <w:spacing w:after="360"/>
+        <w:ind w:leftChars="213" w:left="426" w:firstLineChars="70" w:firstLine="140"/>
+        <w:jc w:val="both"/>
+        <w:rPr>
+          <w:rFonts w:hint="eastAsia"/>
+        </w:rPr>
+      </w:pPr>
+      <w:proofErr w:type="spellStart"/>
+      <w:r>
+        <w:rPr>
+          <w:rFonts w:hint="eastAsia"/>
+        </w:rPr>
+        <w:t>e</w:t>
+      </w:r>
+      <w:r>
+        <w:t>verGPIB</w:t>
+      </w:r>
+      <w:proofErr w:type="spellEnd"/>
+      <w:r>
+        <w:rPr>
+          <w:rFonts w:hint="eastAsia"/>
+        </w:rPr>
+        <w:t>との</w:t>
+      </w:r>
+      <w:r>
+        <w:rPr>
+          <w:rFonts w:hint="eastAsia"/>
+        </w:rPr>
+        <w:t>T</w:t>
+      </w:r>
+      <w:r>
+        <w:t>CP/IP</w:t>
+      </w:r>
+      <w:r>
+        <w:rPr>
+          <w:rFonts w:hint="eastAsia"/>
+        </w:rPr>
+        <w:t>接続をクライアント側から解放する。</w:t>
+      </w:r>
+    </w:p>
+    <w:p>
+      <w:pPr>
+        <w:pStyle w:val="afc"/>
+      </w:pPr>
+      <w:r>
+        <w:t xml:space="preserve"> </w:t>
+      </w:r>
+      <w:r>
+        <w:t>STA</w:t>
+      </w:r>
+    </w:p>
+    <w:p>
+      <w:pPr>
+        <w:spacing w:after="100"/>
+        <w:ind w:leftChars="213" w:left="426" w:firstLineChars="70" w:firstLine="140"/>
+        <w:jc w:val="both"/>
+      </w:pPr>
+      <w:r>
+        <w:rPr>
+          <w:rFonts w:hint="eastAsia"/>
+        </w:rPr>
+        <w:t>現在のGPIBバスライン</w:t>
+      </w:r>
+      <w:r>
+        <w:rPr>
+          <w:rFonts w:hint="eastAsia"/>
+        </w:rPr>
+        <w:t>の状態を表示する。</w:t>
+      </w:r>
+    </w:p>
+    <w:p>
+      <w:pPr>
+        <w:spacing w:after="360"/>
+        <w:ind w:leftChars="213" w:left="426" w:firstLineChars="70" w:firstLine="140"/>
         <w:jc w:val="center"/>
+        <w:rPr>
+          <w:rFonts w:hint="eastAsia"/>
+        </w:rPr>
       </w:pPr>
       <w:r>
         <w:rPr>
           <w:noProof/>
         </w:rPr>
         <w:drawing>
-          <wp:inline distT="0" distB="0" distL="0" distR="0" wp14:anchorId="78053B72" wp14:editId="7BC68CDB">
-            <wp:extent cx="2468676" cy="719269"/>
-            <wp:effectExtent l="0" t="0" r="8255" b="5080"/>
-            <wp:docPr id="37" name="図 37" descr="テキスト&#10;&#10;中程度の精度で自動的に生成された説明"/>
+          <wp:inline distT="0" distB="0" distL="0" distR="0" wp14:anchorId="74494CE8" wp14:editId="700800C6">
+            <wp:extent cx="4361252" cy="3009900"/>
+            <wp:effectExtent l="0" t="0" r="1270" b="0"/>
+            <wp:docPr id="5" name="図 5"/>
             <wp:cNvGraphicFramePr>
               <a:graphicFrameLocks xmlns:a="http://schemas.openxmlformats.org/drawingml/2006/main" noChangeAspect="1"/>
             </wp:cNvGraphicFramePr>
@@ -3718,7 +6256,7 @@
               <a:graphicData uri="http://schemas.openxmlformats.org/drawingml/2006/picture">
                 <pic:pic xmlns:pic="http://schemas.openxmlformats.org/drawingml/2006/picture">
                   <pic:nvPicPr>
-                    <pic:cNvPr id="37" name="図 37" descr="テキスト&#10;&#10;中程度の精度で自動的に生成された説明"/>
+                    <pic:cNvPr id="1" name=""/>
                     <pic:cNvPicPr/>
                   </pic:nvPicPr>
                   <pic:blipFill>
@@ -3730,7 +6268,7 @@
                   <pic:spPr>
                     <a:xfrm>
                       <a:off x="0" y="0"/>
-                      <a:ext cx="2468676" cy="719269"/>
+                      <a:ext cx="4407178" cy="3041595"/>
                     </a:xfrm>
                     <a:prstGeom prst="rect">
                       <a:avLst/>
@@ -3745,627 +6283,576 @@
     </w:p>
     <w:p>
       <w:pPr>
+        <w:pStyle w:val="afc"/>
+      </w:pPr>
+      <w:r>
+        <w:lastRenderedPageBreak/>
+        <w:t xml:space="preserve"> </w:t>
+      </w:r>
+      <w:r>
+        <w:t>IFC</w:t>
+      </w:r>
+    </w:p>
+    <w:p>
+      <w:pPr>
+        <w:spacing w:after="360"/>
+        <w:ind w:leftChars="213" w:left="426" w:firstLineChars="70" w:firstLine="140"/>
+        <w:jc w:val="both"/>
+        <w:rPr>
+          <w:rFonts w:hint="eastAsia"/>
+        </w:rPr>
+      </w:pPr>
+      <w:r>
+        <w:rPr>
+          <w:rFonts w:hint="eastAsia"/>
+        </w:rPr>
+        <w:t>GPIBバスのIFC（インターフェイスクリア）をおこなう</w:t>
+      </w:r>
+      <w:r>
+        <w:rPr>
+          <w:rFonts w:hint="eastAsia"/>
+        </w:rPr>
+        <w:t>。</w:t>
+      </w:r>
+    </w:p>
+    <w:p>
+      <w:pPr>
+        <w:pStyle w:val="afc"/>
+      </w:pPr>
+      <w:r>
+        <w:t xml:space="preserve"> </w:t>
+      </w:r>
+      <w:r>
+        <w:t>REN</w:t>
+      </w:r>
+      <w:r>
+        <w:t xml:space="preserve"> </w:t>
+      </w:r>
+      <w:r>
+        <w:rPr>
+          <w:sz w:val="20"/>
+          <w:szCs w:val="20"/>
+        </w:rPr>
+        <w:t xml:space="preserve">|| </w:t>
+      </w:r>
+      <w:r>
+        <w:rPr>
+          <w:sz w:val="20"/>
+          <w:szCs w:val="20"/>
+        </w:rPr>
+        <w:t>REM</w:t>
+      </w:r>
+    </w:p>
+    <w:p>
+      <w:pPr>
+        <w:spacing w:after="360"/>
+        <w:ind w:leftChars="213" w:left="426" w:firstLineChars="70" w:firstLine="140"/>
+        <w:jc w:val="both"/>
+        <w:rPr>
+          <w:rFonts w:hint="eastAsia"/>
+        </w:rPr>
+      </w:pPr>
+      <w:r>
+        <w:rPr>
+          <w:rFonts w:hint="eastAsia"/>
+        </w:rPr>
+        <w:t>GPIBバスの</w:t>
+      </w:r>
+      <w:r>
+        <w:rPr>
+          <w:rFonts w:hint="eastAsia"/>
+        </w:rPr>
+        <w:t>「R</w:t>
+      </w:r>
+      <w:r>
+        <w:t>EN</w:t>
+      </w:r>
+      <w:r>
+        <w:rPr>
+          <w:rFonts w:hint="eastAsia"/>
+        </w:rPr>
+        <w:t>」ラインをアサート（LOW状態に）する</w:t>
+      </w:r>
+      <w:r>
+        <w:rPr>
+          <w:rFonts w:hint="eastAsia"/>
+        </w:rPr>
+        <w:t>。</w:t>
+      </w:r>
+    </w:p>
+    <w:p>
+      <w:pPr>
+        <w:pStyle w:val="afc"/>
+      </w:pPr>
+      <w:r>
+        <w:t xml:space="preserve"> </w:t>
+      </w:r>
+      <w:r>
+        <w:t>LOC</w:t>
+      </w:r>
+    </w:p>
+    <w:p>
+      <w:pPr>
+        <w:spacing w:after="360"/>
+        <w:ind w:leftChars="213" w:left="426" w:firstLineChars="70" w:firstLine="140"/>
+        <w:jc w:val="both"/>
+        <w:rPr>
+          <w:rFonts w:hint="eastAsia"/>
+        </w:rPr>
+      </w:pPr>
+      <w:r>
+        <w:rPr>
+          <w:rFonts w:hint="eastAsia"/>
+        </w:rPr>
+        <w:t>GPIBバスの「R</w:t>
+      </w:r>
+      <w:r>
+        <w:t>EN</w:t>
+      </w:r>
+      <w:r>
+        <w:rPr>
+          <w:rFonts w:hint="eastAsia"/>
+        </w:rPr>
+        <w:t>」ラインを</w:t>
+      </w:r>
+      <w:r>
+        <w:rPr>
+          <w:rFonts w:hint="eastAsia"/>
+        </w:rPr>
+        <w:t>ネゲート</w:t>
+      </w:r>
+      <w:r>
+        <w:rPr>
+          <w:rFonts w:hint="eastAsia"/>
+        </w:rPr>
+        <w:t>（</w:t>
+      </w:r>
+      <w:r>
+        <w:t>HIGH</w:t>
+      </w:r>
+      <w:r>
+        <w:rPr>
+          <w:rFonts w:hint="eastAsia"/>
+        </w:rPr>
+        <w:t>状態に）する。</w:t>
+      </w:r>
+    </w:p>
+    <w:p>
+      <w:pPr>
+        <w:pStyle w:val="afc"/>
+      </w:pPr>
+      <w:r>
+        <w:t xml:space="preserve"> </w:t>
+      </w:r>
+      <w:r>
+        <w:t>DCL</w:t>
+      </w:r>
+    </w:p>
+    <w:p>
+      <w:pPr>
+        <w:spacing w:after="360"/>
+        <w:ind w:leftChars="213" w:left="426" w:firstLineChars="70" w:firstLine="140"/>
+        <w:jc w:val="both"/>
+        <w:rPr>
+          <w:rFonts w:hint="eastAsia"/>
+        </w:rPr>
+      </w:pPr>
+      <w:r>
+        <w:rPr>
+          <w:rFonts w:hint="eastAsia"/>
+        </w:rPr>
+        <w:t>GPIBバス</w:t>
+      </w:r>
+      <w:r>
+        <w:rPr>
+          <w:rFonts w:hint="eastAsia"/>
+        </w:rPr>
+        <w:t>上</w:t>
+      </w:r>
+      <w:r>
+        <w:rPr>
+          <w:rFonts w:hint="eastAsia"/>
+        </w:rPr>
+        <w:t>の</w:t>
+      </w:r>
+      <w:r>
+        <w:rPr>
+          <w:rFonts w:hint="eastAsia"/>
+        </w:rPr>
+        <w:t>すべての装置を初期状態にする</w:t>
+      </w:r>
+      <w:r>
+        <w:rPr>
+          <w:rFonts w:hint="eastAsia"/>
+        </w:rPr>
+        <w:t>。</w:t>
+      </w:r>
+    </w:p>
+    <w:p>
+      <w:pPr>
+        <w:pStyle w:val="afc"/>
+      </w:pPr>
+      <w:r>
+        <w:t xml:space="preserve"> </w:t>
+      </w:r>
+      <w:r>
+        <w:t>SDC</w:t>
+      </w:r>
+      <w:r>
+        <w:t xml:space="preserve"> </w:t>
+      </w:r>
+      <w:r>
+        <w:rPr>
+          <w:sz w:val="20"/>
+          <w:szCs w:val="20"/>
+        </w:rPr>
+        <w:t xml:space="preserve">|| </w:t>
+      </w:r>
+      <w:r>
+        <w:rPr>
+          <w:sz w:val="20"/>
+          <w:szCs w:val="20"/>
+        </w:rPr>
+        <w:t>CLE</w:t>
+      </w:r>
+    </w:p>
+    <w:p>
+      <w:pPr>
+        <w:spacing w:after="360"/>
+        <w:ind w:leftChars="213" w:left="426" w:firstLineChars="70" w:firstLine="140"/>
+        <w:jc w:val="both"/>
+        <w:rPr>
+          <w:rFonts w:hint="eastAsia"/>
+        </w:rPr>
+      </w:pPr>
+      <w:r>
+        <w:rPr>
+          <w:rFonts w:hint="eastAsia"/>
+        </w:rPr>
+        <w:t>オプション指定されたGPIBアドレス</w:t>
+      </w:r>
+      <w:r>
+        <w:rPr>
+          <w:rFonts w:hint="eastAsia"/>
+        </w:rPr>
+        <w:t>の装置を初期状態にする。オプションの形式は「</w:t>
+      </w:r>
+      <w:r>
+        <w:rPr>
+          <w:rFonts w:ascii="Courier New" w:hAnsi="Courier New" w:cs="Courier New"/>
+        </w:rPr>
+        <w:t>%d</w:t>
+      </w:r>
+      <w:r>
+        <w:rPr>
+          <w:rFonts w:hint="eastAsia"/>
+        </w:rPr>
+        <w:t>」とする。</w:t>
+      </w:r>
+    </w:p>
+    <w:p>
+      <w:pPr>
+        <w:pStyle w:val="afc"/>
+      </w:pPr>
+      <w:r>
+        <w:t xml:space="preserve"> </w:t>
+      </w:r>
+      <w:r>
+        <w:t>SRQ</w:t>
+      </w:r>
+    </w:p>
+    <w:p>
+      <w:pPr>
+        <w:spacing w:after="360"/>
+        <w:ind w:leftChars="213" w:left="426" w:firstLineChars="70" w:firstLine="140"/>
+        <w:jc w:val="both"/>
+        <w:rPr>
+          <w:rFonts w:hint="eastAsia"/>
+        </w:rPr>
+      </w:pPr>
+      <w:r>
+        <w:rPr>
+          <w:rFonts w:hint="eastAsia"/>
+        </w:rPr>
+        <w:t>GPIBバスの</w:t>
+      </w:r>
+      <w:r>
+        <w:rPr>
+          <w:rFonts w:hint="eastAsia"/>
+        </w:rPr>
+        <w:t>「S</w:t>
+      </w:r>
+      <w:r>
+        <w:t>RQ</w:t>
+      </w:r>
+      <w:r>
+        <w:rPr>
+          <w:rFonts w:hint="eastAsia"/>
+        </w:rPr>
+        <w:t>」ラインの状態を</w:t>
+      </w:r>
+      <w:r>
+        <w:rPr>
+          <w:rFonts w:hint="eastAsia"/>
+        </w:rPr>
+        <w:t>「</w:t>
+      </w:r>
+      <w:r>
+        <w:rPr>
+          <w:rFonts w:ascii="Courier New" w:hAnsi="Courier New" w:cs="Courier New"/>
+        </w:rPr>
+        <w:t>[</w:t>
+      </w:r>
+      <w:r>
+        <w:rPr>
+          <w:rFonts w:ascii="Courier New" w:hAnsi="Courier New" w:cs="Courier New"/>
+        </w:rPr>
+        <w:t>HIGH</w:t>
+      </w:r>
+      <w:r>
+        <w:rPr>
+          <w:rFonts w:ascii="Courier New" w:hAnsi="Courier New" w:cs="Courier New"/>
+        </w:rPr>
+        <w:t>|</w:t>
+      </w:r>
+      <w:r>
+        <w:rPr>
+          <w:rFonts w:ascii="Courier New" w:hAnsi="Courier New" w:cs="Courier New"/>
+        </w:rPr>
+        <w:t>LOW</w:t>
+      </w:r>
+      <w:r>
+        <w:rPr>
+          <w:rFonts w:ascii="Courier New" w:hAnsi="Courier New" w:cs="Courier New"/>
+        </w:rPr>
+        <w:t>]</w:t>
+      </w:r>
+      <w:r>
+        <w:rPr>
+          <w:rFonts w:hint="eastAsia"/>
+        </w:rPr>
+        <w:t>」</w:t>
+      </w:r>
+      <w:r>
+        <w:rPr>
+          <w:rFonts w:hint="eastAsia"/>
+        </w:rPr>
+        <w:t>の文字列で返す</w:t>
+      </w:r>
+      <w:r>
+        <w:rPr>
+          <w:rFonts w:hint="eastAsia"/>
+        </w:rPr>
+        <w:t>。</w:t>
+      </w:r>
+      <w:r>
+        <w:rPr>
+          <w:rFonts w:hint="eastAsia"/>
+        </w:rPr>
+        <w:t>「S</w:t>
+      </w:r>
+      <w:r>
+        <w:t>RQ</w:t>
+      </w:r>
+      <w:r>
+        <w:rPr>
+          <w:rFonts w:hint="eastAsia"/>
+        </w:rPr>
+        <w:t>」ラインは負論理であるので、「</w:t>
+      </w:r>
+      <w:r>
+        <w:rPr>
+          <w:rFonts w:ascii="Courier New" w:hAnsi="Courier New" w:cs="Courier New"/>
+        </w:rPr>
+        <w:t>LOW</w:t>
+      </w:r>
+      <w:r>
+        <w:rPr>
+          <w:rFonts w:hint="eastAsia"/>
+        </w:rPr>
+        <w:t>」が返された場合GPIBバスに接続された装置のいずれかがSRQを発信している。</w:t>
+      </w:r>
+    </w:p>
+    <w:p>
+      <w:pPr>
+        <w:pStyle w:val="afc"/>
+      </w:pPr>
+      <w:r>
+        <w:t xml:space="preserve"> S</w:t>
+      </w:r>
+      <w:r>
+        <w:t>PO</w:t>
+      </w:r>
+    </w:p>
+    <w:p>
+      <w:pPr>
+        <w:ind w:leftChars="213" w:left="426" w:firstLineChars="70" w:firstLine="140"/>
+        <w:jc w:val="both"/>
+      </w:pPr>
+      <w:r>
+        <w:rPr>
+          <w:rFonts w:hint="eastAsia"/>
+        </w:rPr>
+        <w:t>GPIB</w:t>
+      </w:r>
+      <w:r>
+        <w:rPr>
+          <w:rFonts w:hint="eastAsia"/>
+        </w:rPr>
+        <w:t>バスに対してシリアル・ポールを実施し、S</w:t>
+      </w:r>
+      <w:r>
+        <w:t>RQ</w:t>
+      </w:r>
+      <w:r>
+        <w:rPr>
+          <w:rFonts w:hint="eastAsia"/>
+        </w:rPr>
+        <w:t>を発信している装置のGPIBアドレスとステータスバイトを返す</w:t>
+      </w:r>
+      <w:r>
+        <w:rPr>
+          <w:rFonts w:hint="eastAsia"/>
+        </w:rPr>
+        <w:t>。</w:t>
+      </w:r>
+      <w:r>
+        <w:rPr>
+          <w:rFonts w:hint="eastAsia"/>
+        </w:rPr>
+        <w:t>返される文字列の形式は、どの装置からもSRQが発信されていない場合には「</w:t>
+      </w:r>
+      <w:r>
+        <w:rPr>
+          <w:rFonts w:ascii="Courier New" w:hAnsi="Courier New" w:cs="Courier New"/>
+        </w:rPr>
+        <w:t>NONE</w:t>
+      </w:r>
+      <w:r>
+        <w:rPr>
+          <w:rFonts w:hint="eastAsia"/>
+        </w:rPr>
+        <w:t>」文字列が、いずれかの装置がSRQを発信していた場合には「</w:t>
+      </w:r>
+      <w:r>
+        <w:rPr>
+          <w:rFonts w:ascii="Courier New" w:hAnsi="Courier New" w:cs="Courier New"/>
+        </w:rPr>
+        <w:t>%d:%08b</w:t>
+      </w:r>
+      <w:r>
+        <w:rPr>
+          <w:rFonts w:hint="eastAsia"/>
+        </w:rPr>
+        <w:t>」の形式でSRQを発信していた</w:t>
+      </w:r>
+      <w:r>
+        <w:rPr>
+          <w:rFonts w:hint="eastAsia"/>
+        </w:rPr>
+        <w:t>機器の</w:t>
+      </w:r>
+      <w:r>
+        <w:rPr>
+          <w:rFonts w:hint="eastAsia"/>
+        </w:rPr>
+        <w:t>GPIBアドレス</w:t>
+      </w:r>
+      <w:r>
+        <w:rPr>
+          <w:rFonts w:hint="eastAsia"/>
+        </w:rPr>
+        <w:t>（複数機器から発信されていた場合には最も小さい</w:t>
+      </w:r>
+      <w:r>
+        <w:rPr>
+          <w:rFonts w:hint="eastAsia"/>
+        </w:rPr>
+        <w:t>もの</w:t>
+      </w:r>
+      <w:r>
+        <w:rPr>
+          <w:rFonts w:hint="eastAsia"/>
+        </w:rPr>
+        <w:t>）</w:t>
+      </w:r>
+      <w:r>
+        <w:rPr>
+          <w:rFonts w:hint="eastAsia"/>
+        </w:rPr>
+        <w:t>とそのステータスバイトが</w:t>
+      </w:r>
+      <w:r>
+        <w:rPr>
+          <w:rFonts w:hint="eastAsia"/>
+        </w:rPr>
+        <w:t>文字列として返される。</w:t>
+      </w:r>
+    </w:p>
+    <w:p>
+      <w:pPr>
+        <w:spacing w:after="360"/>
+        <w:ind w:leftChars="213" w:left="426" w:firstLineChars="70" w:firstLine="140"/>
+        <w:jc w:val="both"/>
+        <w:rPr>
+          <w:rFonts w:hint="eastAsia"/>
+        </w:rPr>
+      </w:pPr>
+      <w:r>
+        <w:rPr>
+          <w:rFonts w:hint="eastAsia"/>
+        </w:rPr>
+        <w:t xml:space="preserve">以下に示す例では、KEITHLEY </w:t>
+      </w:r>
+      <w:r>
+        <w:t>428-PROG</w:t>
+      </w:r>
+      <w:r>
+        <w:rPr>
+          <w:rFonts w:hint="eastAsia"/>
+        </w:rPr>
+        <w:t>に対して、コマンドエラーが発生したらSRQを発信するように設定（</w:t>
+      </w:r>
+      <w:r>
+        <w:rPr>
+          <w:rFonts w:ascii="Courier New" w:hAnsi="Courier New" w:cs="Courier New"/>
+        </w:rPr>
+        <w:t>M32X</w:t>
+      </w:r>
+      <w:r>
+        <w:rPr>
+          <w:rFonts w:hint="eastAsia"/>
+        </w:rPr>
+        <w:t>）した後に、わざと存在しないコマンド（</w:t>
+      </w:r>
+      <w:r>
+        <w:rPr>
+          <w:rFonts w:ascii="Courier New" w:hAnsi="Courier New" w:cs="Courier New"/>
+        </w:rPr>
+        <w:t>E0X</w:t>
+      </w:r>
+      <w:r>
+        <w:rPr>
+          <w:rFonts w:hint="eastAsia"/>
+        </w:rPr>
+        <w:t>）を送信してSRQを発信させ、シリアル・ポールにてそのGPIBアドレスとステータスバイトを取得している。</w:t>
+      </w:r>
+    </w:p>
+    <w:p>
+      <w:pPr>
+        <w:ind w:firstLineChars="100" w:firstLine="200"/>
         <w:jc w:val="center"/>
       </w:pPr>
       <w:r>
         <w:rPr>
-          <w:rFonts w:hint="eastAsia"/>
-          <w:b/>
-          <w:bCs/>
-        </w:rPr>
-        <w:t>IPアドレス設定画面</w:t>
-      </w:r>
-    </w:p>
-    <w:p>
-      <w:r>
-        <w:rPr>
-          <w:rFonts w:hint="eastAsia"/>
-        </w:rPr>
-        <w:t xml:space="preserve">　</w:t>
-      </w:r>
-      <w:bookmarkStart w:id="9" w:name="_Hlk106897356"/>
-      <w:r>
-        <w:rPr>
-          <w:rFonts w:hint="eastAsia"/>
-        </w:rPr>
-        <w:t>「IPアドレス設定モード」では、</w:t>
-      </w:r>
-      <w:r>
-        <w:rPr>
-          <w:rFonts w:hint="eastAsia"/>
-        </w:rPr>
-        <w:t>有機ELディスプレイ</w:t>
-      </w:r>
-      <w:r>
-        <w:rPr>
-          <w:rFonts w:hint="eastAsia"/>
-        </w:rPr>
-        <w:t>②</w:t>
-      </w:r>
-      <w:r>
-        <w:rPr>
-          <w:rFonts w:hint="eastAsia"/>
-        </w:rPr>
-        <w:t>が上図のようになる。</w:t>
-      </w:r>
-      <w:r>
-        <w:t>PicoPFCU4</w:t>
-      </w:r>
-      <w:r>
-        <w:rPr>
-          <w:rFonts w:hint="eastAsia"/>
-        </w:rPr>
-        <w:t>の内部</w:t>
-      </w:r>
-      <w:r>
-        <w:rPr>
-          <w:rFonts w:hint="eastAsia"/>
-        </w:rPr>
-        <w:t>フラッシュ</w:t>
-      </w:r>
-      <w:r>
-        <w:t>ROM</w:t>
-      </w:r>
-      <w:r>
-        <w:rPr>
-          <w:rFonts w:hint="eastAsia"/>
-        </w:rPr>
-        <w:t>に保存されている現在の設定IPアドレスが上部に表示される。</w:t>
-      </w:r>
-      <w:bookmarkEnd w:id="9"/>
-    </w:p>
-    <w:p>
-      <w:r>
-        <w:rPr>
-          <w:rFonts w:hint="eastAsia"/>
-        </w:rPr>
-        <w:t xml:space="preserve">　</w:t>
-      </w:r>
-      <w:r>
-        <w:rPr>
-          <w:rFonts w:hint="eastAsia"/>
-        </w:rPr>
-        <w:t>文字の下線</w:t>
-      </w:r>
-      <w:r>
-        <w:rPr>
-          <w:rFonts w:hint="eastAsia"/>
-        </w:rPr>
-        <w:t>は</w:t>
-      </w:r>
-      <w:r>
-        <w:rPr>
-          <w:rFonts w:hint="eastAsia"/>
-        </w:rPr>
-        <w:t>カーソルとなっており、IPアドレス設定用ボタン</w:t>
-      </w:r>
-      <w:r>
-        <w:rPr>
-          <w:rFonts w:hint="eastAsia"/>
-        </w:rPr>
-        <w:t>①</w:t>
-      </w:r>
-      <w:r>
-        <w:rPr>
-          <w:rFonts w:hint="eastAsia"/>
-        </w:rPr>
-        <w:t>を長押し（0.5秒以上）するごとに、</w:t>
-      </w:r>
-      <w:r>
-        <w:rPr>
-          <w:rFonts w:hint="eastAsia"/>
-        </w:rPr>
-        <w:t>１つ</w:t>
-      </w:r>
-      <w:r>
-        <w:rPr>
-          <w:rFonts w:hint="eastAsia"/>
-        </w:rPr>
-        <w:t xml:space="preserve">隣の数字 → </w:t>
-      </w:r>
-      <w:r>
-        <w:t xml:space="preserve">… </w:t>
-      </w:r>
-      <w:r>
-        <w:rPr>
-          <w:rFonts w:hint="eastAsia"/>
-        </w:rPr>
-        <w:t>→［</w:t>
-      </w:r>
-      <w:r>
-        <w:rPr>
-          <w:u w:val="single"/>
-        </w:rPr>
-        <w:t>O</w:t>
-      </w:r>
-      <w:r>
-        <w:t>K</w:t>
-      </w:r>
-      <w:r>
-        <w:rPr>
-          <w:rFonts w:hint="eastAsia"/>
-        </w:rPr>
-        <w:t>］→［</w:t>
-      </w:r>
-      <w:r>
-        <w:rPr>
-          <w:rFonts w:hint="eastAsia"/>
-          <w:u w:val="single"/>
-        </w:rPr>
-        <w:t>C</w:t>
-      </w:r>
-      <w:r>
-        <w:t>ancel</w:t>
-      </w:r>
-      <w:r>
-        <w:rPr>
-          <w:rFonts w:hint="eastAsia"/>
-        </w:rPr>
-        <w:t xml:space="preserve">］→ 最初の数字 → </w:t>
-      </w:r>
-      <w:r>
-        <w:t xml:space="preserve">… </w:t>
-      </w:r>
-      <w:r>
-        <w:rPr>
-          <w:rFonts w:hint="eastAsia"/>
-        </w:rPr>
-        <w:t>と移動する</w:t>
-      </w:r>
-      <w:r>
-        <w:rPr>
-          <w:rFonts w:hint="eastAsia"/>
-        </w:rPr>
-        <w:t>。</w:t>
-      </w:r>
-    </w:p>
-    <w:p>
-      <w:r>
-        <w:rPr>
-          <w:rFonts w:hint="eastAsia"/>
-        </w:rPr>
-        <w:t xml:space="preserve">　カーソルが数字にあるときにIPアドレス設定用ボタン</w:t>
-      </w:r>
-      <w:r>
-        <w:rPr>
-          <w:rFonts w:hint="eastAsia"/>
-        </w:rPr>
-        <w:t>①</w:t>
-      </w:r>
-      <w:r>
-        <w:rPr>
-          <w:rFonts w:hint="eastAsia"/>
-        </w:rPr>
-        <w:t xml:space="preserve">を短押し（0.5秒未満）するごとに、 </w:t>
-      </w:r>
-      <w:r>
-        <w:t xml:space="preserve">… </w:t>
-      </w:r>
-      <w:r>
-        <w:rPr>
-          <w:rFonts w:hint="eastAsia"/>
-        </w:rPr>
-        <w:t>→</w:t>
-      </w:r>
-      <w:r>
-        <w:t xml:space="preserve"> 8 </w:t>
-      </w:r>
-      <w:r>
-        <w:rPr>
-          <w:rFonts w:hint="eastAsia"/>
-        </w:rPr>
-        <w:t>→</w:t>
-      </w:r>
-      <w:r>
-        <w:t xml:space="preserve"> 9</w:t>
-      </w:r>
-      <w:r>
-        <w:rPr>
-          <w:rFonts w:hint="eastAsia"/>
-        </w:rPr>
-        <w:t>→</w:t>
-      </w:r>
-      <w:r>
-        <w:t xml:space="preserve"> 0</w:t>
-      </w:r>
-      <w:r>
-        <w:rPr>
-          <w:rFonts w:hint="eastAsia"/>
-        </w:rPr>
-        <w:t>→</w:t>
-      </w:r>
-      <w:r>
-        <w:t xml:space="preserve"> 1</w:t>
-      </w:r>
-      <w:r>
-        <w:rPr>
-          <w:rFonts w:hint="eastAsia"/>
-        </w:rPr>
-        <w:t>→</w:t>
-      </w:r>
-      <w:r>
-        <w:t xml:space="preserve"> </w:t>
-      </w:r>
-      <w:r>
-        <w:rPr>
-          <w:rFonts w:hint="eastAsia"/>
-        </w:rPr>
-        <w:t>2→</w:t>
-      </w:r>
-      <w:r>
-        <w:t xml:space="preserve"> … </w:t>
-      </w:r>
-      <w:r>
-        <w:rPr>
-          <w:rFonts w:hint="eastAsia"/>
-        </w:rPr>
-        <w:t>と数字が変更される。</w:t>
-      </w:r>
-    </w:p>
-    <w:p>
-      <w:r>
-        <w:rPr>
-          <w:rFonts w:hint="eastAsia"/>
-        </w:rPr>
-        <w:t xml:space="preserve">　カーソルが［</w:t>
-      </w:r>
-      <w:r>
-        <w:rPr>
-          <w:rFonts w:hint="eastAsia"/>
-          <w:u w:val="single"/>
-        </w:rPr>
-        <w:t>C</w:t>
-      </w:r>
-      <w:r>
-        <w:t>ancel</w:t>
-      </w:r>
-      <w:r>
-        <w:rPr>
-          <w:rFonts w:hint="eastAsia"/>
-        </w:rPr>
-        <w:t>］にあるときにIPアドレス設定用ボタン</w:t>
-      </w:r>
-      <w:r>
-        <w:rPr>
-          <w:rFonts w:hint="eastAsia"/>
-        </w:rPr>
-        <w:t>①</w:t>
-      </w:r>
-      <w:r>
-        <w:rPr>
-          <w:rFonts w:hint="eastAsia"/>
-        </w:rPr>
-        <w:t>を短押し（0.5秒未満）すると、画面上部のIPアドレス全桁が内部</w:t>
-      </w:r>
-      <w:r>
-        <w:rPr>
-          <w:rFonts w:hint="eastAsia"/>
-        </w:rPr>
-        <w:t>フラッシュ</w:t>
-      </w:r>
-      <w:r>
-        <w:rPr>
-          <w:rFonts w:hint="eastAsia"/>
-        </w:rPr>
-        <w:t>ROMに保存されている現在の設定IPアドレスに戻される。</w:t>
-      </w:r>
-    </w:p>
-    <w:p>
-      <w:r>
-        <w:rPr>
-          <w:rFonts w:hint="eastAsia"/>
-        </w:rPr>
-        <w:t xml:space="preserve">　カーソルが［</w:t>
-      </w:r>
-      <w:r>
-        <w:rPr>
-          <w:u w:val="single"/>
-        </w:rPr>
-        <w:t>O</w:t>
-      </w:r>
-      <w:r>
-        <w:t>K</w:t>
-      </w:r>
-      <w:r>
-        <w:rPr>
-          <w:rFonts w:hint="eastAsia"/>
-        </w:rPr>
-        <w:t>］にあるときにIPアドレス設定用ボタン</w:t>
-      </w:r>
-      <w:r>
-        <w:rPr>
-          <w:rFonts w:hint="eastAsia"/>
-        </w:rPr>
-        <w:t>①</w:t>
-      </w:r>
-      <w:r>
-        <w:rPr>
-          <w:rFonts w:hint="eastAsia"/>
-        </w:rPr>
-        <w:t>を短押し（0.5秒未満）すると、画面下部に［Saved !］と表示され、</w:t>
-      </w:r>
-      <w:r>
-        <w:rPr>
-          <w:rFonts w:hint="eastAsia"/>
-        </w:rPr>
-        <w:t>画面上部の</w:t>
-      </w:r>
-      <w:r>
-        <w:rPr>
-          <w:rFonts w:hint="eastAsia"/>
-        </w:rPr>
-        <w:t>IPアドレスが内部</w:t>
-      </w:r>
-      <w:r>
-        <w:rPr>
-          <w:rFonts w:hint="eastAsia"/>
-        </w:rPr>
-        <w:t>フラッシュ</w:t>
-      </w:r>
-      <w:r>
-        <w:rPr>
-          <w:rFonts w:hint="eastAsia"/>
-        </w:rPr>
-        <w:t>ROMに保存される。</w:t>
-      </w:r>
-    </w:p>
-    <w:p>
-      <w:pPr>
-        <w:spacing w:line="240" w:lineRule="auto"/>
-      </w:pPr>
-      <w:r>
-        <w:rPr>
-          <w:rFonts w:hint="eastAsia"/>
-        </w:rPr>
-        <w:t>※ この</w:t>
-      </w:r>
-      <w:r>
-        <w:rPr>
-          <w:rFonts w:hint="eastAsia"/>
-        </w:rPr>
-        <w:t>「IPアドレス設定モード」から通常の</w:t>
-      </w:r>
-      <w:r>
-        <w:rPr>
-          <w:rFonts w:hint="eastAsia"/>
-        </w:rPr>
-        <w:t>「シリアル変換</w:t>
-      </w:r>
-      <w:r>
-        <w:rPr>
-          <w:rFonts w:hint="eastAsia"/>
-        </w:rPr>
-        <w:t>モード</w:t>
-      </w:r>
-      <w:r>
-        <w:rPr>
-          <w:rFonts w:hint="eastAsia"/>
-        </w:rPr>
-        <w:t>」</w:t>
-      </w:r>
-      <w:r>
-        <w:rPr>
-          <w:rFonts w:hint="eastAsia"/>
-        </w:rPr>
-        <w:t>へ直接に遷移する方法はない</w:t>
-      </w:r>
-      <w:r>
-        <w:rPr>
-          <w:rFonts w:hint="eastAsia"/>
-        </w:rPr>
-        <w:t>。そのため、</w:t>
-      </w:r>
-      <w:r>
-        <w:rPr>
-          <w:rFonts w:hint="eastAsia"/>
-        </w:rPr>
-        <w:t>一度</w:t>
-      </w:r>
-      <w:r>
-        <w:t>PicoPFCU4</w:t>
-      </w:r>
-      <w:r>
-        <w:rPr>
-          <w:rFonts w:hint="eastAsia"/>
-        </w:rPr>
-        <w:t>の電源</w:t>
-      </w:r>
-      <w:r>
-        <w:rPr>
-          <w:rFonts w:hint="eastAsia"/>
-        </w:rPr>
-        <w:t>スイッチ</w:t>
-      </w:r>
-      <w:r>
-        <w:rPr>
-          <w:rFonts w:hint="eastAsia"/>
-        </w:rPr>
-        <w:t>をオフにし、</w:t>
-      </w:r>
-      <w:r>
-        <w:rPr>
-          <w:rFonts w:hint="eastAsia"/>
-        </w:rPr>
-        <w:t>（IPアドレス設定用ボタン</w:t>
-      </w:r>
-      <w:r>
-        <w:rPr>
-          <w:rFonts w:hint="eastAsia"/>
-        </w:rPr>
-        <w:t>①</w:t>
-      </w:r>
-      <w:r>
-        <w:rPr>
-          <w:rFonts w:hint="eastAsia"/>
-        </w:rPr>
-        <w:t>を押さない状態で）</w:t>
-      </w:r>
-      <w:r>
-        <w:rPr>
-          <w:rFonts w:hint="eastAsia"/>
-        </w:rPr>
-        <w:t>再度電源</w:t>
-      </w:r>
-      <w:r>
-        <w:rPr>
-          <w:rFonts w:hint="eastAsia"/>
-        </w:rPr>
-        <w:t>スイッチ</w:t>
-      </w:r>
-      <w:r>
-        <w:rPr>
-          <w:rFonts w:hint="eastAsia"/>
-        </w:rPr>
-        <w:t>をオンにして</w:t>
-      </w:r>
-      <w:r>
-        <w:rPr>
-          <w:rFonts w:hint="eastAsia"/>
-        </w:rPr>
-        <w:t>「シリアル変換</w:t>
-      </w:r>
-      <w:r>
-        <w:rPr>
-          <w:rFonts w:hint="eastAsia"/>
-        </w:rPr>
-        <w:t>モード</w:t>
-      </w:r>
-      <w:r>
-        <w:rPr>
-          <w:rFonts w:hint="eastAsia"/>
-        </w:rPr>
-        <w:t>」</w:t>
-      </w:r>
-      <w:r>
-        <w:rPr>
-          <w:rFonts w:hint="eastAsia"/>
-        </w:rPr>
-        <w:t>にする</w:t>
-      </w:r>
-      <w:r>
-        <w:rPr>
-          <w:rFonts w:hint="eastAsia"/>
-        </w:rPr>
-        <w:t>こと</w:t>
-      </w:r>
-      <w:r>
-        <w:rPr>
-          <w:rFonts w:hint="eastAsia"/>
-        </w:rPr>
-        <w:t>。</w:t>
-      </w:r>
-    </w:p>
-    <w:p>
-      <w:r>
-        <w:br w:type="page"/>
-      </w:r>
-    </w:p>
-    <w:p/>
-    <w:p>
-      <w:pPr>
-        <w:pStyle w:val="1"/>
-        <w:rPr>
-          <w:rFonts w:ascii="游明朝 Demibold" w:eastAsia="游明朝 Demibold" w:hAnsi="游明朝 Demibold"/>
-          <w:sz w:val="24"/>
-          <w:szCs w:val="24"/>
-        </w:rPr>
-      </w:pPr>
-      <w:bookmarkStart w:id="10" w:name="_Toc110954063"/>
-      <w:r>
-        <w:rPr>
-          <w:rFonts w:ascii="游明朝 Demibold" w:eastAsia="游明朝 Demibold" w:hAnsi="游明朝 Demibold"/>
-          <w:sz w:val="24"/>
-          <w:szCs w:val="24"/>
-        </w:rPr>
-        <w:t>6</w:t>
-      </w:r>
-      <w:r>
-        <w:rPr>
-          <w:rFonts w:ascii="游明朝 Demibold" w:eastAsia="游明朝 Demibold" w:hAnsi="游明朝 Demibold"/>
-          <w:sz w:val="24"/>
-          <w:szCs w:val="24"/>
-        </w:rPr>
-        <w:t xml:space="preserve">.　</w:t>
-      </w:r>
-      <w:r>
-        <w:rPr>
-          <w:rFonts w:ascii="游明朝 Demibold" w:eastAsia="游明朝 Demibold" w:hAnsi="游明朝 Demibold" w:hint="eastAsia"/>
-          <w:sz w:val="24"/>
-          <w:szCs w:val="24"/>
-        </w:rPr>
-        <w:t>シリアル変換モード</w:t>
-      </w:r>
-      <w:bookmarkEnd w:id="10"/>
-    </w:p>
-    <w:p>
-      <w:r>
-        <w:rPr>
-          <w:rFonts w:hint="eastAsia"/>
-        </w:rPr>
-        <w:t xml:space="preserve">　</w:t>
-      </w:r>
-      <w:r>
-        <w:t>PicoPFCU4</w:t>
-      </w:r>
-      <w:r>
-        <w:t>は、</w:t>
-      </w:r>
-      <w:r>
-        <w:rPr>
-          <w:rFonts w:hint="eastAsia"/>
-        </w:rPr>
-        <w:t>IPアドレス設定用ボタン</w:t>
-      </w:r>
-      <w:r>
-        <w:rPr>
-          <w:rFonts w:hint="eastAsia"/>
-        </w:rPr>
-        <w:t>①</w:t>
-      </w:r>
-      <w:r>
-        <w:rPr>
-          <w:rFonts w:hint="eastAsia"/>
-        </w:rPr>
-        <w:t>を押さない状態で電源</w:t>
-      </w:r>
-      <w:r>
-        <w:rPr>
-          <w:rFonts w:hint="eastAsia"/>
-        </w:rPr>
-        <w:t>スイッチをオンに</w:t>
-      </w:r>
-      <w:r>
-        <w:rPr>
-          <w:rFonts w:hint="eastAsia"/>
-        </w:rPr>
-        <w:t>す</w:t>
-      </w:r>
-      <w:r>
-        <w:t>る</w:t>
-      </w:r>
-      <w:r>
-        <w:rPr>
-          <w:rFonts w:hint="eastAsia"/>
-        </w:rPr>
-        <w:t>と、通常の「シリアル変換モード」で起動する</w:t>
-      </w:r>
-      <w:r>
-        <w:t>。</w:t>
-      </w:r>
-    </w:p>
-    <w:p>
-      <w:pPr>
-        <w:jc w:val="center"/>
-      </w:pPr>
-      <w:r>
-        <w:rPr>
           <w:noProof/>
         </w:rPr>
+        <w:lastRenderedPageBreak/>
         <w:drawing>
-          <wp:inline distT="0" distB="0" distL="0" distR="0" wp14:anchorId="6F790B00" wp14:editId="11A7E488">
-            <wp:extent cx="2480867" cy="1450728"/>
-            <wp:effectExtent l="0" t="0" r="0" b="0"/>
-            <wp:docPr id="16" name="図 16" descr="テキスト&#10;&#10;低い精度で自動的に生成された説明"/>
+          <wp:inline distT="0" distB="0" distL="0" distR="0" wp14:anchorId="4B12A23A" wp14:editId="7CBFB103">
+            <wp:extent cx="4581525" cy="3153660"/>
+            <wp:effectExtent l="0" t="0" r="0" b="8890"/>
+            <wp:docPr id="13" name="図 13"/>
             <wp:cNvGraphicFramePr>
               <a:graphicFrameLocks xmlns:a="http://schemas.openxmlformats.org/drawingml/2006/main" noChangeAspect="1"/>
             </wp:cNvGraphicFramePr>
@@ -4373,23 +6860,30 @@
               <a:graphicData uri="http://schemas.openxmlformats.org/drawingml/2006/picture">
                 <pic:pic xmlns:pic="http://schemas.openxmlformats.org/drawingml/2006/picture">
                   <pic:nvPicPr>
-                    <pic:cNvPr id="16" name="図 16" descr="テキスト&#10;&#10;低い精度で自動的に生成された説明"/>
+                    <pic:cNvPr id="1" name=""/>
                     <pic:cNvPicPr/>
                   </pic:nvPicPr>
-                  <pic:blipFill>
+                  <pic:blipFill rotWithShape="1">
                     <a:blip r:embed="rId15"/>
-                    <a:stretch>
-                      <a:fillRect/>
-                    </a:stretch>
+                    <a:srcRect b="45103"/>
+                    <a:stretch/>
                   </pic:blipFill>
-                  <pic:spPr>
+                  <pic:spPr bwMode="auto">
                     <a:xfrm>
                       <a:off x="0" y="0"/>
-                      <a:ext cx="2480867" cy="1450728"/>
+                      <a:ext cx="4591849" cy="3160767"/>
                     </a:xfrm>
                     <a:prstGeom prst="rect">
                       <a:avLst/>
                     </a:prstGeom>
+                    <a:ln>
+                      <a:noFill/>
+                    </a:ln>
+                    <a:extLst>
+                      <a:ext uri="{53640926-AAD7-44D8-BBD7-CCE9431645EC}">
+                        <a14:shadowObscured xmlns:a14="http://schemas.microsoft.com/office/drawing/2010/main"/>
+                      </a:ext>
+                    </a:extLst>
                   </pic:spPr>
                 </pic:pic>
               </a:graphicData>
@@ -4400,133 +6894,1145 @@
     </w:p>
     <w:p>
       <w:pPr>
+        <w:pStyle w:val="afc"/>
+      </w:pPr>
+      <w:r>
+        <w:t xml:space="preserve"> </w:t>
+      </w:r>
+      <w:r>
+        <w:t>TIM</w:t>
+      </w:r>
+    </w:p>
+    <w:p>
+      <w:pPr>
+        <w:spacing w:after="360"/>
+        <w:ind w:leftChars="213" w:left="426" w:firstLineChars="70" w:firstLine="140"/>
+        <w:jc w:val="both"/>
+      </w:pPr>
+      <w:r>
+        <w:rPr>
+          <w:rFonts w:hint="eastAsia"/>
+        </w:rPr>
+        <w:t>オプション</w:t>
+      </w:r>
+      <w:r>
+        <w:rPr>
+          <w:rFonts w:hint="eastAsia"/>
+        </w:rPr>
+        <w:t>が</w:t>
+      </w:r>
+      <w:r>
+        <w:rPr>
+          <w:rFonts w:hint="eastAsia"/>
+        </w:rPr>
+        <w:t>指定され</w:t>
+      </w:r>
+      <w:r>
+        <w:rPr>
+          <w:rFonts w:hint="eastAsia"/>
+        </w:rPr>
+        <w:t>ていない場合には、現在設定されている</w:t>
+      </w:r>
+      <w:r>
+        <w:rPr>
+          <w:rFonts w:hint="eastAsia"/>
+        </w:rPr>
+        <w:t>GPIB</w:t>
+      </w:r>
+      <w:r>
+        <w:rPr>
+          <w:rFonts w:hint="eastAsia"/>
+        </w:rPr>
+        <w:t>側送受信のタイムアウト時間をミリ秒単位で返す</w:t>
+      </w:r>
+      <w:r>
+        <w:rPr>
+          <w:rFonts w:hint="eastAsia"/>
+        </w:rPr>
+        <w:t>。オプション</w:t>
+      </w:r>
+      <w:r>
+        <w:rPr>
+          <w:rFonts w:hint="eastAsia"/>
+        </w:rPr>
+        <w:t>として</w:t>
+      </w:r>
+      <w:r>
+        <w:rPr>
+          <w:rFonts w:hint="eastAsia"/>
+        </w:rPr>
+        <w:t>「</w:t>
+      </w:r>
+      <w:r>
+        <w:rPr>
+          <w:rFonts w:ascii="Courier New" w:hAnsi="Courier New" w:cs="Courier New"/>
+        </w:rPr>
+        <w:t>%d</w:t>
+      </w:r>
+      <w:r>
+        <w:rPr>
+          <w:rFonts w:hint="eastAsia"/>
+        </w:rPr>
+        <w:t>」</w:t>
+      </w:r>
+      <w:r>
+        <w:rPr>
+          <w:rFonts w:hint="eastAsia"/>
+        </w:rPr>
+        <w:t>の形式で数値が指定されていた場合には</w:t>
+      </w:r>
+      <w:r>
+        <w:rPr>
+          <w:rFonts w:hint="eastAsia"/>
+        </w:rPr>
+        <w:t>GPIB側送受信のタイムアウト時間</w:t>
+      </w:r>
+      <w:r>
+        <w:rPr>
+          <w:rFonts w:hint="eastAsia"/>
+        </w:rPr>
+        <w:t>を指定されたミリ秒に設定し、設定された時間をミリ秒単位で返す</w:t>
+      </w:r>
+      <w:r>
+        <w:rPr>
+          <w:rFonts w:hint="eastAsia"/>
+        </w:rPr>
+        <w:t>。</w:t>
+      </w:r>
+    </w:p>
+    <w:p>
+      <w:pPr>
+        <w:spacing w:after="360"/>
+        <w:ind w:leftChars="213" w:left="426" w:firstLineChars="70" w:firstLine="140"/>
         <w:jc w:val="center"/>
-      </w:pPr>
-      <w:r>
-        <w:rPr>
-          <w:rFonts w:hint="eastAsia"/>
+        <w:rPr>
+          <w:rFonts w:hint="eastAsia"/>
+        </w:rPr>
+      </w:pPr>
+      <w:r>
+        <w:rPr>
+          <w:noProof/>
+        </w:rPr>
+        <w:drawing>
+          <wp:inline distT="0" distB="0" distL="0" distR="0" wp14:anchorId="3E8A42D5" wp14:editId="325DCF36">
+            <wp:extent cx="4351929" cy="1819275"/>
+            <wp:effectExtent l="0" t="0" r="0" b="0"/>
+            <wp:docPr id="14" name="図 14" descr="グラフィカル ユーザー インターフェイス, アプリケーション, Word&#10;&#10;中程度の精度で自動的に生成された説明"/>
+            <wp:cNvGraphicFramePr>
+              <a:graphicFrameLocks xmlns:a="http://schemas.openxmlformats.org/drawingml/2006/main" noChangeAspect="1"/>
+            </wp:cNvGraphicFramePr>
+            <a:graphic xmlns:a="http://schemas.openxmlformats.org/drawingml/2006/main">
+              <a:graphicData uri="http://schemas.openxmlformats.org/drawingml/2006/picture">
+                <pic:pic xmlns:pic="http://schemas.openxmlformats.org/drawingml/2006/picture">
+                  <pic:nvPicPr>
+                    <pic:cNvPr id="14" name="図 14" descr="グラフィカル ユーザー インターフェイス, アプリケーション, Word&#10;&#10;中程度の精度で自動的に生成された説明"/>
+                    <pic:cNvPicPr/>
+                  </pic:nvPicPr>
+                  <pic:blipFill rotWithShape="1">
+                    <a:blip r:embed="rId16"/>
+                    <a:srcRect b="66660"/>
+                    <a:stretch/>
+                  </pic:blipFill>
+                  <pic:spPr bwMode="auto">
+                    <a:xfrm>
+                      <a:off x="0" y="0"/>
+                      <a:ext cx="4361955" cy="1823466"/>
+                    </a:xfrm>
+                    <a:prstGeom prst="rect">
+                      <a:avLst/>
+                    </a:prstGeom>
+                    <a:ln>
+                      <a:noFill/>
+                    </a:ln>
+                    <a:extLst>
+                      <a:ext uri="{53640926-AAD7-44D8-BBD7-CCE9431645EC}">
+                        <a14:shadowObscured xmlns:a14="http://schemas.microsoft.com/office/drawing/2010/main"/>
+                      </a:ext>
+                    </a:extLst>
+                  </pic:spPr>
+                </pic:pic>
+              </a:graphicData>
+            </a:graphic>
+          </wp:inline>
+        </w:drawing>
+      </w:r>
+    </w:p>
+    <w:p>
+      <w:pPr>
+        <w:pStyle w:val="afc"/>
+      </w:pPr>
+      <w:r>
+        <w:t xml:space="preserve"> </w:t>
+      </w:r>
+      <w:r>
+        <w:t>TAL</w:t>
+      </w:r>
+    </w:p>
+    <w:p>
+      <w:pPr>
+        <w:ind w:leftChars="213" w:left="426" w:firstLineChars="70" w:firstLine="140"/>
+        <w:jc w:val="both"/>
+      </w:pPr>
+      <w:r>
+        <w:rPr>
+          <w:rFonts w:hint="eastAsia"/>
+        </w:rPr>
+        <w:t>オプションで指定された</w:t>
+      </w:r>
+      <w:r>
+        <w:rPr>
+          <w:rFonts w:hint="eastAsia"/>
+        </w:rPr>
+        <w:t>GPIB</w:t>
+      </w:r>
+      <w:r>
+        <w:rPr>
+          <w:rFonts w:hint="eastAsia"/>
+        </w:rPr>
+        <w:t>アドレスの装置</w:t>
+      </w:r>
+      <w:r>
+        <w:rPr>
+          <w:rFonts w:hint="eastAsia"/>
+        </w:rPr>
+        <w:t>をリスナに指定して、</w:t>
+      </w:r>
+      <w:r>
+        <w:rPr>
+          <w:rFonts w:hint="eastAsia"/>
+        </w:rPr>
+        <w:t>コマンド文字列を送信する</w:t>
+      </w:r>
+      <w:r>
+        <w:rPr>
+          <w:rFonts w:hint="eastAsia"/>
+        </w:rPr>
+        <w:t>。</w:t>
+      </w:r>
+      <w:r>
+        <w:rPr>
+          <w:rFonts w:hint="eastAsia"/>
+        </w:rPr>
+        <w:t>タイムアウト時間内に送信できた場合には</w:t>
+      </w:r>
+      <w:r>
+        <w:rPr>
+          <w:rFonts w:hint="eastAsia"/>
+        </w:rPr>
+        <w:t>「</w:t>
+      </w:r>
+      <w:r>
+        <w:rPr>
+          <w:rFonts w:ascii="Courier New" w:hAnsi="Courier New" w:cs="Courier New"/>
+        </w:rPr>
+        <w:t>OK</w:t>
+      </w:r>
+      <w:r>
+        <w:rPr>
+          <w:rFonts w:hint="eastAsia"/>
+        </w:rPr>
+        <w:t>」文字列が、</w:t>
+      </w:r>
+      <w:r>
+        <w:rPr>
+          <w:rFonts w:hint="eastAsia"/>
+        </w:rPr>
+        <w:t>送信できなかった場合には「</w:t>
+      </w:r>
+      <w:r>
+        <w:rPr>
+          <w:rFonts w:ascii="Courier New" w:hAnsi="Courier New" w:cs="Courier New"/>
+        </w:rPr>
+        <w:t>ERROR</w:t>
+      </w:r>
+      <w:r>
+        <w:rPr>
+          <w:rFonts w:hint="eastAsia"/>
+        </w:rPr>
+        <w:t>」文字列が返される。</w:t>
+      </w:r>
+    </w:p>
+    <w:p>
+      <w:pPr>
+        <w:spacing w:after="360"/>
+        <w:ind w:leftChars="213" w:left="426" w:firstLineChars="70" w:firstLine="140"/>
+        <w:jc w:val="both"/>
+      </w:pPr>
+      <w:r>
+        <w:rPr>
+          <w:rFonts w:ascii="Verdana Pro SemiBold" w:hAnsi="Verdana Pro SemiBold"/>
+        </w:rPr>
+        <w:t>TAL</w:t>
+      </w:r>
+      <w:r>
+        <w:rPr>
+          <w:rFonts w:hint="eastAsia"/>
+        </w:rPr>
+        <w:t>コマンドとオプション指定の書式は以下の通りとなっている</w:t>
+      </w:r>
+      <w:r>
+        <w:rPr>
+          <w:rFonts w:hint="eastAsia"/>
+        </w:rPr>
+        <w:t>。</w:t>
+      </w:r>
+    </w:p>
+    <w:p>
+      <w:pPr>
+        <w:spacing w:after="360"/>
+        <w:ind w:leftChars="213" w:left="426" w:firstLineChars="207" w:firstLine="487"/>
+        <w:rPr>
+          <w:rFonts w:ascii="Courier New" w:hAnsi="Courier New" w:cs="Courier New"/>
           <w:b/>
           <w:bCs/>
-        </w:rPr>
-        <w:t>シリアル変換モード画面</w:t>
-      </w:r>
-    </w:p>
-    <w:p>
-      <w:r>
-        <w:rPr>
-          <w:rFonts w:hint="eastAsia"/>
-        </w:rPr>
-        <w:t xml:space="preserve">　「シリアル変換モード」では、</w:t>
-      </w:r>
-      <w:r>
-        <w:rPr>
-          <w:rFonts w:hint="eastAsia"/>
-        </w:rPr>
-        <w:t>有機EL</w:t>
-      </w:r>
-      <w:r>
-        <w:rPr>
-          <w:rFonts w:hint="eastAsia"/>
-        </w:rPr>
-        <w:t>ディスプレイ</w:t>
-      </w:r>
-      <w:r>
-        <w:rPr>
-          <w:rFonts w:hint="eastAsia"/>
-        </w:rPr>
-        <w:t>②</w:t>
-      </w:r>
-      <w:r>
-        <w:rPr>
-          <w:rFonts w:hint="eastAsia"/>
-        </w:rPr>
-        <w:t>に内部</w:t>
-      </w:r>
-      <w:r>
-        <w:rPr>
-          <w:rFonts w:hint="eastAsia"/>
-        </w:rPr>
-        <w:t>フラッシュ</w:t>
-      </w:r>
-      <w:r>
-        <w:t>ROM</w:t>
-      </w:r>
-      <w:r>
-        <w:rPr>
-          <w:rFonts w:hint="eastAsia"/>
-        </w:rPr>
-        <w:t>に保存されている現在の設定IPアドレスが表示される。</w:t>
-      </w:r>
-    </w:p>
-    <w:p>
-      <w:r>
-        <w:rPr>
-          <w:rFonts w:hint="eastAsia"/>
-        </w:rPr>
-        <w:t xml:space="preserve">　「シリアル変換モード」で起動した</w:t>
-      </w:r>
-      <w:r>
-        <w:t>PicoPFCU4</w:t>
-      </w:r>
-      <w:r>
-        <w:rPr>
-          <w:rFonts w:hint="eastAsia"/>
-        </w:rPr>
-        <w:t>は、このIPアドレスで</w:t>
-      </w:r>
-      <w:r>
-        <w:rPr>
-          <w:rFonts w:hint="eastAsia"/>
-        </w:rPr>
-        <w:t>T</w:t>
-      </w:r>
-      <w:r>
-        <w:t>CP</w:t>
-      </w:r>
-      <w:r>
-        <w:rPr>
-          <w:rFonts w:hint="eastAsia"/>
-        </w:rPr>
-        <w:t>ポート7777番をリスンし、</w:t>
-      </w:r>
-      <w:r>
-        <w:rPr>
-          <w:rFonts w:hint="eastAsia"/>
-        </w:rPr>
-        <w:t>TCP</w:t>
-      </w:r>
-      <w:r>
-        <w:rPr>
-          <w:rFonts w:hint="eastAsia"/>
-        </w:rPr>
-        <w:t>接続してきたクライアント</w:t>
-      </w:r>
-      <w:r>
-        <w:rPr>
-          <w:rFonts w:hint="eastAsia"/>
-        </w:rPr>
-        <w:t>と</w:t>
-      </w:r>
-      <w:r>
-        <w:t>PFCU-4</w:t>
-      </w:r>
-      <w:r>
-        <w:rPr>
-          <w:rFonts w:hint="eastAsia"/>
-        </w:rPr>
-        <w:t>の間で電文のやり取りをおこなう。</w:t>
-      </w:r>
-    </w:p>
-    <w:p>
-      <w:pPr>
-        <w:rPr>
-          <w:caps/>
-          <w:color w:val="FFFFFF" w:themeColor="background1"/>
-          <w:spacing w:val="15"/>
-          <w:sz w:val="22"/>
-          <w:szCs w:val="22"/>
-        </w:rPr>
-      </w:pPr>
+          <w:sz w:val="24"/>
+          <w:szCs w:val="24"/>
+        </w:rPr>
+      </w:pPr>
+      <w:r>
+        <w:rPr>
+          <w:rFonts w:ascii="Courier New" w:hAnsi="Courier New" w:cs="Courier New"/>
+          <w:b/>
+          <w:bCs/>
+          <w:sz w:val="24"/>
+          <w:szCs w:val="24"/>
+        </w:rPr>
+        <w:lastRenderedPageBreak/>
+        <w:t>TAL:[%d]:[%d][+%d][.] %s</w:t>
+      </w:r>
+    </w:p>
+    <w:p>
+      <w:pPr>
+        <w:ind w:leftChars="213" w:left="426" w:firstLineChars="70" w:firstLine="140"/>
+        <w:jc w:val="both"/>
+      </w:pPr>
+      <w:r>
+        <w:rPr>
+          <w:rFonts w:hint="eastAsia"/>
+        </w:rPr>
+        <w:t>２つの「：」に挟まれた「</w:t>
+      </w:r>
+      <w:r>
+        <w:rPr>
+          <w:rFonts w:ascii="Courier New" w:hAnsi="Courier New" w:cs="Courier New"/>
+        </w:rPr>
+        <w:t>%d</w:t>
+      </w:r>
+      <w:r>
+        <w:rPr>
+          <w:rFonts w:hint="eastAsia"/>
+        </w:rPr>
+        <w:t>」はコマンド文字列を送信する装置のGPIBアドレスである。これは省略可能で、省略した場合には前述したシリアル通信による「</w:t>
+      </w:r>
+      <w:r>
+        <w:rPr>
+          <w:rFonts w:ascii="Verdana Pro SemiBold" w:hAnsi="Verdana Pro SemiBold"/>
+        </w:rPr>
+        <w:t>!TAD</w:t>
+      </w:r>
+      <w:r>
+        <w:rPr>
+          <w:rFonts w:hint="eastAsia"/>
+        </w:rPr>
+        <w:t>」で設定したデフォルトターゲットGPIBアドレスが自動補完されて用いられる。</w:t>
+      </w:r>
+    </w:p>
+    <w:p>
+      <w:pPr>
+        <w:ind w:leftChars="213" w:left="426" w:firstLineChars="70" w:firstLine="140"/>
+        <w:jc w:val="both"/>
+      </w:pPr>
+      <w:r>
+        <w:rPr>
+          <w:rFonts w:hint="eastAsia"/>
+        </w:rPr>
+        <w:t>2つ目の「：」直後のオプションは装置へ送信するコマンド文字列のターミネータとEOIアサートの有無を指定する。</w:t>
+      </w:r>
+      <w:r>
+        <w:rPr>
+          <w:rFonts w:hint="eastAsia"/>
+        </w:rPr>
+        <w:t>「</w:t>
+      </w:r>
+      <w:r>
+        <w:rPr>
+          <w:rFonts w:ascii="Courier New" w:hAnsi="Courier New" w:cs="Courier New"/>
+        </w:rPr>
+        <w:t>[%d][+%d]</w:t>
+      </w:r>
+      <w:r>
+        <w:rPr>
+          <w:rFonts w:hint="eastAsia"/>
+        </w:rPr>
+        <w:t>」がターミネータ指定で、ターミネータが１文字ならその文字のASCIIコードを、２文字なら各々のASCIIコードを「+（半角プラス記号）」で繋いだものを記述する。最後の「</w:t>
+      </w:r>
+      <w:r>
+        <w:rPr>
+          <w:rFonts w:ascii="Courier New" w:hAnsi="Courier New" w:cs="Courier New"/>
+        </w:rPr>
+        <w:t>[.]</w:t>
+      </w:r>
+      <w:r>
+        <w:rPr>
+          <w:rFonts w:hint="eastAsia"/>
+        </w:rPr>
+        <w:t>」は、「.（半角ピリオド）」が記述されていた場合には（ターミネータを含めた）コマンド文字列の最後の文字を送信する際にGPIBバスの「E</w:t>
+      </w:r>
+      <w:r>
+        <w:t>OI</w:t>
+      </w:r>
+      <w:r>
+        <w:rPr>
+          <w:rFonts w:hint="eastAsia"/>
+        </w:rPr>
+        <w:t>」ラインを同時にアサートする。記述されていない場合には「E</w:t>
+      </w:r>
+      <w:r>
+        <w:t>OI</w:t>
+      </w:r>
+      <w:r>
+        <w:rPr>
+          <w:rFonts w:hint="eastAsia"/>
+        </w:rPr>
+        <w:t>」ラインの同時アサートはおこなわない。</w:t>
+      </w:r>
+      <w:r>
+        <w:rPr>
+          <w:rFonts w:hint="eastAsia"/>
+        </w:rPr>
+        <w:t>この</w:t>
+      </w:r>
+      <w:r>
+        <w:rPr>
+          <w:rFonts w:hint="eastAsia"/>
+        </w:rPr>
+        <w:t>2つ目の「：」直後のオプション</w:t>
+      </w:r>
+      <w:r>
+        <w:rPr>
+          <w:rFonts w:hint="eastAsia"/>
+        </w:rPr>
+        <w:t>指定が省略された場合には</w:t>
+      </w:r>
+      <w:r>
+        <w:rPr>
+          <w:rFonts w:hint="eastAsia"/>
+        </w:rPr>
+        <w:t>前述したシリアル通信による「</w:t>
+      </w:r>
+      <w:r>
+        <w:rPr>
+          <w:rFonts w:ascii="Verdana Pro SemiBold" w:hAnsi="Verdana Pro SemiBold"/>
+        </w:rPr>
+        <w:t>!T</w:t>
+      </w:r>
+      <w:r>
+        <w:rPr>
+          <w:rFonts w:ascii="Verdana Pro SemiBold" w:hAnsi="Verdana Pro SemiBold"/>
+        </w:rPr>
+        <w:t>ER</w:t>
+      </w:r>
+      <w:r>
+        <w:rPr>
+          <w:rFonts w:hint="eastAsia"/>
+        </w:rPr>
+        <w:t>」で設定したデフォルトターミネータ/EOIアサート設定</w:t>
+      </w:r>
+      <w:r>
+        <w:rPr>
+          <w:rFonts w:hint="eastAsia"/>
+        </w:rPr>
+        <w:t>が自動補完されて用いられる。</w:t>
+      </w:r>
+    </w:p>
+    <w:p>
+      <w:pPr>
+        <w:spacing w:after="360"/>
+        <w:ind w:leftChars="213" w:left="426" w:firstLineChars="70" w:firstLine="140"/>
+        <w:jc w:val="both"/>
+        <w:rPr>
+          <w:rFonts w:hint="eastAsia"/>
+        </w:rPr>
+      </w:pPr>
+      <w:r>
+        <w:rPr>
+          <w:rFonts w:hint="eastAsia"/>
+        </w:rPr>
+        <w:t>２つ目のオプション指定から１文字以上の空白文字をはさんで、装置へ送信するコマンド文字列を記述する。</w:t>
+      </w:r>
+    </w:p>
+    <w:p>
+      <w:pPr>
+        <w:pStyle w:val="afc"/>
+      </w:pPr>
+      <w:r>
+        <w:t xml:space="preserve"> </w:t>
+      </w:r>
+      <w:r>
+        <w:t>LIS</w:t>
+      </w:r>
+    </w:p>
+    <w:p>
+      <w:pPr>
+        <w:ind w:leftChars="213" w:left="426" w:firstLineChars="70" w:firstLine="140"/>
+        <w:jc w:val="both"/>
+      </w:pPr>
+      <w:r>
+        <w:rPr>
+          <w:rFonts w:hint="eastAsia"/>
+        </w:rPr>
+        <w:t>オプションで指定されたGPIBアドレスの装置</w:t>
+      </w:r>
+      <w:r>
+        <w:rPr>
+          <w:rFonts w:hint="eastAsia"/>
+        </w:rPr>
+        <w:t>をトーカに指定して送信されたデータ文字列を受信し、TCP/IP接続されたクライアントにその文字列を返す</w:t>
+      </w:r>
+      <w:r>
+        <w:rPr>
+          <w:rFonts w:hint="eastAsia"/>
+        </w:rPr>
+        <w:t>。</w:t>
+      </w:r>
+      <w:r>
+        <w:rPr>
+          <w:rFonts w:hint="eastAsia"/>
+        </w:rPr>
+        <w:t>タイムアウト時間内に受信できなかった場合には何も返さない。</w:t>
+      </w:r>
+    </w:p>
+    <w:p>
+      <w:pPr>
+        <w:spacing w:after="360"/>
+        <w:ind w:leftChars="213" w:left="426" w:firstLineChars="70" w:firstLine="140"/>
+        <w:jc w:val="both"/>
+      </w:pPr>
+      <w:r>
+        <w:rPr>
+          <w:rFonts w:ascii="Verdana Pro SemiBold" w:hAnsi="Verdana Pro SemiBold"/>
+        </w:rPr>
+        <w:t>LIS</w:t>
+      </w:r>
+      <w:r>
+        <w:rPr>
+          <w:rFonts w:hint="eastAsia"/>
+        </w:rPr>
+        <w:t>コマンドとオプション指定の書式は以下の通りとなっている。</w:t>
+      </w:r>
+    </w:p>
+    <w:p>
+      <w:pPr>
+        <w:spacing w:after="360"/>
+        <w:ind w:leftChars="213" w:left="426" w:firstLineChars="207" w:firstLine="487"/>
+        <w:rPr>
+          <w:rFonts w:ascii="Courier New" w:hAnsi="Courier New" w:cs="Courier New"/>
+          <w:b/>
+          <w:bCs/>
+          <w:sz w:val="24"/>
+          <w:szCs w:val="24"/>
+        </w:rPr>
+      </w:pPr>
+      <w:r>
+        <w:rPr>
+          <w:rFonts w:ascii="Courier New" w:hAnsi="Courier New" w:cs="Courier New"/>
+          <w:b/>
+          <w:bCs/>
+          <w:sz w:val="24"/>
+          <w:szCs w:val="24"/>
+        </w:rPr>
+        <w:t>LIS</w:t>
+      </w:r>
+      <w:r>
+        <w:rPr>
+          <w:rFonts w:ascii="Courier New" w:hAnsi="Courier New" w:cs="Courier New"/>
+          <w:b/>
+          <w:bCs/>
+          <w:sz w:val="24"/>
+          <w:szCs w:val="24"/>
+        </w:rPr>
+        <w:t>:[%d]:[%d][+%d][.]</w:t>
+      </w:r>
+    </w:p>
+    <w:p>
+      <w:pPr>
+        <w:ind w:leftChars="213" w:left="426" w:firstLineChars="70" w:firstLine="140"/>
+        <w:jc w:val="both"/>
+      </w:pPr>
+      <w:r>
+        <w:rPr>
+          <w:rFonts w:hint="eastAsia"/>
+        </w:rPr>
+        <w:t>２つの「：」に挟まれた「</w:t>
+      </w:r>
+      <w:r>
+        <w:rPr>
+          <w:rFonts w:ascii="Courier New" w:hAnsi="Courier New" w:cs="Courier New"/>
+        </w:rPr>
+        <w:t>%d</w:t>
+      </w:r>
+      <w:r>
+        <w:rPr>
+          <w:rFonts w:hint="eastAsia"/>
+        </w:rPr>
+        <w:t>」は</w:t>
+      </w:r>
+      <w:r>
+        <w:rPr>
+          <w:rFonts w:hint="eastAsia"/>
+        </w:rPr>
+        <w:t>トーカに指定する</w:t>
+      </w:r>
+      <w:r>
+        <w:rPr>
+          <w:rFonts w:hint="eastAsia"/>
+        </w:rPr>
+        <w:t>装置のGPIBアドレスである。これは省略可能で、省略した場合には前述したシリアル通信による「</w:t>
+      </w:r>
+      <w:r>
+        <w:rPr>
+          <w:rFonts w:ascii="Verdana Pro SemiBold" w:hAnsi="Verdana Pro SemiBold"/>
+        </w:rPr>
+        <w:t>!TAD</w:t>
+      </w:r>
+      <w:r>
+        <w:rPr>
+          <w:rFonts w:hint="eastAsia"/>
+        </w:rPr>
+        <w:t>」で設定したデフォルトターゲットGPIBアドレスが自動補完されて用いられる。</w:t>
+      </w:r>
+    </w:p>
+    <w:p>
+      <w:pPr>
+        <w:ind w:leftChars="213" w:left="426" w:firstLineChars="70" w:firstLine="140"/>
+        <w:jc w:val="both"/>
+      </w:pPr>
+      <w:r>
+        <w:rPr>
+          <w:rFonts w:hint="eastAsia"/>
+        </w:rPr>
+        <w:t>2つ目の「：」直後のオプションは装置</w:t>
+      </w:r>
+      <w:r>
+        <w:rPr>
+          <w:rFonts w:hint="eastAsia"/>
+        </w:rPr>
+        <w:t>から受信</w:t>
+      </w:r>
+      <w:r>
+        <w:rPr>
+          <w:rFonts w:hint="eastAsia"/>
+        </w:rPr>
+        <w:t>する</w:t>
+      </w:r>
+      <w:r>
+        <w:rPr>
+          <w:rFonts w:hint="eastAsia"/>
+        </w:rPr>
+        <w:t>データ</w:t>
+      </w:r>
+      <w:r>
+        <w:rPr>
+          <w:rFonts w:hint="eastAsia"/>
+        </w:rPr>
+        <w:t>文字列のターミネータ</w:t>
+      </w:r>
+      <w:r>
+        <w:rPr>
+          <w:rFonts w:hint="eastAsia"/>
+        </w:rPr>
+        <w:t>（</w:t>
+      </w:r>
+      <w:r>
+        <w:rPr>
+          <w:rFonts w:hint="eastAsia"/>
+        </w:rPr>
+        <w:t>とEOIアサート</w:t>
+      </w:r>
+      <w:r>
+        <w:rPr>
+          <w:rFonts w:hint="eastAsia"/>
+        </w:rPr>
+        <w:t>）</w:t>
+      </w:r>
+      <w:r>
+        <w:rPr>
+          <w:rFonts w:hint="eastAsia"/>
+        </w:rPr>
+        <w:t>を指定する。「</w:t>
+      </w:r>
+      <w:r>
+        <w:rPr>
+          <w:rFonts w:ascii="Courier New" w:hAnsi="Courier New" w:cs="Courier New"/>
+        </w:rPr>
+        <w:t>[%d][+%d]</w:t>
+      </w:r>
+      <w:r>
+        <w:rPr>
+          <w:rFonts w:hint="eastAsia"/>
+        </w:rPr>
+        <w:t>」がターミネータ指定で、ターミネータが１文字ならその文字のASCIIコードを、２文字なら各々のASCIIコードを「+（半角プラス記号）」</w:t>
+      </w:r>
+      <w:r>
+        <w:rPr>
+          <w:rFonts w:hint="eastAsia"/>
+        </w:rPr>
+        <w:lastRenderedPageBreak/>
+        <w:t>で繋いだものを記述する。最後の「</w:t>
+      </w:r>
+      <w:r>
+        <w:rPr>
+          <w:rFonts w:ascii="Courier New" w:hAnsi="Courier New" w:cs="Courier New"/>
+        </w:rPr>
+        <w:t>[.]</w:t>
+      </w:r>
+      <w:r>
+        <w:rPr>
+          <w:rFonts w:hint="eastAsia"/>
+        </w:rPr>
+        <w:t>」は</w:t>
+      </w:r>
+      <w:r>
+        <w:rPr>
+          <w:rFonts w:hint="eastAsia"/>
+        </w:rPr>
+        <w:t>前述した</w:t>
+      </w:r>
+      <w:r>
+        <w:rPr>
+          <w:rFonts w:ascii="Verdana Pro SemiBold" w:hAnsi="Verdana Pro SemiBold"/>
+        </w:rPr>
+        <w:t>TAL</w:t>
+      </w:r>
+      <w:r>
+        <w:rPr>
+          <w:rFonts w:hint="eastAsia"/>
+        </w:rPr>
+        <w:t>コマンドのオプション指定と書式を揃えるためのもので、</w:t>
+      </w:r>
+      <w:r>
+        <w:rPr>
+          <w:rFonts w:ascii="Verdana Pro SemiBold" w:hAnsi="Verdana Pro SemiBold"/>
+        </w:rPr>
+        <w:t>LIS</w:t>
+      </w:r>
+      <w:r>
+        <w:rPr>
+          <w:rFonts w:hint="eastAsia"/>
+        </w:rPr>
+        <w:t>コマンドではこのEOIアサート設定は機能していない</w:t>
+      </w:r>
+      <w:r>
+        <w:rPr>
+          <w:rFonts w:hint="eastAsia"/>
+        </w:rPr>
+        <w:t>。</w:t>
+      </w:r>
+      <w:r>
+        <w:rPr>
+          <w:rFonts w:ascii="Verdana Pro SemiBold" w:hAnsi="Verdana Pro SemiBold"/>
+        </w:rPr>
+        <w:t>LIS</w:t>
+      </w:r>
+      <w:r>
+        <w:rPr>
+          <w:rFonts w:hint="eastAsia"/>
+        </w:rPr>
+        <w:t>コマンドでは</w:t>
+      </w:r>
+      <w:r>
+        <w:rPr>
+          <w:rFonts w:hint="eastAsia"/>
+        </w:rPr>
+        <w:t>、「オプション指定されたターミネータを受信する」もしくは「EOIラインがアサートされる」のどちらかでデータ文字列の終端を判定している</w:t>
+      </w:r>
+      <w:r>
+        <w:rPr>
+          <w:rFonts w:hint="eastAsia"/>
+        </w:rPr>
+        <w:t>。</w:t>
+      </w:r>
+      <w:r>
+        <w:rPr>
+          <w:rFonts w:hint="eastAsia"/>
+        </w:rPr>
+        <w:t>2つ目の「：」直後のオプション指定が省略された場合には前述したシリアル通信による「</w:t>
+      </w:r>
+      <w:r>
+        <w:rPr>
+          <w:rFonts w:ascii="Verdana Pro SemiBold" w:hAnsi="Verdana Pro SemiBold"/>
+        </w:rPr>
+        <w:t>!T</w:t>
+      </w:r>
+      <w:r>
+        <w:rPr>
+          <w:rFonts w:ascii="Verdana Pro SemiBold" w:hAnsi="Verdana Pro SemiBold"/>
+        </w:rPr>
+        <w:t>ER</w:t>
+      </w:r>
+      <w:r>
+        <w:rPr>
+          <w:rFonts w:hint="eastAsia"/>
+        </w:rPr>
+        <w:t>」で設定したデフォルトターミネータ/EOIアサート設定が自動補完されて用いられる。</w:t>
+      </w:r>
+    </w:p>
+    <w:p>
+      <w:pPr>
+        <w:spacing w:after="360"/>
+        <w:ind w:leftChars="213" w:left="426" w:firstLineChars="70" w:firstLine="140"/>
+        <w:jc w:val="both"/>
+      </w:pPr>
+      <w:r>
+        <w:rPr>
+          <w:rFonts w:hint="eastAsia"/>
+        </w:rPr>
+        <w:t>以下に、</w:t>
+      </w:r>
+      <w:r>
+        <w:rPr>
+          <w:rFonts w:ascii="Verdana Pro SemiBold" w:hAnsi="Verdana Pro SemiBold"/>
+        </w:rPr>
+        <w:t>TAL</w:t>
+      </w:r>
+      <w:r>
+        <w:rPr>
+          <w:rFonts w:hint="eastAsia"/>
+        </w:rPr>
+        <w:t>コマンドと</w:t>
+      </w:r>
+      <w:r>
+        <w:rPr>
+          <w:rFonts w:ascii="Verdana Pro SemiBold" w:hAnsi="Verdana Pro SemiBold"/>
+        </w:rPr>
+        <w:t>LIS</w:t>
+      </w:r>
+      <w:r>
+        <w:rPr>
+          <w:rFonts w:hint="eastAsia"/>
+        </w:rPr>
+        <w:t>コマンドを用いて、</w:t>
+      </w:r>
+      <w:r>
+        <w:rPr>
+          <w:rFonts w:hint="eastAsia"/>
+        </w:rPr>
+        <w:t xml:space="preserve">KEITHLEY </w:t>
+      </w:r>
+      <w:r>
+        <w:t>428-PROG</w:t>
+      </w:r>
+      <w:r>
+        <w:rPr>
+          <w:rFonts w:hint="eastAsia"/>
+        </w:rPr>
+        <w:t>の機器状態を取得した場合の使用例を示す</w:t>
+      </w:r>
+      <w:r>
+        <w:rPr>
+          <w:rFonts w:hint="eastAsia"/>
+        </w:rPr>
+        <w:t>。</w:t>
+      </w:r>
+    </w:p>
+    <w:p>
+      <w:pPr>
+        <w:spacing w:after="360"/>
+        <w:ind w:leftChars="213" w:left="426" w:firstLineChars="70" w:firstLine="140"/>
+        <w:jc w:val="center"/>
+        <w:rPr>
+          <w:rFonts w:hint="eastAsia"/>
+        </w:rPr>
+      </w:pPr>
+      <w:r>
+        <w:rPr>
+          <w:noProof/>
+        </w:rPr>
+        <w:drawing>
+          <wp:inline distT="0" distB="0" distL="0" distR="0" wp14:anchorId="38BC878F" wp14:editId="673DAC63">
+            <wp:extent cx="4362450" cy="1423542"/>
+            <wp:effectExtent l="0" t="0" r="0" b="5715"/>
+            <wp:docPr id="15" name="図 15" descr="グラフィカル ユーザー インターフェイス, テキスト, アプリケーション&#10;&#10;自動的に生成された説明"/>
+            <wp:cNvGraphicFramePr>
+              <a:graphicFrameLocks xmlns:a="http://schemas.openxmlformats.org/drawingml/2006/main" noChangeAspect="1"/>
+            </wp:cNvGraphicFramePr>
+            <a:graphic xmlns:a="http://schemas.openxmlformats.org/drawingml/2006/main">
+              <a:graphicData uri="http://schemas.openxmlformats.org/drawingml/2006/picture">
+                <pic:pic xmlns:pic="http://schemas.openxmlformats.org/drawingml/2006/picture">
+                  <pic:nvPicPr>
+                    <pic:cNvPr id="15" name="図 15" descr="グラフィカル ユーザー インターフェイス, テキスト, アプリケーション&#10;&#10;自動的に生成された説明"/>
+                    <pic:cNvPicPr/>
+                  </pic:nvPicPr>
+                  <pic:blipFill rotWithShape="1">
+                    <a:blip r:embed="rId17"/>
+                    <a:srcRect b="73975"/>
+                    <a:stretch/>
+                  </pic:blipFill>
+                  <pic:spPr bwMode="auto">
+                    <a:xfrm>
+                      <a:off x="0" y="0"/>
+                      <a:ext cx="4390537" cy="1432707"/>
+                    </a:xfrm>
+                    <a:prstGeom prst="rect">
+                      <a:avLst/>
+                    </a:prstGeom>
+                    <a:ln>
+                      <a:noFill/>
+                    </a:ln>
+                    <a:extLst>
+                      <a:ext uri="{53640926-AAD7-44D8-BBD7-CCE9431645EC}">
+                        <a14:shadowObscured xmlns:a14="http://schemas.microsoft.com/office/drawing/2010/main"/>
+                      </a:ext>
+                    </a:extLst>
+                  </pic:spPr>
+                </pic:pic>
+              </a:graphicData>
+            </a:graphic>
+          </wp:inline>
+        </w:drawing>
+      </w:r>
+    </w:p>
+    <w:p>
+      <w:pPr>
+        <w:pStyle w:val="afc"/>
+      </w:pPr>
+      <w:r>
+        <w:t xml:space="preserve"> </w:t>
+      </w:r>
+      <w:r>
+        <w:t>CHA</w:t>
+      </w:r>
+    </w:p>
+    <w:p>
+      <w:pPr>
+        <w:ind w:leftChars="213" w:left="426" w:firstLineChars="70" w:firstLine="140"/>
+        <w:jc w:val="both"/>
+      </w:pPr>
+      <w:r>
+        <w:rPr>
+          <w:rFonts w:hint="eastAsia"/>
+        </w:rPr>
+        <w:t>これは、上述した</w:t>
+      </w:r>
+      <w:r>
+        <w:rPr>
+          <w:rFonts w:ascii="Verdana Pro SemiBold" w:hAnsi="Verdana Pro SemiBold"/>
+        </w:rPr>
+        <w:t>TAL</w:t>
+      </w:r>
+      <w:r>
+        <w:rPr>
+          <w:rFonts w:hint="eastAsia"/>
+        </w:rPr>
+        <w:t>コマンドと</w:t>
+      </w:r>
+      <w:r>
+        <w:rPr>
+          <w:rFonts w:ascii="Verdana Pro SemiBold" w:hAnsi="Verdana Pro SemiBold"/>
+        </w:rPr>
+        <w:t>LIS</w:t>
+      </w:r>
+      <w:r>
+        <w:rPr>
+          <w:rFonts w:hint="eastAsia"/>
+        </w:rPr>
+        <w:t>コマンドを</w:t>
+      </w:r>
+      <w:r>
+        <w:rPr>
+          <w:rFonts w:hint="eastAsia"/>
+        </w:rPr>
+        <w:t>融合されたコマンドで、</w:t>
+      </w:r>
+      <w:r>
+        <w:rPr>
+          <w:rFonts w:hint="eastAsia"/>
+        </w:rPr>
+        <w:t>オプションで指定されたGPIBアドレスの装置をリスナに指定してコマンド文字列を送信</w:t>
+      </w:r>
+      <w:r>
+        <w:rPr>
+          <w:rFonts w:hint="eastAsia"/>
+        </w:rPr>
+        <w:t>した後に、その装置をトーカに指定して</w:t>
+      </w:r>
+      <w:r>
+        <w:rPr>
+          <w:rFonts w:hint="eastAsia"/>
+        </w:rPr>
+        <w:t>送信されたデータ文字列を受信し、TCP/IP接続されたクライアントにその文字列を返す。</w:t>
+      </w:r>
+    </w:p>
+    <w:p>
+      <w:pPr>
+        <w:spacing w:after="360"/>
+        <w:ind w:leftChars="213" w:left="426" w:firstLineChars="70" w:firstLine="140"/>
+        <w:jc w:val="both"/>
+      </w:pPr>
+      <w:r>
+        <w:rPr>
+          <w:rFonts w:ascii="Verdana Pro SemiBold" w:hAnsi="Verdana Pro SemiBold"/>
+        </w:rPr>
+        <w:t>CHA</w:t>
+      </w:r>
+      <w:r>
+        <w:rPr>
+          <w:rFonts w:hint="eastAsia"/>
+        </w:rPr>
+        <w:t>コマンドとオプション指定の書式は以下の通りとなって</w:t>
+      </w:r>
+      <w:r>
+        <w:rPr>
+          <w:rFonts w:hint="eastAsia"/>
+        </w:rPr>
+        <w:t>いる</w:t>
+      </w:r>
+      <w:r>
+        <w:rPr>
+          <w:rFonts w:hint="eastAsia"/>
+        </w:rPr>
+        <w:t>。</w:t>
+      </w:r>
+    </w:p>
+    <w:p>
+      <w:pPr>
+        <w:spacing w:after="360"/>
+        <w:ind w:leftChars="213" w:left="426" w:firstLineChars="207" w:firstLine="487"/>
+        <w:rPr>
+          <w:rFonts w:ascii="Courier New" w:hAnsi="Courier New" w:cs="Courier New"/>
+          <w:b/>
+          <w:bCs/>
+          <w:sz w:val="24"/>
+          <w:szCs w:val="24"/>
+        </w:rPr>
+      </w:pPr>
+      <w:r>
+        <w:rPr>
+          <w:rFonts w:ascii="Courier New" w:hAnsi="Courier New" w:cs="Courier New"/>
+          <w:b/>
+          <w:bCs/>
+          <w:sz w:val="24"/>
+          <w:szCs w:val="24"/>
+        </w:rPr>
+        <w:t>CHA</w:t>
+      </w:r>
+      <w:r>
+        <w:rPr>
+          <w:rFonts w:ascii="Courier New" w:hAnsi="Courier New" w:cs="Courier New"/>
+          <w:b/>
+          <w:bCs/>
+          <w:sz w:val="24"/>
+          <w:szCs w:val="24"/>
+        </w:rPr>
+        <w:t>:[%d]:[%d][+%d][.] %s</w:t>
+      </w:r>
+    </w:p>
+    <w:p>
+      <w:pPr>
+        <w:ind w:leftChars="213" w:left="426" w:firstLineChars="70" w:firstLine="140"/>
+        <w:jc w:val="both"/>
+      </w:pPr>
+      <w:r>
+        <w:rPr>
+          <w:rFonts w:hint="eastAsia"/>
+        </w:rPr>
+        <w:t>オプション指定の書式は上述した</w:t>
+      </w:r>
+      <w:r>
+        <w:rPr>
+          <w:rFonts w:ascii="Verdana Pro SemiBold" w:hAnsi="Verdana Pro SemiBold"/>
+        </w:rPr>
+        <w:t>TAL</w:t>
+      </w:r>
+      <w:r>
+        <w:rPr>
+          <w:rFonts w:hint="eastAsia"/>
+        </w:rPr>
+        <w:t>コマンドと</w:t>
+      </w:r>
+      <w:r>
+        <w:rPr>
+          <w:rFonts w:ascii="Verdana Pro SemiBold" w:hAnsi="Verdana Pro SemiBold"/>
+        </w:rPr>
+        <w:t>LIS</w:t>
+      </w:r>
+      <w:r>
+        <w:rPr>
+          <w:rFonts w:hint="eastAsia"/>
+        </w:rPr>
+        <w:t>コマンド</w:t>
+      </w:r>
+      <w:r>
+        <w:rPr>
+          <w:rFonts w:hint="eastAsia"/>
+        </w:rPr>
+        <w:t>と同じである</w:t>
+      </w:r>
+      <w:r>
+        <w:rPr>
+          <w:rFonts w:hint="eastAsia"/>
+        </w:rPr>
+        <w:t>。</w:t>
+      </w:r>
+      <w:r>
+        <w:rPr>
+          <w:rFonts w:hint="eastAsia"/>
+        </w:rPr>
+        <w:t>またオプション指定を省略した場合も同様である。</w:t>
+      </w:r>
+    </w:p>
+    <w:p>
+      <w:pPr>
+        <w:ind w:leftChars="213" w:left="426" w:firstLineChars="70" w:firstLine="140"/>
+        <w:jc w:val="center"/>
+      </w:pPr>
+      <w:r>
+        <w:rPr>
+          <w:noProof/>
+        </w:rPr>
+        <w:drawing>
+          <wp:inline distT="0" distB="0" distL="0" distR="0" wp14:anchorId="75E718E1" wp14:editId="0ED1D2ED">
+            <wp:extent cx="4419600" cy="997840"/>
+            <wp:effectExtent l="0" t="0" r="0" b="0"/>
+            <wp:docPr id="19" name="図 19" descr="グラフィカル ユーザー インターフェイス, アプリケーション&#10;&#10;自動的に生成された説明"/>
+            <wp:cNvGraphicFramePr>
+              <a:graphicFrameLocks xmlns:a="http://schemas.openxmlformats.org/drawingml/2006/main" noChangeAspect="1"/>
+            </wp:cNvGraphicFramePr>
+            <a:graphic xmlns:a="http://schemas.openxmlformats.org/drawingml/2006/main">
+              <a:graphicData uri="http://schemas.openxmlformats.org/drawingml/2006/picture">
+                <pic:pic xmlns:pic="http://schemas.openxmlformats.org/drawingml/2006/picture">
+                  <pic:nvPicPr>
+                    <pic:cNvPr id="19" name="図 19" descr="グラフィカル ユーザー インターフェイス, アプリケーション&#10;&#10;自動的に生成された説明"/>
+                    <pic:cNvPicPr/>
+                  </pic:nvPicPr>
+                  <pic:blipFill rotWithShape="1">
+                    <a:blip r:embed="rId18"/>
+                    <a:srcRect b="81994"/>
+                    <a:stretch/>
+                  </pic:blipFill>
+                  <pic:spPr bwMode="auto">
+                    <a:xfrm>
+                      <a:off x="0" y="0"/>
+                      <a:ext cx="4452553" cy="1005280"/>
+                    </a:xfrm>
+                    <a:prstGeom prst="rect">
+                      <a:avLst/>
+                    </a:prstGeom>
+                    <a:ln>
+                      <a:noFill/>
+                    </a:ln>
+                    <a:extLst>
+                      <a:ext uri="{53640926-AAD7-44D8-BBD7-CCE9431645EC}">
+                        <a14:shadowObscured xmlns:a14="http://schemas.microsoft.com/office/drawing/2010/main"/>
+                      </a:ext>
+                    </a:extLst>
+                  </pic:spPr>
+                </pic:pic>
+              </a:graphicData>
+            </a:graphic>
+          </wp:inline>
+        </w:drawing>
+      </w:r>
       <w:r>
         <w:br w:type="page"/>
       </w:r>
@@ -4540,23 +8046,23 @@
           <w:szCs w:val="24"/>
         </w:rPr>
       </w:pPr>
-      <w:bookmarkStart w:id="11" w:name="_Toc110954064"/>
+      <w:bookmarkStart w:id="12" w:name="_Toc117094062"/>
+      <w:r>
+        <w:rPr>
+          <w:rFonts w:ascii="游明朝 Demibold" w:eastAsia="游明朝 Demibold" w:hAnsi="游明朝 Demibold" w:hint="eastAsia"/>
+          <w:sz w:val="24"/>
+          <w:szCs w:val="24"/>
+        </w:rPr>
+        <w:lastRenderedPageBreak/>
+        <w:t>6</w:t>
+      </w:r>
       <w:r>
         <w:rPr>
           <w:rFonts w:ascii="游明朝 Demibold" w:eastAsia="游明朝 Demibold" w:hAnsi="游明朝 Demibold"/>
           <w:sz w:val="24"/>
           <w:szCs w:val="24"/>
         </w:rPr>
-        <w:lastRenderedPageBreak/>
-        <w:t>7</w:t>
-      </w:r>
-      <w:r>
-        <w:rPr>
-          <w:rFonts w:ascii="游明朝 Demibold" w:eastAsia="游明朝 Demibold" w:hAnsi="游明朝 Demibold"/>
-          <w:sz w:val="24"/>
-          <w:szCs w:val="24"/>
-        </w:rPr>
-        <w:t xml:space="preserve">.　</w:t>
+        <w:t>.</w:t>
       </w:r>
       <w:r>
         <w:rPr>
@@ -4564,580 +8070,9 @@
           <w:sz w:val="24"/>
           <w:szCs w:val="24"/>
         </w:rPr>
-        <w:t>通信プロトロル</w:t>
-      </w:r>
-      <w:bookmarkEnd w:id="11"/>
-    </w:p>
-    <w:p>
-      <w:r>
-        <w:rPr>
-          <w:rFonts w:hint="eastAsia"/>
-        </w:rPr>
-        <w:t xml:space="preserve">　</w:t>
-      </w:r>
-      <w:r>
-        <w:t>PicoPFCU4</w:t>
-      </w:r>
-      <w:r>
-        <w:rPr>
-          <w:rFonts w:hint="eastAsia"/>
-        </w:rPr>
-        <w:t>は</w:t>
-      </w:r>
-      <w:r>
-        <w:rPr>
-          <w:rFonts w:hint="eastAsia"/>
-        </w:rPr>
-        <w:t>TCPポート番号「7</w:t>
-      </w:r>
-      <w:r>
-        <w:t>777</w:t>
-      </w:r>
-      <w:r>
-        <w:rPr>
-          <w:rFonts w:hint="eastAsia"/>
-        </w:rPr>
-        <w:t>」</w:t>
-      </w:r>
-      <w:r>
-        <w:rPr>
-          <w:rFonts w:hint="eastAsia"/>
-        </w:rPr>
-        <w:t>を</w:t>
-      </w:r>
-      <w:r>
-        <w:rPr>
-          <w:rFonts w:hint="eastAsia"/>
-        </w:rPr>
-        <w:t>リスンし</w:t>
-      </w:r>
-      <w:r>
-        <w:rPr>
-          <w:rFonts w:hint="eastAsia"/>
-        </w:rPr>
-        <w:t>、</w:t>
-      </w:r>
-      <w:r>
-        <w:rPr>
-          <w:rFonts w:hint="eastAsia"/>
-        </w:rPr>
-        <w:t>１つ</w:t>
-      </w:r>
-      <w:r>
-        <w:rPr>
-          <w:rFonts w:hint="eastAsia"/>
-        </w:rPr>
-        <w:t>の</w:t>
-      </w:r>
-      <w:r>
-        <w:rPr>
-          <w:rFonts w:hint="eastAsia"/>
-        </w:rPr>
-        <w:t>クライアント</w:t>
-      </w:r>
-      <w:r>
-        <w:rPr>
-          <w:rFonts w:hint="eastAsia"/>
-        </w:rPr>
-        <w:t>とだけ通信</w:t>
-      </w:r>
-      <w:r>
-        <w:rPr>
-          <w:rFonts w:hint="eastAsia"/>
-        </w:rPr>
-        <w:t>することができ</w:t>
-      </w:r>
-      <w:r>
-        <w:rPr>
-          <w:rFonts w:hint="eastAsia"/>
-        </w:rPr>
-        <w:t>る。</w:t>
-      </w:r>
-      <w:r>
-        <w:t>PicoPFCU4</w:t>
-      </w:r>
-      <w:r>
-        <w:rPr>
-          <w:rFonts w:hint="eastAsia"/>
-        </w:rPr>
-        <w:t>にTCP接続できた場合には「</w:t>
-      </w:r>
-      <w:r>
-        <w:rPr>
-          <w:rFonts w:ascii="Yu Gothic UI Semibold" w:eastAsia="Yu Gothic UI Semibold" w:hAnsi="Yu Gothic UI Semibold" w:hint="eastAsia"/>
-          <w:b/>
-          <w:bCs/>
-        </w:rPr>
-        <w:t>A</w:t>
-      </w:r>
-      <w:r>
-        <w:rPr>
-          <w:rFonts w:ascii="Yu Gothic UI Semibold" w:eastAsia="Yu Gothic UI Semibold" w:hAnsi="Yu Gothic UI Semibold"/>
-          <w:b/>
-          <w:bCs/>
-        </w:rPr>
-        <w:t>CCEPT</w:t>
-      </w:r>
-      <w:r>
-        <w:rPr>
-          <w:rFonts w:ascii="游ゴシック" w:eastAsia="游ゴシック" w:hAnsi="游ゴシック"/>
-          <w:sz w:val="16"/>
-          <w:szCs w:val="16"/>
-        </w:rPr>
-        <w:t>(+CR+LF)</w:t>
-      </w:r>
-      <w:r>
-        <w:rPr>
-          <w:rFonts w:hint="eastAsia"/>
-        </w:rPr>
-        <w:t>」が返される。既に別のクライアントが接続して</w:t>
-      </w:r>
-      <w:r>
-        <w:rPr>
-          <w:rFonts w:hint="eastAsia"/>
-        </w:rPr>
-        <w:t>いた等で</w:t>
-      </w:r>
-      <w:r>
-        <w:rPr>
-          <w:rFonts w:hint="eastAsia"/>
-        </w:rPr>
-        <w:t>接続できなかった場合には「</w:t>
-      </w:r>
-      <w:r>
-        <w:rPr>
-          <w:rFonts w:ascii="Yu Gothic UI Semibold" w:eastAsia="Yu Gothic UI Semibold" w:hAnsi="Yu Gothic UI Semibold"/>
-          <w:b/>
-          <w:bCs/>
-        </w:rPr>
-        <w:t>BUSY</w:t>
-      </w:r>
-      <w:r>
-        <w:rPr>
-          <w:rFonts w:ascii="游ゴシック" w:eastAsia="游ゴシック" w:hAnsi="游ゴシック"/>
-          <w:sz w:val="16"/>
-          <w:szCs w:val="16"/>
-        </w:rPr>
-        <w:t>(+CR+LF)</w:t>
-      </w:r>
-      <w:r>
-        <w:rPr>
-          <w:rFonts w:hint="eastAsia"/>
-        </w:rPr>
-        <w:t>」が返された後にTCP接続が</w:t>
-      </w:r>
-      <w:r>
-        <w:t>PicoPFCU4</w:t>
-      </w:r>
-      <w:r>
-        <w:rPr>
-          <w:rFonts w:hint="eastAsia"/>
-        </w:rPr>
-        <w:t>側から解放される。</w:t>
-      </w:r>
-    </w:p>
-    <w:p>
-      <w:r>
-        <w:rPr>
-          <w:rFonts w:hint="eastAsia"/>
-        </w:rPr>
-        <w:t xml:space="preserve">　</w:t>
-      </w:r>
-      <w:r>
-        <w:t>PicoPFCU4</w:t>
-      </w:r>
-      <w:r>
-        <w:rPr>
-          <w:rFonts w:hint="eastAsia"/>
-        </w:rPr>
-        <w:t>・クライアント間の電文形式はASCIIテキストで</w:t>
-      </w:r>
-      <w:r>
-        <w:rPr>
-          <w:rFonts w:hint="eastAsia"/>
-        </w:rPr>
-        <w:t>、区切り文字は</w:t>
-      </w:r>
-      <w:r>
-        <w:rPr>
-          <w:rFonts w:ascii="游ゴシック" w:eastAsia="游ゴシック" w:hAnsi="游ゴシック" w:hint="eastAsia"/>
-        </w:rPr>
-        <w:t>C</w:t>
-      </w:r>
-      <w:r>
-        <w:rPr>
-          <w:rFonts w:ascii="游ゴシック" w:eastAsia="游ゴシック" w:hAnsi="游ゴシック"/>
-        </w:rPr>
-        <w:t>R+</w:t>
-      </w:r>
-      <w:r>
-        <w:rPr>
-          <w:rFonts w:ascii="游ゴシック" w:eastAsia="游ゴシック" w:hAnsi="游ゴシック" w:hint="eastAsia"/>
-        </w:rPr>
-        <w:t>LF</w:t>
-      </w:r>
-      <w:r>
-        <w:rPr>
-          <w:rFonts w:hint="eastAsia"/>
-        </w:rPr>
-        <w:t>である。</w:t>
-      </w:r>
-    </w:p>
-    <w:p>
-      <w:bookmarkStart w:id="12" w:name="_Hlk106900208"/>
-      <w:r>
-        <w:rPr>
-          <w:rFonts w:hint="eastAsia"/>
-        </w:rPr>
-        <w:t xml:space="preserve">　</w:t>
+        <w:t xml:space="preserve">　使用上の注意</w:t>
       </w:r>
       <w:bookmarkEnd w:id="12"/>
-      <w:r>
-        <w:t>PicoPFCU4</w:t>
-      </w:r>
-      <w:r>
-        <w:rPr>
-          <w:rFonts w:hint="eastAsia"/>
-        </w:rPr>
-        <w:t>とのTCP接続をクライアント側から解放するには「</w:t>
-      </w:r>
-      <w:r>
-        <w:rPr>
-          <w:rFonts w:ascii="Yu Gothic UI Semibold" w:eastAsia="Yu Gothic UI Semibold" w:hAnsi="Yu Gothic UI Semibold"/>
-          <w:b/>
-          <w:bCs/>
-        </w:rPr>
-        <w:t>~</w:t>
-      </w:r>
-      <w:r>
-        <w:rPr>
-          <w:rFonts w:ascii="游ゴシック" w:eastAsia="游ゴシック" w:hAnsi="游ゴシック"/>
-          <w:sz w:val="16"/>
-          <w:szCs w:val="16"/>
-        </w:rPr>
-        <w:t>(+CR+LF)</w:t>
-      </w:r>
-      <w:r>
-        <w:rPr>
-          <w:rFonts w:hint="eastAsia"/>
-        </w:rPr>
-        <w:t>」（チルダ）を送信する</w:t>
-      </w:r>
-      <w:r>
-        <w:rPr>
-          <w:rFonts w:hint="eastAsia"/>
-        </w:rPr>
-        <w:t>。</w:t>
-      </w:r>
-    </w:p>
-    <w:p>
-      <w:pPr>
-        <w:spacing w:line="240" w:lineRule="auto"/>
-      </w:pPr>
-      <w:r>
-        <w:rPr>
-          <w:rFonts w:hint="eastAsia"/>
-        </w:rPr>
-        <w:t>※ これをせずに接続をクライアント側から解放した場合、</w:t>
-      </w:r>
-      <w:r>
-        <w:t>PicoPFCU4</w:t>
-      </w:r>
-      <w:r>
-        <w:rPr>
-          <w:rFonts w:hint="eastAsia"/>
-        </w:rPr>
-        <w:t>側でソケットが解放されずにデッドロックする可能性がある。そうなった場合、デッドロックの解除には電源の再投入しか方法がない。</w:t>
-      </w:r>
-    </w:p>
-    <w:p>
-      <w:r>
-        <w:rPr>
-          <w:rFonts w:hint="eastAsia"/>
-        </w:rPr>
-        <w:t xml:space="preserve">　</w:t>
-      </w:r>
-      <w:r>
-        <w:t>PicoPFCU4</w:t>
-      </w:r>
-      <w:r>
-        <w:rPr>
-          <w:rFonts w:hint="eastAsia"/>
-        </w:rPr>
-        <w:t>は、クライアントから受信したASCIIテキストに対して</w:t>
-      </w:r>
-      <w:r>
-        <w:rPr>
-          <w:rFonts w:hint="eastAsia"/>
-        </w:rPr>
-        <w:t>区切り文字を</w:t>
-      </w:r>
-      <w:r>
-        <w:rPr>
-          <w:rFonts w:ascii="游ゴシック" w:eastAsia="游ゴシック" w:hAnsi="游ゴシック" w:hint="eastAsia"/>
-        </w:rPr>
-        <w:t>C</w:t>
-      </w:r>
-      <w:r>
-        <w:rPr>
-          <w:rFonts w:ascii="游ゴシック" w:eastAsia="游ゴシック" w:hAnsi="游ゴシック"/>
-        </w:rPr>
-        <w:t>R</w:t>
-      </w:r>
-      <w:r>
-        <w:rPr>
-          <w:rFonts w:hint="eastAsia"/>
-        </w:rPr>
-        <w:t>に置換してP</w:t>
-      </w:r>
-      <w:r>
-        <w:t>FCU-4</w:t>
-      </w:r>
-      <w:r>
-        <w:rPr>
-          <w:rFonts w:hint="eastAsia"/>
-        </w:rPr>
-        <w:t>へシリアル送信を</w:t>
-      </w:r>
-      <w:r>
-        <w:rPr>
-          <w:rFonts w:hint="eastAsia"/>
-        </w:rPr>
-        <w:t>おこな</w:t>
-      </w:r>
-      <w:r>
-        <w:rPr>
-          <w:rFonts w:hint="eastAsia"/>
-        </w:rPr>
-        <w:t>う。そして、</w:t>
-      </w:r>
-      <w:r>
-        <w:t>PFCU-4</w:t>
-      </w:r>
-      <w:r>
-        <w:rPr>
-          <w:rFonts w:hint="eastAsia"/>
-        </w:rPr>
-        <w:t>からシリアル受信した応答に対して</w:t>
-      </w:r>
-      <w:r>
-        <w:rPr>
-          <w:rFonts w:hint="eastAsia"/>
-        </w:rPr>
-        <w:t>区切り文字を</w:t>
-      </w:r>
-      <w:r>
-        <w:rPr>
-          <w:rFonts w:ascii="游ゴシック" w:eastAsia="游ゴシック" w:hAnsi="游ゴシック" w:hint="eastAsia"/>
-        </w:rPr>
-        <w:t>C</w:t>
-      </w:r>
-      <w:r>
-        <w:rPr>
-          <w:rFonts w:ascii="游ゴシック" w:eastAsia="游ゴシック" w:hAnsi="游ゴシック"/>
-        </w:rPr>
-        <w:t>R+</w:t>
-      </w:r>
-      <w:r>
-        <w:rPr>
-          <w:rFonts w:ascii="游ゴシック" w:eastAsia="游ゴシック" w:hAnsi="游ゴシック" w:hint="eastAsia"/>
-        </w:rPr>
-        <w:t>LF</w:t>
-      </w:r>
-      <w:r>
-        <w:rPr>
-          <w:rFonts w:hint="eastAsia"/>
-        </w:rPr>
-        <w:t>に置換してクライアントへ返送する</w:t>
-      </w:r>
-      <w:r>
-        <w:rPr>
-          <w:rFonts w:hint="eastAsia"/>
-        </w:rPr>
-        <w:t>。</w:t>
-      </w:r>
-      <w:r>
-        <w:rPr>
-          <w:rFonts w:hint="eastAsia"/>
-        </w:rPr>
-        <w:t>実際のコマンドと応答の形式については「</w:t>
-      </w:r>
-      <w:r>
-        <w:rPr>
-          <w:rFonts w:ascii="游ゴシック" w:eastAsia="游ゴシック" w:hAnsi="游ゴシック"/>
-        </w:rPr>
-        <w:t>User's Manual PFCU-4 Filter Set &amp; Relay Control Unit</w:t>
-      </w:r>
-      <w:r>
-        <w:rPr>
-          <w:rFonts w:hint="eastAsia"/>
-        </w:rPr>
-        <w:t>」を参照すること。</w:t>
-      </w:r>
-    </w:p>
-    <w:p>
-      <w:pPr>
-        <w:spacing w:line="240" w:lineRule="auto"/>
-      </w:pPr>
-      <w:r>
-        <w:rPr>
-          <w:rFonts w:hint="eastAsia"/>
-        </w:rPr>
-        <w:t>※ 「</w:t>
-      </w:r>
-      <w:r>
-        <w:rPr>
-          <w:rFonts w:ascii="Times New Roman" w:hAnsi="Times New Roman" w:cs="Times New Roman"/>
-        </w:rPr>
-        <w:t xml:space="preserve">!PFCU15 </w:t>
-      </w:r>
-      <w:r>
-        <w:rPr>
-          <w:rFonts w:ascii="Times New Roman" w:hAnsi="Times New Roman" w:cs="Times New Roman"/>
-        </w:rPr>
-        <w:t>S</w:t>
-      </w:r>
-      <w:r>
-        <w:rPr>
-          <w:rFonts w:hint="eastAsia"/>
-        </w:rPr>
-        <w:t>」に対する応答</w:t>
-      </w:r>
-      <w:r>
-        <w:rPr>
-          <w:rFonts w:hint="eastAsia"/>
-        </w:rPr>
-        <w:t>のように複数行の応答がPFCU-4から返される場合には、途中の行区切りである「</w:t>
-      </w:r>
-      <w:r>
-        <w:rPr>
-          <w:rFonts w:ascii="游ゴシック" w:eastAsia="游ゴシック" w:hAnsi="游ゴシック" w:hint="eastAsia"/>
-        </w:rPr>
-        <w:t>C</w:t>
-      </w:r>
-      <w:r>
-        <w:rPr>
-          <w:rFonts w:ascii="游ゴシック" w:eastAsia="游ゴシック" w:hAnsi="游ゴシック"/>
-        </w:rPr>
-        <w:t>R+</w:t>
-      </w:r>
-      <w:r>
-        <w:rPr>
-          <w:rFonts w:ascii="游ゴシック" w:eastAsia="游ゴシック" w:hAnsi="游ゴシック" w:hint="eastAsia"/>
-        </w:rPr>
-        <w:t>LF</w:t>
-      </w:r>
-      <w:r>
-        <w:rPr>
-          <w:rFonts w:hint="eastAsia"/>
-        </w:rPr>
-        <w:t>」は「</w:t>
-      </w:r>
-      <w:r>
-        <w:rPr>
-          <w:rFonts w:ascii="游ゴシック" w:eastAsia="游ゴシック" w:hAnsi="游ゴシック" w:hint="eastAsia"/>
-        </w:rPr>
-        <w:t>C</w:t>
-      </w:r>
-      <w:r>
-        <w:rPr>
-          <w:rFonts w:ascii="游ゴシック" w:eastAsia="游ゴシック" w:hAnsi="游ゴシック"/>
-        </w:rPr>
-        <w:t>R</w:t>
-      </w:r>
-      <w:r>
-        <w:rPr>
-          <w:rFonts w:hint="eastAsia"/>
-        </w:rPr>
-        <w:t>」に置換し、最終行の区切り文字を「</w:t>
-      </w:r>
-      <w:r>
-        <w:rPr>
-          <w:rFonts w:ascii="游ゴシック" w:eastAsia="游ゴシック" w:hAnsi="游ゴシック" w:hint="eastAsia"/>
-        </w:rPr>
-        <w:t>C</w:t>
-      </w:r>
-      <w:r>
-        <w:rPr>
-          <w:rFonts w:ascii="游ゴシック" w:eastAsia="游ゴシック" w:hAnsi="游ゴシック"/>
-        </w:rPr>
-        <w:t>R+</w:t>
-      </w:r>
-      <w:r>
-        <w:rPr>
-          <w:rFonts w:ascii="游ゴシック" w:eastAsia="游ゴシック" w:hAnsi="游ゴシック" w:hint="eastAsia"/>
-        </w:rPr>
-        <w:t>LF</w:t>
-      </w:r>
-      <w:r>
-        <w:rPr>
-          <w:rFonts w:hint="eastAsia"/>
-        </w:rPr>
-        <w:t>」にしてクライアントに返送する。これにより『</w:t>
-      </w:r>
-      <w:r>
-        <w:rPr>
-          <w:rFonts w:ascii="游ゴシック" w:eastAsia="游ゴシック" w:hAnsi="游ゴシック" w:hint="eastAsia"/>
-        </w:rPr>
-        <w:t>LF</w:t>
-      </w:r>
-      <w:r>
-        <w:rPr>
-          <w:rFonts w:hint="eastAsia"/>
-        </w:rPr>
-        <w:t>まで一括読み込み』で応答を読み込むことができる。</w:t>
-      </w:r>
-    </w:p>
-    <w:p>
-      <w:pPr>
-        <w:pStyle w:val="a"/>
-        <w:numPr>
-          <w:ilvl w:val="0"/>
-          <w:numId w:val="0"/>
-        </w:numPr>
-      </w:pPr>
-    </w:p>
-    <w:p>
-      <w:r>
-        <w:br w:type="page"/>
-      </w:r>
-    </w:p>
-    <w:p>
-      <w:pPr>
-        <w:pStyle w:val="1"/>
-        <w:rPr>
-          <w:rFonts w:ascii="游明朝 Demibold" w:eastAsia="游明朝 Demibold" w:hAnsi="游明朝 Demibold"/>
-          <w:sz w:val="24"/>
-          <w:szCs w:val="24"/>
-        </w:rPr>
-      </w:pPr>
-      <w:bookmarkStart w:id="13" w:name="_Toc110954065"/>
-      <w:r>
-        <w:rPr>
-          <w:rFonts w:ascii="游明朝 Demibold" w:eastAsia="游明朝 Demibold" w:hAnsi="游明朝 Demibold"/>
-          <w:sz w:val="24"/>
-          <w:szCs w:val="24"/>
-        </w:rPr>
-        <w:lastRenderedPageBreak/>
-        <w:t>8</w:t>
-      </w:r>
-      <w:r>
-        <w:rPr>
-          <w:rFonts w:ascii="游明朝 Demibold" w:eastAsia="游明朝 Demibold" w:hAnsi="游明朝 Demibold"/>
-          <w:sz w:val="24"/>
-          <w:szCs w:val="24"/>
-        </w:rPr>
-        <w:t>.</w:t>
-      </w:r>
-      <w:r>
-        <w:rPr>
-          <w:rFonts w:ascii="游明朝 Demibold" w:eastAsia="游明朝 Demibold" w:hAnsi="游明朝 Demibold" w:hint="eastAsia"/>
-          <w:sz w:val="24"/>
-          <w:szCs w:val="24"/>
-        </w:rPr>
-        <w:t xml:space="preserve">　使用上の注意</w:t>
-      </w:r>
-      <w:bookmarkEnd w:id="13"/>
     </w:p>
     <w:p>
       <w:pPr>
@@ -5150,55 +8085,13 @@
         <w:ind w:leftChars="0" w:hanging="278"/>
       </w:pPr>
       <w:r>
-        <w:rPr>
-          <w:rFonts w:hint="eastAsia"/>
-        </w:rPr>
-        <w:t>IPアドレス設定用ボタン</w:t>
-      </w:r>
-      <w:r>
-        <w:rPr>
-          <w:rFonts w:hint="eastAsia"/>
-        </w:rPr>
-        <w:t>①</w:t>
-      </w:r>
-      <w:r>
-        <w:rPr>
-          <w:rFonts w:hint="eastAsia"/>
-        </w:rPr>
-        <w:t>は</w:t>
-      </w:r>
-      <w:r>
-        <w:rPr>
-          <w:rFonts w:hint="eastAsia"/>
-        </w:rPr>
-        <w:t>「I</w:t>
-      </w:r>
-      <w:r>
-        <w:t>P</w:t>
-      </w:r>
-      <w:r>
-        <w:rPr>
-          <w:rFonts w:hint="eastAsia"/>
-        </w:rPr>
-        <w:t>アドレス設定モード」でのみ機能</w:t>
-      </w:r>
-      <w:r>
-        <w:rPr>
-          <w:rFonts w:hint="eastAsia"/>
-        </w:rPr>
-        <w:t>する</w:t>
-      </w:r>
-      <w:r>
-        <w:rPr>
-          <w:rFonts w:hint="eastAsia"/>
-        </w:rPr>
-        <w:t>。「シリアル変換モード」では機能が割り振られてい</w:t>
-      </w:r>
-      <w:r>
-        <w:rPr>
-          <w:rFonts w:hint="eastAsia"/>
-        </w:rPr>
-        <w:t>ない</w:t>
+        <w:t>USB</w:t>
+      </w:r>
+      <w:r>
+        <w:rPr>
+          <w:rFonts w:hint="eastAsia"/>
+        </w:rPr>
+        <w:t>接続によるシリアル通信でIPアドレスとMACアドレスを確認する前にLANケーブルを接続してネットワークに接続するのは避けたほうが良い</w:t>
       </w:r>
       <w:r>
         <w:rPr>
@@ -5217,86 +8110,46 @@
         <w:spacing w:line="240" w:lineRule="auto"/>
         <w:ind w:leftChars="0" w:hanging="278"/>
       </w:pPr>
-      <w:r>
-        <w:rPr>
-          <w:rFonts w:hint="eastAsia"/>
-        </w:rPr>
-        <w:t>PicoPFCU4</w:t>
-      </w:r>
-      <w:r>
-        <w:rPr>
-          <w:rFonts w:hint="eastAsia"/>
-        </w:rPr>
-        <w:t>で</w:t>
-      </w:r>
-      <w:r>
-        <w:rPr>
-          <w:rFonts w:hint="eastAsia"/>
-        </w:rPr>
-        <w:t>IPアドレス</w:t>
-      </w:r>
-      <w:r>
-        <w:rPr>
-          <w:rFonts w:hint="eastAsia"/>
-        </w:rPr>
-        <w:t>を</w:t>
-      </w:r>
-      <w:r>
-        <w:rPr>
-          <w:rFonts w:hint="eastAsia"/>
-        </w:rPr>
-        <w:t>保存している</w:t>
-      </w:r>
-      <w:r>
-        <w:rPr>
-          <w:rFonts w:hint="eastAsia"/>
-        </w:rPr>
-        <w:t>内部</w:t>
-      </w:r>
-      <w:r>
-        <w:rPr>
-          <w:rFonts w:hint="eastAsia"/>
-        </w:rPr>
-        <w:t>フラッシュ</w:t>
-      </w:r>
-      <w:r>
-        <w:t>ROM</w:t>
-      </w:r>
-      <w:r>
-        <w:rPr>
-          <w:rFonts w:hint="eastAsia"/>
-        </w:rPr>
-        <w:t>の書き込み回数限度は約1</w:t>
-      </w:r>
-      <w:r>
-        <w:t>0</w:t>
-      </w:r>
-      <w:r>
-        <w:rPr>
-          <w:rFonts w:hint="eastAsia"/>
-        </w:rPr>
-        <w:t>00</w:t>
-      </w:r>
-      <w:r>
-        <w:rPr>
-          <w:rFonts w:hint="eastAsia"/>
-        </w:rPr>
-        <w:t>回で</w:t>
-      </w:r>
-      <w:r>
-        <w:rPr>
-          <w:rFonts w:hint="eastAsia"/>
-        </w:rPr>
-        <w:t>ある</w:t>
-      </w:r>
-      <w:r>
-        <w:rPr>
-          <w:rFonts w:hint="eastAsia"/>
-        </w:rPr>
-        <w:t>。</w:t>
-      </w:r>
-    </w:p>
-    <w:p/>
+      <w:proofErr w:type="spellStart"/>
+      <w:r>
+        <w:rPr>
+          <w:rFonts w:hint="eastAsia"/>
+        </w:rPr>
+        <w:t>e</w:t>
+      </w:r>
+      <w:r>
+        <w:t>verGPIB</w:t>
+      </w:r>
+      <w:proofErr w:type="spellEnd"/>
+      <w:r>
+        <w:rPr>
+          <w:rFonts w:hint="eastAsia"/>
+        </w:rPr>
+        <w:t>を通電して使用していると、本体（内部のイーサネット基板）がそれなりに温かくなるので</w:t>
+      </w:r>
+      <w:r>
+        <w:rPr>
+          <w:rFonts w:hint="eastAsia"/>
+        </w:rPr>
+        <w:t>（手で触れないほどではないが、触ると温かく感じる程度には熱を持つ）</w:t>
+      </w:r>
+      <w:r>
+        <w:rPr>
+          <w:rFonts w:hint="eastAsia"/>
+        </w:rPr>
+        <w:t>、あまり通風の良くない箇所で使用するのは避けたほうが良い。</w:t>
+      </w:r>
+    </w:p>
+    <w:p>
+      <w:pPr>
+        <w:pStyle w:val="af3"/>
+        <w:spacing w:line="240" w:lineRule="auto"/>
+        <w:ind w:leftChars="0" w:left="420"/>
+        <w:rPr>
+          <w:rFonts w:hint="eastAsia"/>
+        </w:rPr>
+      </w:pPr>
+    </w:p>
     <w:p>
       <w:pPr>
         <w:pStyle w:val="1"/>
@@ -5306,14 +8159,14 @@
           <w:szCs w:val="24"/>
         </w:rPr>
       </w:pPr>
-      <w:bookmarkStart w:id="14" w:name="_Toc110954066"/>
+      <w:bookmarkStart w:id="13" w:name="_Toc117094063"/>
       <w:r>
         <w:rPr>
           <w:rFonts w:ascii="游明朝 Demibold" w:eastAsia="游明朝 Demibold" w:hAnsi="游明朝 Demibold"/>
           <w:sz w:val="24"/>
           <w:szCs w:val="24"/>
         </w:rPr>
-        <w:t>9</w:t>
+        <w:t>7</w:t>
       </w:r>
       <w:r>
         <w:rPr>
@@ -5331,7 +8184,7 @@
         </w:rPr>
         <w:t>改訂履歴</w:t>
       </w:r>
-      <w:bookmarkEnd w:id="14"/>
+      <w:bookmarkEnd w:id="13"/>
     </w:p>
     <w:p>
       <w:r>
@@ -5350,19 +8203,13 @@
         <w:t>-</w:t>
       </w:r>
       <w:r>
-        <w:t>0</w:t>
-      </w:r>
-      <w:r>
-        <w:rPr>
-          <w:rFonts w:hint="eastAsia"/>
-        </w:rPr>
-        <w:t>8</w:t>
+        <w:t>10</w:t>
       </w:r>
       <w:r>
         <w:t>-</w:t>
       </w:r>
       <w:r>
-        <w:t>09</w:t>
+        <w:t>19</w:t>
       </w:r>
       <w:r>
         <w:rPr>
@@ -5381,9 +8228,9 @@
       </w:r>
     </w:p>
     <w:sectPr>
-      <w:footerReference w:type="default" r:id="rId16"/>
-      <w:headerReference w:type="first" r:id="rId17"/>
-      <w:footerReference w:type="first" r:id="rId18"/>
+      <w:footerReference w:type="default" r:id="rId19"/>
+      <w:headerReference w:type="first" r:id="rId20"/>
+      <w:footerReference w:type="first" r:id="rId21"/>
       <w:type w:val="continuous"/>
       <w:pgSz w:w="11906" w:h="16838" w:code="9"/>
       <w:pgMar w:top="1418" w:right="1701" w:bottom="1701" w:left="1701" w:header="851" w:footer="992" w:gutter="0"/>
@@ -8223,7 +11070,7 @@
   <w:style w:type="paragraph" w:default="1" w:styleId="a0">
     <w:name w:val="Normal"/>
     <w:qFormat/>
-    <w:rsid w:val="002B3DFA"/>
+    <w:rsid w:val="000D015F"/>
   </w:style>
   <w:style w:type="paragraph" w:styleId="1">
     <w:name w:val="heading 1"/>
@@ -8959,6 +11806,55 @@
     <w:link w:val="afa"/>
     <w:rsid w:val="00554292"/>
   </w:style>
+  <w:style w:type="paragraph" w:customStyle="1" w:styleId="afc">
+    <w:name w:val="コマンド見出し"/>
+    <w:link w:val="afd"/>
+    <w:qFormat/>
+    <w:rsid w:val="007D0691"/>
+    <w:pPr>
+      <w:shd w:val="clear" w:color="F4B083" w:themeColor="accent2" w:themeTint="99" w:fill="FBE4D5" w:themeFill="accent2" w:themeFillTint="33"/>
+      <w:spacing w:before="200" w:after="0"/>
+      <w:jc w:val="both"/>
+    </w:pPr>
+    <w:rPr>
+      <w:rFonts w:ascii="Verdana Pro SemiBold" w:eastAsia="Verdana Pro SemiBold" w:hAnsi="Verdana Pro SemiBold"/>
+      <w:spacing w:val="15"/>
+      <w:sz w:val="28"/>
+      <w:szCs w:val="28"/>
+    </w:rPr>
+  </w:style>
+  <w:style w:type="paragraph" w:customStyle="1" w:styleId="12">
+    <w:name w:val="スタイル1"/>
+    <w:basedOn w:val="afc"/>
+    <w:link w:val="13"/>
+    <w:rsid w:val="007D0691"/>
+  </w:style>
+  <w:style w:type="character" w:customStyle="1" w:styleId="afd">
+    <w:name w:val="コマンド見出し (文字)"/>
+    <w:basedOn w:val="a1"/>
+    <w:link w:val="afc"/>
+    <w:rsid w:val="007D0691"/>
+    <w:rPr>
+      <w:rFonts w:ascii="Verdana Pro SemiBold" w:eastAsia="Verdana Pro SemiBold" w:hAnsi="Verdana Pro SemiBold"/>
+      <w:spacing w:val="15"/>
+      <w:sz w:val="28"/>
+      <w:szCs w:val="28"/>
+      <w:shd w:val="clear" w:color="F4B083" w:themeColor="accent2" w:themeTint="99" w:fill="FBE4D5" w:themeFill="accent2" w:themeFillTint="33"/>
+    </w:rPr>
+  </w:style>
+  <w:style w:type="character" w:customStyle="1" w:styleId="13">
+    <w:name w:val="スタイル1 (文字)"/>
+    <w:basedOn w:val="afd"/>
+    <w:link w:val="12"/>
+    <w:rsid w:val="007D0691"/>
+    <w:rPr>
+      <w:rFonts w:ascii="Verdana Pro SemiBold" w:eastAsia="Verdana Pro SemiBold" w:hAnsi="Verdana Pro SemiBold"/>
+      <w:spacing w:val="15"/>
+      <w:sz w:val="28"/>
+      <w:szCs w:val="28"/>
+      <w:shd w:val="clear" w:color="F4B083" w:themeColor="accent2" w:themeTint="99" w:fill="FBE4D5" w:themeFill="accent2" w:themeFillTint="33"/>
+    </w:rPr>
+  </w:style>
 </w:styles>
 </file>
 

--- a/Manual_everGPIB.docx
+++ b/Manual_everGPIB.docx
@@ -26,7 +26,6 @@
           <w:szCs w:val="96"/>
         </w:rPr>
       </w:pPr>
-      <w:proofErr w:type="spellStart"/>
       <w:r>
         <w:rPr>
           <w:rStyle w:val="af0"/>
@@ -41,7 +40,6 @@
         </w:rPr>
         <w:t>everGPIB</w:t>
       </w:r>
-      <w:proofErr w:type="spellEnd"/>
     </w:p>
     <w:p>
       <w:pPr>
@@ -178,7 +176,7 @@
           <w:r>
             <w:fldChar w:fldCharType="separate"/>
           </w:r>
-          <w:hyperlink w:anchor="_Toc117094052" w:history="1">
+          <w:hyperlink w:anchor="_Toc117168203" w:history="1">
             <w:r>
               <w:rPr>
                 <w:rStyle w:val="af2"/>
@@ -206,7 +204,7 @@
                 <w:noProof/>
                 <w:webHidden/>
               </w:rPr>
-              <w:instrText xml:space="preserve"> PAGEREF _Toc117094052 \h </w:instrText>
+              <w:instrText xml:space="preserve"> PAGEREF _Toc117168203 \h </w:instrText>
             </w:r>
             <w:r>
               <w:rPr>
@@ -250,7 +248,7 @@
               <w:szCs w:val="22"/>
             </w:rPr>
           </w:pPr>
-          <w:hyperlink w:anchor="_Toc117094053" w:history="1">
+          <w:hyperlink w:anchor="_Toc117168204" w:history="1">
             <w:r>
               <w:rPr>
                 <w:rStyle w:val="af2"/>
@@ -278,7 +276,7 @@
                 <w:noProof/>
                 <w:webHidden/>
               </w:rPr>
-              <w:instrText xml:space="preserve"> PAGEREF _Toc117094053 \h </w:instrText>
+              <w:instrText xml:space="preserve"> PAGEREF _Toc117168204 \h </w:instrText>
             </w:r>
             <w:r>
               <w:rPr>
@@ -322,7 +320,7 @@
               <w:szCs w:val="22"/>
             </w:rPr>
           </w:pPr>
-          <w:hyperlink w:anchor="_Toc117094054" w:history="1">
+          <w:hyperlink w:anchor="_Toc117168205" w:history="1">
             <w:r>
               <w:rPr>
                 <w:rStyle w:val="af2"/>
@@ -350,7 +348,7 @@
                 <w:noProof/>
                 <w:webHidden/>
               </w:rPr>
-              <w:instrText xml:space="preserve"> PAGEREF _Toc117094054 \h </w:instrText>
+              <w:instrText xml:space="preserve"> PAGEREF _Toc117168205 \h </w:instrText>
             </w:r>
             <w:r>
               <w:rPr>
@@ -394,7 +392,7 @@
               <w:szCs w:val="22"/>
             </w:rPr>
           </w:pPr>
-          <w:hyperlink w:anchor="_Toc117094055" w:history="1">
+          <w:hyperlink w:anchor="_Toc117168206" w:history="1">
             <w:r>
               <w:rPr>
                 <w:rStyle w:val="af2"/>
@@ -422,7 +420,7 @@
                 <w:noProof/>
                 <w:webHidden/>
               </w:rPr>
-              <w:instrText xml:space="preserve"> PAGEREF _Toc117094055 \h </w:instrText>
+              <w:instrText xml:space="preserve"> PAGEREF _Toc117168206 \h </w:instrText>
             </w:r>
             <w:r>
               <w:rPr>
@@ -466,7 +464,7 @@
               <w:szCs w:val="22"/>
             </w:rPr>
           </w:pPr>
-          <w:hyperlink w:anchor="_Toc117094056" w:history="1">
+          <w:hyperlink w:anchor="_Toc117168207" w:history="1">
             <w:r>
               <w:rPr>
                 <w:rStyle w:val="af2"/>
@@ -494,7 +492,7 @@
                 <w:noProof/>
                 <w:webHidden/>
               </w:rPr>
-              <w:instrText xml:space="preserve"> PAGEREF _Toc117094056 \h </w:instrText>
+              <w:instrText xml:space="preserve"> PAGEREF _Toc117168207 \h </w:instrText>
             </w:r>
             <w:r>
               <w:rPr>
@@ -538,7 +536,7 @@
               <w:szCs w:val="22"/>
             </w:rPr>
           </w:pPr>
-          <w:hyperlink w:anchor="_Toc117094057" w:history="1">
+          <w:hyperlink w:anchor="_Toc117168208" w:history="1">
             <w:r>
               <w:rPr>
                 <w:rStyle w:val="af2"/>
@@ -566,7 +564,7 @@
                 <w:noProof/>
                 <w:webHidden/>
               </w:rPr>
-              <w:instrText xml:space="preserve"> PAGEREF _Toc117094057 \h </w:instrText>
+              <w:instrText xml:space="preserve"> PAGEREF _Toc117168208 \h </w:instrText>
             </w:r>
             <w:r>
               <w:rPr>
@@ -610,7 +608,7 @@
               <w:szCs w:val="22"/>
             </w:rPr>
           </w:pPr>
-          <w:hyperlink w:anchor="_Toc117094058" w:history="1">
+          <w:hyperlink w:anchor="_Toc117168209" w:history="1">
             <w:r>
               <w:rPr>
                 <w:rStyle w:val="af2"/>
@@ -638,7 +636,7 @@
                 <w:noProof/>
                 <w:webHidden/>
               </w:rPr>
-              <w:instrText xml:space="preserve"> PAGEREF _Toc117094058 \h </w:instrText>
+              <w:instrText xml:space="preserve"> PAGEREF _Toc117168209 \h </w:instrText>
             </w:r>
             <w:r>
               <w:rPr>
@@ -682,7 +680,7 @@
               <w:szCs w:val="22"/>
             </w:rPr>
           </w:pPr>
-          <w:hyperlink w:anchor="_Toc117094059" w:history="1">
+          <w:hyperlink w:anchor="_Toc117168210" w:history="1">
             <w:r>
               <w:rPr>
                 <w:rStyle w:val="af2"/>
@@ -710,7 +708,7 @@
                 <w:noProof/>
                 <w:webHidden/>
               </w:rPr>
-              <w:instrText xml:space="preserve"> PAGEREF _Toc117094059 \h </w:instrText>
+              <w:instrText xml:space="preserve"> PAGEREF _Toc117168210 \h </w:instrText>
             </w:r>
             <w:r>
               <w:rPr>
@@ -754,7 +752,7 @@
               <w:szCs w:val="22"/>
             </w:rPr>
           </w:pPr>
-          <w:hyperlink w:anchor="_Toc117094060" w:history="1">
+          <w:hyperlink w:anchor="_Toc117168211" w:history="1">
             <w:r>
               <w:rPr>
                 <w:rStyle w:val="af2"/>
@@ -782,7 +780,7 @@
                 <w:noProof/>
                 <w:webHidden/>
               </w:rPr>
-              <w:instrText xml:space="preserve"> PAGEREF _Toc117094060 \h </w:instrText>
+              <w:instrText xml:space="preserve"> PAGEREF _Toc117168211 \h </w:instrText>
             </w:r>
             <w:r>
               <w:rPr>
@@ -826,7 +824,7 @@
               <w:szCs w:val="22"/>
             </w:rPr>
           </w:pPr>
-          <w:hyperlink w:anchor="_Toc117094061" w:history="1">
+          <w:hyperlink w:anchor="_Toc117168212" w:history="1">
             <w:r>
               <w:rPr>
                 <w:rStyle w:val="af2"/>
@@ -854,7 +852,7 @@
                 <w:noProof/>
                 <w:webHidden/>
               </w:rPr>
-              <w:instrText xml:space="preserve"> PAGEREF _Toc117094061 \h </w:instrText>
+              <w:instrText xml:space="preserve"> PAGEREF _Toc117168212 \h </w:instrText>
             </w:r>
             <w:r>
               <w:rPr>
@@ -898,7 +896,7 @@
               <w:szCs w:val="22"/>
             </w:rPr>
           </w:pPr>
-          <w:hyperlink w:anchor="_Toc117094062" w:history="1">
+          <w:hyperlink w:anchor="_Toc117168213" w:history="1">
             <w:r>
               <w:rPr>
                 <w:rStyle w:val="af2"/>
@@ -926,7 +924,7 @@
                 <w:noProof/>
                 <w:webHidden/>
               </w:rPr>
-              <w:instrText xml:space="preserve"> PAGEREF _Toc117094062 \h </w:instrText>
+              <w:instrText xml:space="preserve"> PAGEREF _Toc117168213 \h </w:instrText>
             </w:r>
             <w:r>
               <w:rPr>
@@ -970,14 +968,14 @@
               <w:szCs w:val="22"/>
             </w:rPr>
           </w:pPr>
-          <w:hyperlink w:anchor="_Toc117094063" w:history="1">
+          <w:hyperlink w:anchor="_Toc117168214" w:history="1">
             <w:r>
               <w:rPr>
                 <w:rStyle w:val="af2"/>
                 <w:rFonts w:ascii="游明朝 Demibold" w:eastAsia="游明朝 Demibold" w:hAnsi="游明朝 Demibold"/>
                 <w:noProof/>
               </w:rPr>
-              <w:t>7.　改訂履歴</w:t>
+              <w:t>7.　ハードウェア製作上の注意</w:t>
             </w:r>
             <w:r>
               <w:rPr>
@@ -998,7 +996,79 @@
                 <w:noProof/>
                 <w:webHidden/>
               </w:rPr>
-              <w:instrText xml:space="preserve"> PAGEREF _Toc117094063 \h </w:instrText>
+              <w:instrText xml:space="preserve"> PAGEREF _Toc117168214 \h </w:instrText>
+            </w:r>
+            <w:r>
+              <w:rPr>
+                <w:noProof/>
+                <w:webHidden/>
+              </w:rPr>
+            </w:r>
+            <w:r>
+              <w:rPr>
+                <w:noProof/>
+                <w:webHidden/>
+              </w:rPr>
+              <w:fldChar w:fldCharType="separate"/>
+            </w:r>
+            <w:r>
+              <w:rPr>
+                <w:noProof/>
+                <w:webHidden/>
+              </w:rPr>
+              <w:t>13</w:t>
+            </w:r>
+            <w:r>
+              <w:rPr>
+                <w:noProof/>
+                <w:webHidden/>
+              </w:rPr>
+              <w:fldChar w:fldCharType="end"/>
+            </w:r>
+          </w:hyperlink>
+        </w:p>
+        <w:p>
+          <w:pPr>
+            <w:pStyle w:val="11"/>
+            <w:tabs>
+              <w:tab w:val="right" w:leader="dot" w:pos="8494"/>
+            </w:tabs>
+            <w:rPr>
+              <w:noProof/>
+              <w:kern w:val="2"/>
+              <w:sz w:val="21"/>
+              <w:szCs w:val="22"/>
+            </w:rPr>
+          </w:pPr>
+          <w:hyperlink w:anchor="_Toc117168215" w:history="1">
+            <w:r>
+              <w:rPr>
+                <w:rStyle w:val="af2"/>
+                <w:rFonts w:ascii="游明朝 Demibold" w:eastAsia="游明朝 Demibold" w:hAnsi="游明朝 Demibold"/>
+                <w:noProof/>
+              </w:rPr>
+              <w:t>8.　改訂履歴</w:t>
+            </w:r>
+            <w:r>
+              <w:rPr>
+                <w:noProof/>
+                <w:webHidden/>
+              </w:rPr>
+              <w:tab/>
+            </w:r>
+            <w:r>
+              <w:rPr>
+                <w:noProof/>
+                <w:webHidden/>
+              </w:rPr>
+              <w:fldChar w:fldCharType="begin"/>
+            </w:r>
+            <w:r>
+              <w:rPr>
+                <w:noProof/>
+                <w:webHidden/>
+              </w:rPr>
+              <w:instrText xml:space="preserve"> PAGEREF _Toc117168215 \h </w:instrText>
             </w:r>
             <w:r>
               <w:rPr>
@@ -1079,7 +1149,7 @@
           <w:szCs w:val="24"/>
         </w:rPr>
       </w:pPr>
-      <w:bookmarkStart w:id="1" w:name="_Toc117094052"/>
+      <w:bookmarkStart w:id="1" w:name="_Toc117168203"/>
       <w:r>
         <w:rPr>
           <w:rFonts w:ascii="游明朝 Demibold" w:eastAsia="游明朝 Demibold" w:hAnsi="游明朝 Demibold" w:hint="eastAsia"/>
@@ -1120,11 +1190,9 @@
         <w:ind w:firstLineChars="100" w:firstLine="200"/>
         <w:jc w:val="both"/>
       </w:pPr>
-      <w:proofErr w:type="spellStart"/>
       <w:r>
         <w:t>everGPIB</w:t>
       </w:r>
-      <w:proofErr w:type="spellEnd"/>
       <w:r>
         <w:t>は、</w:t>
       </w:r>
@@ -1200,7 +1268,6 @@
       <w:r>
         <w:t>である。</w:t>
       </w:r>
-      <w:proofErr w:type="spellStart"/>
       <w:r>
         <w:rPr>
           <w:rFonts w:hint="eastAsia"/>
@@ -1210,7 +1277,6 @@
       <w:r>
         <w:t>verGPIB</w:t>
       </w:r>
-      <w:proofErr w:type="spellEnd"/>
       <w:r>
         <w:rPr>
           <w:rFonts w:hint="eastAsia"/>
@@ -1241,7 +1307,6 @@
         </w:rPr>
         <w:t>てGPIBバス制御および装置とのデータ送受信をおこなう。</w:t>
       </w:r>
-      <w:proofErr w:type="spellStart"/>
       <w:r>
         <w:rPr>
           <w:rFonts w:hint="eastAsia"/>
@@ -1251,7 +1316,6 @@
       <w:r>
         <w:t>verGPIB</w:t>
       </w:r>
-      <w:proofErr w:type="spellEnd"/>
       <w:r>
         <w:rPr>
           <w:rFonts w:hint="eastAsia"/>
@@ -1340,7 +1404,7 @@
           <w:szCs w:val="24"/>
         </w:rPr>
       </w:pPr>
-      <w:bookmarkStart w:id="2" w:name="_Toc117094053"/>
+      <w:bookmarkStart w:id="2" w:name="_Toc117168204"/>
       <w:r>
         <w:rPr>
           <w:noProof/>
@@ -2813,7 +2877,7 @@
           <w:szCs w:val="24"/>
         </w:rPr>
       </w:pPr>
-      <w:bookmarkStart w:id="4" w:name="_Toc117094054"/>
+      <w:bookmarkStart w:id="4" w:name="_Toc117168205"/>
       <w:r>
         <w:rPr>
           <w:rFonts w:ascii="游明朝 Demibold" w:eastAsia="游明朝 Demibold" w:hAnsi="游明朝 Demibold" w:hint="eastAsia"/>
@@ -2856,7 +2920,7 @@
           <w:rFonts w:ascii="游明朝 Demibold" w:eastAsia="游明朝 Demibold" w:hAnsi="游明朝 Demibold"/>
         </w:rPr>
       </w:pPr>
-      <w:bookmarkStart w:id="5" w:name="_Toc117094055"/>
+      <w:bookmarkStart w:id="5" w:name="_Toc117168206"/>
       <w:r>
         <w:rPr>
           <w:rFonts w:ascii="游明朝 Demibold" w:eastAsia="游明朝 Demibold" w:hAnsi="游明朝 Demibold"/>
@@ -2882,7 +2946,6 @@
         <w:ind w:firstLineChars="100" w:firstLine="200"/>
         <w:jc w:val="both"/>
       </w:pPr>
-      <w:proofErr w:type="spellStart"/>
       <w:r>
         <w:rPr>
           <w:rFonts w:hint="eastAsia"/>
@@ -2892,7 +2955,6 @@
       <w:r>
         <w:t>verGPIB</w:t>
       </w:r>
-      <w:proofErr w:type="spellEnd"/>
       <w:r>
         <w:rPr>
           <w:rFonts w:hint="eastAsia"/>
@@ -2942,7 +3004,7 @@
           <w:rFonts w:ascii="游明朝 Demibold" w:eastAsia="游明朝 Demibold" w:hAnsi="游明朝 Demibold"/>
         </w:rPr>
       </w:pPr>
-      <w:bookmarkStart w:id="6" w:name="_Toc117094056"/>
+      <w:bookmarkStart w:id="6" w:name="_Toc117168207"/>
       <w:r>
         <w:rPr>
           <w:rFonts w:ascii="游明朝 Demibold" w:eastAsia="游明朝 Demibold" w:hAnsi="游明朝 Demibold"/>
@@ -2980,7 +3042,6 @@
         <w:ind w:firstLineChars="100" w:firstLine="200"/>
         <w:jc w:val="both"/>
       </w:pPr>
-      <w:proofErr w:type="spellStart"/>
       <w:r>
         <w:rPr>
           <w:rFonts w:hint="eastAsia"/>
@@ -2990,7 +3051,6 @@
       <w:r>
         <w:t>verGPIB</w:t>
       </w:r>
-      <w:proofErr w:type="spellEnd"/>
       <w:r>
         <w:rPr>
           <w:rFonts w:hint="eastAsia"/>
@@ -3102,7 +3162,6 @@
         <w:ind w:firstLineChars="100" w:firstLine="200"/>
         <w:jc w:val="both"/>
       </w:pPr>
-      <w:proofErr w:type="spellStart"/>
       <w:r>
         <w:rPr>
           <w:rFonts w:hint="eastAsia"/>
@@ -3112,24 +3171,15 @@
       <w:r>
         <w:t>verGPIB</w:t>
       </w:r>
-      <w:proofErr w:type="spellEnd"/>
-      <w:r>
-        <w:rPr>
-          <w:rFonts w:hint="eastAsia"/>
-        </w:rPr>
-        <w:t>を装置から外す場合には、最初にUSBケーブルを外して通電を切り、その後にLANケーブルを外して、最後に装置から</w:t>
-      </w:r>
-      <w:proofErr w:type="spellStart"/>
-      <w:r>
-        <w:rPr>
-          <w:rFonts w:hint="eastAsia"/>
-        </w:rPr>
-        <w:t>e</w:t>
+      <w:r>
+        <w:rPr>
+          <w:rFonts w:hint="eastAsia"/>
+        </w:rPr>
+        <w:t>を装置から外す場合には、最初にUSBケーブルを外して通電を切り、その後にLANケーブルを外して、最後に装置からe</w:t>
       </w:r>
       <w:r>
         <w:t>verGPIB</w:t>
       </w:r>
-      <w:proofErr w:type="spellEnd"/>
       <w:r>
         <w:rPr>
           <w:rFonts w:hint="eastAsia"/>
@@ -3175,7 +3225,7 @@
           <w:szCs w:val="24"/>
         </w:rPr>
       </w:pPr>
-      <w:bookmarkStart w:id="7" w:name="_Toc117094057"/>
+      <w:bookmarkStart w:id="7" w:name="_Toc117168208"/>
       <w:r>
         <w:rPr>
           <w:rFonts w:ascii="游明朝 Demibold" w:eastAsia="游明朝 Demibold" w:hAnsi="游明朝 Demibold" w:hint="eastAsia"/>
@@ -3249,7 +3299,7 @@
           <w:rFonts w:ascii="游明朝 Demibold" w:eastAsia="游明朝 Demibold" w:hAnsi="游明朝 Demibold"/>
         </w:rPr>
       </w:pPr>
-      <w:bookmarkStart w:id="8" w:name="_Toc117094058"/>
+      <w:bookmarkStart w:id="8" w:name="_Toc117168209"/>
       <w:r>
         <w:rPr>
           <w:rFonts w:ascii="游明朝 Demibold" w:eastAsia="游明朝 Demibold" w:hAnsi="游明朝 Demibold"/>
@@ -3303,11 +3353,9 @@
         </w:numPr>
         <w:jc w:val="both"/>
       </w:pPr>
-      <w:proofErr w:type="spellStart"/>
       <w:r>
         <w:t>everGPIB</w:t>
       </w:r>
-      <w:proofErr w:type="spellEnd"/>
       <w:r>
         <w:rPr>
           <w:rFonts w:hint="eastAsia"/>
@@ -3333,11 +3381,9 @@
         </w:numPr>
         <w:jc w:val="both"/>
       </w:pPr>
-      <w:proofErr w:type="spellStart"/>
       <w:r>
         <w:t>everGPIB</w:t>
       </w:r>
-      <w:proofErr w:type="spellEnd"/>
       <w:r>
         <w:rPr>
           <w:rFonts w:hint="eastAsia"/>
@@ -3622,7 +3668,7 @@
           <w:rFonts w:ascii="游明朝 Demibold" w:eastAsia="游明朝 Demibold" w:hAnsi="游明朝 Demibold"/>
         </w:rPr>
       </w:pPr>
-      <w:bookmarkStart w:id="9" w:name="_Toc117094059"/>
+      <w:bookmarkStart w:id="9" w:name="_Toc117168210"/>
       <w:r>
         <w:rPr>
           <w:rFonts w:ascii="游明朝 Demibold" w:eastAsia="游明朝 Demibold" w:hAnsi="游明朝 Demibold"/>
@@ -3714,9 +3760,6 @@
       <w:pPr>
         <w:ind w:firstLineChars="100" w:firstLine="200"/>
         <w:jc w:val="both"/>
-        <w:rPr>
-          <w:rFonts w:hint="eastAsia"/>
-        </w:rPr>
       </w:pPr>
     </w:p>
     <w:p>
@@ -3735,9 +3778,6 @@
         <w:spacing w:after="360"/>
         <w:ind w:leftChars="213" w:left="426" w:firstLineChars="70" w:firstLine="140"/>
         <w:jc w:val="both"/>
-        <w:rPr>
-          <w:rFonts w:hint="eastAsia"/>
-        </w:rPr>
       </w:pPr>
       <w:r>
         <w:rPr>
@@ -3751,10 +3791,7 @@
         <w:pStyle w:val="afc"/>
       </w:pPr>
       <w:r>
-        <w:t xml:space="preserve"> </w:t>
-      </w:r>
-      <w:r>
-        <w:t>!</w:t>
+        <w:t xml:space="preserve"> !</w:t>
       </w:r>
       <w:r>
         <w:t>IPA</w:t>
@@ -3769,25 +3806,7 @@
         <w:rPr>
           <w:rFonts w:hint="eastAsia"/>
         </w:rPr>
-        <w:t>オプションで指定された</w:t>
-      </w:r>
-      <w:r>
-        <w:rPr>
-          <w:rFonts w:hint="eastAsia"/>
-        </w:rPr>
-        <w:t>IPアドレスを</w:t>
-      </w:r>
-      <w:r>
-        <w:rPr>
-          <w:rFonts w:hint="eastAsia"/>
-        </w:rPr>
-        <w:t>本体に設定する</w:t>
-      </w:r>
-      <w:r>
-        <w:rPr>
-          <w:rFonts w:hint="eastAsia"/>
-        </w:rPr>
-        <w:t>。</w:t>
+        <w:t>オプションで指定されたIPアドレスを本体に設定する。</w:t>
       </w:r>
       <w:r>
         <w:rPr>
@@ -3799,16 +3818,8 @@
         <w:rPr>
           <w:rFonts w:ascii="Courier New" w:hAnsi="Courier New" w:cs="Courier New"/>
         </w:rPr>
-        <w:t>%</w:t>
-      </w:r>
-      <w:proofErr w:type="spellStart"/>
-      <w:r>
-        <w:rPr>
-          <w:rFonts w:ascii="Courier New" w:hAnsi="Courier New" w:cs="Courier New"/>
-        </w:rPr>
-        <w:t>d.%d.%d.%d</w:t>
-      </w:r>
-      <w:proofErr w:type="spellEnd"/>
+        <w:t>%d.%d.%d.%d</w:t>
+      </w:r>
       <w:r>
         <w:rPr>
           <w:rFonts w:hint="eastAsia"/>
@@ -3821,9 +3832,6 @@
         <w:spacing w:after="360"/>
         <w:ind w:leftChars="213" w:left="426" w:firstLineChars="70" w:firstLine="140"/>
         <w:jc w:val="both"/>
-        <w:rPr>
-          <w:rFonts w:hint="eastAsia"/>
-        </w:rPr>
       </w:pPr>
       <w:r>
         <w:rPr>
@@ -3865,9 +3873,6 @@
         <w:spacing w:after="360"/>
         <w:ind w:leftChars="213" w:left="426" w:firstLineChars="70" w:firstLine="140"/>
         <w:jc w:val="both"/>
-        <w:rPr>
-          <w:rFonts w:hint="eastAsia"/>
-        </w:rPr>
       </w:pPr>
       <w:r>
         <w:rPr>
@@ -3890,10 +3895,7 @@
         <w:pStyle w:val="afc"/>
       </w:pPr>
       <w:r>
-        <w:t xml:space="preserve"> !</w:t>
-      </w:r>
-      <w:r>
-        <w:t>MAC</w:t>
+        <w:t xml:space="preserve"> !MAC</w:t>
       </w:r>
     </w:p>
     <w:p>
@@ -3932,12 +3934,18 @@
         <w:rPr>
           <w:rFonts w:ascii="Courier New" w:hAnsi="Courier New" w:cs="Courier New"/>
         </w:rPr>
-        <w:t xml:space="preserve"> </w:t>
+        <w:t>%</w:t>
       </w:r>
       <w:r>
         <w:rPr>
           <w:rFonts w:ascii="Courier New" w:hAnsi="Courier New" w:cs="Courier New"/>
         </w:rPr>
+        <w:t>02X:</w:t>
+      </w:r>
+      <w:r>
+        <w:rPr>
+          <w:rFonts w:ascii="Courier New" w:hAnsi="Courier New" w:cs="Courier New"/>
+        </w:rPr>
         <w:t>%</w:t>
       </w:r>
       <w:r>
@@ -3950,12 +3958,18 @@
         <w:rPr>
           <w:rFonts w:ascii="Courier New" w:hAnsi="Courier New" w:cs="Courier New"/>
         </w:rPr>
-        <w:t xml:space="preserve"> </w:t>
+        <w:t>%</w:t>
       </w:r>
       <w:r>
         <w:rPr>
           <w:rFonts w:ascii="Courier New" w:hAnsi="Courier New" w:cs="Courier New"/>
         </w:rPr>
+        <w:t>02X:</w:t>
+      </w:r>
+      <w:r>
+        <w:rPr>
+          <w:rFonts w:ascii="Courier New" w:hAnsi="Courier New" w:cs="Courier New"/>
+        </w:rPr>
         <w:t>%</w:t>
       </w:r>
       <w:r>
@@ -3963,48 +3977,6 @@
           <w:rFonts w:ascii="Courier New" w:hAnsi="Courier New" w:cs="Courier New"/>
         </w:rPr>
         <w:t>02X:</w:t>
-      </w:r>
-      <w:r>
-        <w:rPr>
-          <w:rFonts w:ascii="Courier New" w:hAnsi="Courier New" w:cs="Courier New"/>
-        </w:rPr>
-        <w:t xml:space="preserve"> </w:t>
-      </w:r>
-      <w:r>
-        <w:rPr>
-          <w:rFonts w:ascii="Courier New" w:hAnsi="Courier New" w:cs="Courier New"/>
-        </w:rPr>
-        <w:t>%</w:t>
-      </w:r>
-      <w:r>
-        <w:rPr>
-          <w:rFonts w:ascii="Courier New" w:hAnsi="Courier New" w:cs="Courier New"/>
-        </w:rPr>
-        <w:t>02X:</w:t>
-      </w:r>
-      <w:r>
-        <w:rPr>
-          <w:rFonts w:ascii="Courier New" w:hAnsi="Courier New" w:cs="Courier New"/>
-        </w:rPr>
-        <w:t xml:space="preserve"> </w:t>
-      </w:r>
-      <w:r>
-        <w:rPr>
-          <w:rFonts w:ascii="Courier New" w:hAnsi="Courier New" w:cs="Courier New"/>
-        </w:rPr>
-        <w:t>%</w:t>
-      </w:r>
-      <w:r>
-        <w:rPr>
-          <w:rFonts w:ascii="Courier New" w:hAnsi="Courier New" w:cs="Courier New"/>
-        </w:rPr>
-        <w:t>02X:</w:t>
-      </w:r>
-      <w:r>
-        <w:rPr>
-          <w:rFonts w:ascii="Courier New" w:hAnsi="Courier New" w:cs="Courier New"/>
-        </w:rPr>
-        <w:t xml:space="preserve"> </w:t>
       </w:r>
       <w:r>
         <w:rPr>
@@ -4096,19 +4068,7 @@
         <w:rPr>
           <w:rFonts w:hint="eastAsia"/>
         </w:rPr>
-        <w:t>本体に設定されている</w:t>
-      </w:r>
-      <w:r>
-        <w:rPr>
-          <w:rFonts w:hint="eastAsia"/>
-        </w:rPr>
-        <w:t>デフォルトターゲットGPIB</w:t>
-      </w:r>
-      <w:r>
-        <w:rPr>
-          <w:rFonts w:hint="eastAsia"/>
-        </w:rPr>
-        <w:t>アドレスを表示する。</w:t>
+        <w:t>本体に設定されているデフォルトターゲットGPIBアドレスを表示する。</w:t>
       </w:r>
     </w:p>
     <w:p>
@@ -4121,13 +4081,7 @@
         <w:rPr>
           <w:rFonts w:hint="eastAsia"/>
         </w:rPr>
-        <w:t>デフォルトターゲットGPIBアドレス</w:t>
-      </w:r>
-      <w:r>
-        <w:rPr>
-          <w:rFonts w:hint="eastAsia"/>
-        </w:rPr>
-        <w:t>とは、後述するTCP</w:t>
+        <w:t>デフォルトターゲットGPIBアドレスとは、後述するTCP</w:t>
       </w:r>
       <w:r>
         <w:t>/IP</w:t>
@@ -4168,9 +4122,6 @@
         <w:spacing w:after="360"/>
         <w:ind w:leftChars="213" w:left="426" w:firstLineChars="70" w:firstLine="140"/>
         <w:jc w:val="both"/>
-        <w:rPr>
-          <w:rFonts w:hint="eastAsia"/>
-        </w:rPr>
       </w:pPr>
     </w:p>
     <w:p>
@@ -4179,10 +4130,7 @@
       </w:pPr>
       <w:r>
         <w:lastRenderedPageBreak/>
-        <w:t xml:space="preserve"> !</w:t>
-      </w:r>
-      <w:r>
-        <w:t>TAD</w:t>
+        <w:t xml:space="preserve"> !TAD</w:t>
       </w:r>
     </w:p>
     <w:p>
@@ -4203,19 +4151,7 @@
         <w:rPr>
           <w:rFonts w:hint="eastAsia"/>
         </w:rPr>
-        <w:t>アドレスをデフォルトターゲットGPIBアドレス</w:t>
-      </w:r>
-      <w:r>
-        <w:rPr>
-          <w:rFonts w:hint="eastAsia"/>
-        </w:rPr>
-        <w:t>として</w:t>
-      </w:r>
-      <w:r>
-        <w:rPr>
-          <w:rFonts w:hint="eastAsia"/>
-        </w:rPr>
-        <w:t>本体に設定する。オプションの形式は「</w:t>
+        <w:t>アドレスをデフォルトターゲットGPIBアドレスとして本体に設定する。オプションの形式は「</w:t>
       </w:r>
       <w:r>
         <w:rPr>
@@ -4283,10 +4219,7 @@
         <w:pStyle w:val="afc"/>
       </w:pPr>
       <w:r>
-        <w:t xml:space="preserve"> </w:t>
-      </w:r>
-      <w:r>
-        <w:t>?TER</w:t>
+        <w:t xml:space="preserve"> ?TER</w:t>
       </w:r>
     </w:p>
     <w:p>
@@ -4298,13 +4231,7 @@
         <w:rPr>
           <w:rFonts w:hint="eastAsia"/>
         </w:rPr>
-        <w:t>本体に設定されているデフォルト</w:t>
-      </w:r>
-      <w:r>
-        <w:rPr>
-          <w:rFonts w:hint="eastAsia"/>
-        </w:rPr>
-        <w:t>ターミネータ</w:t>
+        <w:t>本体に設定されているデフォルトターミネータ</w:t>
       </w:r>
       <w:r>
         <w:rPr>
@@ -4328,13 +4255,7 @@
         <w:rPr>
           <w:rFonts w:hint="eastAsia"/>
         </w:rPr>
-        <w:t>を表示する。</w:t>
-      </w:r>
-      <w:r>
-        <w:rPr>
-          <w:rFonts w:hint="eastAsia"/>
-        </w:rPr>
-        <w:t>表示形式については【!</w:t>
+        <w:t>を表示する。表示形式については【!</w:t>
       </w:r>
       <w:r>
         <w:t>TER</w:t>
@@ -4379,25 +4300,11 @@
         <w:rPr>
           <w:rFonts w:hint="eastAsia"/>
         </w:rPr>
-        <w:t>と</w:t>
-      </w:r>
-      <w:r>
-        <w:rPr>
-          <w:rFonts w:hint="eastAsia"/>
-        </w:rPr>
-        <w:t>は、</w:t>
-      </w:r>
-      <w:proofErr w:type="spellStart"/>
-      <w:r>
-        <w:rPr>
-          <w:rFonts w:hint="eastAsia"/>
-        </w:rPr>
-        <w:t>e</w:t>
+        <w:t>とは、e</w:t>
       </w:r>
       <w:r>
         <w:t>verGPIB</w:t>
       </w:r>
-      <w:proofErr w:type="spellEnd"/>
       <w:r>
         <w:rPr>
           <w:rFonts w:hint="eastAsia"/>
@@ -4411,19 +4318,11 @@
         <w:rPr>
           <w:rFonts w:hint="eastAsia"/>
         </w:rPr>
-        <w:t>接続を介したホストPCと</w:t>
-      </w:r>
-      <w:proofErr w:type="spellStart"/>
-      <w:r>
-        <w:rPr>
-          <w:rFonts w:hint="eastAsia"/>
-        </w:rPr>
-        <w:t>e</w:t>
+        <w:t>接続を介したホストPCとe</w:t>
       </w:r>
       <w:r>
         <w:t>verGPIB</w:t>
       </w:r>
-      <w:proofErr w:type="spellEnd"/>
       <w:r>
         <w:rPr>
           <w:rFonts w:hint="eastAsia"/>
@@ -4440,13 +4339,7 @@
         <w:rPr>
           <w:rFonts w:hint="eastAsia"/>
         </w:rPr>
-        <w:t>動作の詳細は</w:t>
-      </w:r>
-      <w:r>
-        <w:rPr>
-          <w:rFonts w:hint="eastAsia"/>
-        </w:rPr>
-        <w:t>【５．</w:t>
+        <w:t>動作の詳細は【５．</w:t>
       </w:r>
       <w:r>
         <w:t>TCP/IP</w:t>
@@ -4463,21 +4356,12 @@
         <w:spacing w:after="360"/>
         <w:ind w:leftChars="213" w:left="426" w:firstLineChars="70" w:firstLine="140"/>
         <w:jc w:val="both"/>
-        <w:rPr>
-          <w:rFonts w:hint="eastAsia"/>
-        </w:rPr>
-      </w:pPr>
-      <w:r>
-        <w:rPr>
-          <w:rFonts w:hint="eastAsia"/>
-        </w:rPr>
-        <w:t>この</w:t>
-      </w:r>
-      <w:r>
-        <w:rPr>
-          <w:rFonts w:hint="eastAsia"/>
-        </w:rPr>
-        <w:t>デフォルトターミネータ</w:t>
+      </w:pPr>
+      <w:r>
+        <w:rPr>
+          <w:rFonts w:hint="eastAsia"/>
+        </w:rPr>
+        <w:t>このデフォルトターミネータ</w:t>
       </w:r>
       <w:r>
         <w:rPr>
@@ -4501,13 +4385,7 @@
         <w:rPr>
           <w:rFonts w:hint="eastAsia"/>
         </w:rPr>
-        <w:t>は、</w:t>
-      </w:r>
-      <w:r>
-        <w:rPr>
-          <w:rFonts w:hint="eastAsia"/>
-        </w:rPr>
-        <w:t>後述するTCP</w:t>
+        <w:t>は、後述するTCP</w:t>
       </w:r>
       <w:r>
         <w:t>/IP</w:t>
@@ -4557,10 +4435,7 @@
         <w:pStyle w:val="afc"/>
       </w:pPr>
       <w:r>
-        <w:t xml:space="preserve"> !T</w:t>
-      </w:r>
-      <w:r>
-        <w:t>ER</w:t>
+        <w:t xml:space="preserve"> !TER</w:t>
       </w:r>
     </w:p>
     <w:p>
@@ -4626,13 +4501,7 @@
         <w:rPr>
           <w:rFonts w:ascii="Courier New" w:hAnsi="Courier New" w:cs="Courier New"/>
         </w:rPr>
-        <w:t>+%d]</w:t>
-      </w:r>
-      <w:r>
-        <w:rPr>
-          <w:rFonts w:ascii="Courier New" w:hAnsi="Courier New" w:cs="Courier New"/>
-        </w:rPr>
-        <w:t>[.]</w:t>
+        <w:t>+%d][.]</w:t>
       </w:r>
       <w:r>
         <w:rPr>
@@ -4681,9 +4550,6 @@
       <w:pPr>
         <w:ind w:leftChars="213" w:left="426" w:firstLineChars="70" w:firstLine="140"/>
         <w:jc w:val="both"/>
-        <w:rPr>
-          <w:rFonts w:hint="eastAsia"/>
-        </w:rPr>
       </w:pPr>
       <w:r>
         <w:rPr>
@@ -4710,25 +4576,7 @@
         <w:rPr>
           <w:rFonts w:hint="eastAsia"/>
         </w:rPr>
-        <w:t>で</w:t>
-      </w:r>
-      <w:r>
-        <w:rPr>
-          <w:rFonts w:hint="eastAsia"/>
-        </w:rPr>
-        <w:t>なかった</w:t>
-      </w:r>
-      <w:r>
-        <w:rPr>
-          <w:rFonts w:hint="eastAsia"/>
-        </w:rPr>
-        <w:t>場合</w:t>
-      </w:r>
-      <w:r>
-        <w:rPr>
-          <w:rFonts w:hint="eastAsia"/>
-        </w:rPr>
-        <w:t>にはEOIアサート</w:t>
+        <w:t>でなかった場合にはEOIアサート</w:t>
       </w:r>
       <w:r>
         <w:rPr>
@@ -5034,19 +4882,7 @@
         <w:rPr>
           <w:rFonts w:ascii="Courier New" w:hAnsi="Courier New" w:cs="Courier New" w:hint="eastAsia"/>
         </w:rPr>
-        <w:t>アサート</w:t>
-      </w:r>
-      <w:r>
-        <w:rPr>
-          <w:rFonts w:ascii="Courier New" w:hAnsi="Courier New" w:cs="Courier New" w:hint="eastAsia"/>
-        </w:rPr>
-        <w:t>無し</w:t>
-      </w:r>
-      <w:r>
-        <w:rPr>
-          <w:rFonts w:ascii="Courier New" w:hAnsi="Courier New" w:cs="Courier New" w:hint="eastAsia"/>
-        </w:rPr>
-        <w:t>）</w:t>
+        <w:t>アサート無し）</w:t>
       </w:r>
     </w:p>
     <w:p>
@@ -5106,19 +4942,7 @@
         <w:rPr>
           <w:rFonts w:ascii="Courier New" w:hAnsi="Courier New" w:cs="Courier New" w:hint="eastAsia"/>
         </w:rPr>
-        <w:t>（ターミネータ</w:t>
-      </w:r>
-      <w:r>
-        <w:rPr>
-          <w:rFonts w:ascii="Courier New" w:hAnsi="Courier New" w:cs="Courier New" w:hint="eastAsia"/>
-        </w:rPr>
-        <w:t>無し</w:t>
-      </w:r>
-      <w:r>
-        <w:rPr>
-          <w:rFonts w:ascii="Courier New" w:hAnsi="Courier New" w:cs="Courier New" w:hint="eastAsia"/>
-        </w:rPr>
-        <w:t>、</w:t>
+        <w:t>（ターミネータ無し、</w:t>
       </w:r>
       <w:r>
         <w:rPr>
@@ -5153,9 +4977,6 @@
         <w:spacing w:after="360"/>
         <w:ind w:leftChars="213" w:left="426" w:firstLineChars="70" w:firstLine="140"/>
         <w:jc w:val="both"/>
-        <w:rPr>
-          <w:rFonts w:hint="eastAsia"/>
-        </w:rPr>
       </w:pPr>
       <w:r>
         <w:rPr>
@@ -5205,10 +5026,7 @@
         <w:pStyle w:val="afc"/>
       </w:pPr>
       <w:r>
-        <w:t xml:space="preserve"> !</w:t>
-      </w:r>
-      <w:r>
-        <w:t>AIC</w:t>
+        <w:t xml:space="preserve"> !AIC</w:t>
       </w:r>
     </w:p>
     <w:p>
@@ -5220,13 +5038,7 @@
         <w:rPr>
           <w:rFonts w:hint="eastAsia"/>
         </w:rPr>
-        <w:t>本体の</w:t>
-      </w:r>
-      <w:r>
-        <w:rPr>
-          <w:rFonts w:hint="eastAsia"/>
-        </w:rPr>
-        <w:t>「自動IFC</w:t>
+        <w:t>本体の「自動IFC</w:t>
       </w:r>
       <w:r>
         <w:rPr>
@@ -5238,19 +5050,7 @@
         <w:rPr>
           <w:rFonts w:hint="eastAsia"/>
         </w:rPr>
-        <w:t>」</w:t>
-      </w:r>
-      <w:r>
-        <w:rPr>
-          <w:rFonts w:hint="eastAsia"/>
-        </w:rPr>
-        <w:t>を設定する。</w:t>
-      </w:r>
-      <w:r>
-        <w:rPr>
-          <w:rFonts w:hint="eastAsia"/>
-        </w:rPr>
-        <w:t>オプションの形式は「</w:t>
+        <w:t>」を設定する。オプションの形式は「</w:t>
       </w:r>
       <w:r>
         <w:rPr>
@@ -5262,13 +5062,7 @@
         <w:rPr>
           <w:rFonts w:hint="eastAsia"/>
         </w:rPr>
-        <w:t>」</w:t>
-      </w:r>
-      <w:r>
-        <w:rPr>
-          <w:rFonts w:hint="eastAsia"/>
-        </w:rPr>
-        <w:t>で、「</w:t>
+        <w:t>」で、「</w:t>
       </w:r>
       <w:r>
         <w:rPr>
@@ -5286,13 +5080,7 @@
         <w:rPr>
           <w:rFonts w:hint="eastAsia"/>
         </w:rPr>
-        <w:t>「自動IFC機能」</w:t>
-      </w:r>
-      <w:r>
-        <w:rPr>
-          <w:rFonts w:hint="eastAsia"/>
-        </w:rPr>
-        <w:t>が有効となり、</w:t>
+        <w:t>「自動IFC機能」が有効となり、</w:t>
       </w:r>
       <w:r>
         <w:rPr>
@@ -5307,13 +5095,7 @@
         <w:rPr>
           <w:rFonts w:hint="eastAsia"/>
         </w:rPr>
-        <w:t>接続</w:t>
-      </w:r>
-      <w:r>
-        <w:rPr>
-          <w:rFonts w:hint="eastAsia"/>
-        </w:rPr>
-        <w:t>においてホストから「T</w:t>
+        <w:t>接続においてホストから「T</w:t>
       </w:r>
       <w:r>
         <w:t>AL</w:t>
@@ -5391,25 +5173,13 @@
         <w:rPr>
           <w:rFonts w:hint="eastAsia"/>
         </w:rPr>
-        <w:t>」の場合</w:t>
-      </w:r>
-      <w:r>
-        <w:rPr>
-          <w:rFonts w:hint="eastAsia"/>
-        </w:rPr>
-        <w:t>には</w:t>
-      </w:r>
-      <w:r>
-        <w:rPr>
-          <w:rFonts w:hint="eastAsia"/>
-        </w:rPr>
-        <w:t>「自動IFC機能」</w:t>
-      </w:r>
-      <w:r>
-        <w:rPr>
-          <w:rFonts w:hint="eastAsia"/>
-        </w:rPr>
-        <w:t>は無効となる</w:t>
+        <w:t>」の場合には</w:t>
+      </w:r>
+      <w:r>
+        <w:rPr>
+          <w:rFonts w:hint="eastAsia"/>
+        </w:rPr>
+        <w:t>「自動IFC機能」は無効となる</w:t>
       </w:r>
       <w:r>
         <w:rPr>
@@ -5423,9 +5193,6 @@
         <w:spacing w:after="360"/>
         <w:ind w:leftChars="213" w:left="426" w:firstLineChars="70" w:firstLine="140"/>
         <w:jc w:val="both"/>
-        <w:rPr>
-          <w:rFonts w:hint="eastAsia"/>
-        </w:rPr>
       </w:pPr>
       <w:r>
         <w:rPr>
@@ -5489,10 +5256,7 @@
         <w:t>?</w:t>
       </w:r>
       <w:r>
-        <w:t>A</w:t>
-      </w:r>
-      <w:r>
-        <w:t>RE</w:t>
+        <w:t>ARE</w:t>
       </w:r>
     </w:p>
     <w:p>
@@ -5500,9 +5264,6 @@
         <w:spacing w:after="360"/>
         <w:ind w:leftChars="213" w:left="426" w:firstLineChars="70" w:firstLine="140"/>
         <w:jc w:val="both"/>
-        <w:rPr>
-          <w:rFonts w:hint="eastAsia"/>
-        </w:rPr>
       </w:pPr>
       <w:r>
         <w:rPr>
@@ -5525,10 +5286,7 @@
         <w:pStyle w:val="afc"/>
       </w:pPr>
       <w:r>
-        <w:t xml:space="preserve"> !A</w:t>
-      </w:r>
-      <w:r>
-        <w:t>RE</w:t>
+        <w:t xml:space="preserve"> !ARE</w:t>
       </w:r>
     </w:p>
     <w:p>
@@ -5618,13 +5376,7 @@
         <w:rPr>
           <w:rFonts w:hint="eastAsia"/>
         </w:rPr>
-        <w:t>」コマンドを受信した際にそれらを実行する前に自動的にGPIBバスの</w:t>
-      </w:r>
-      <w:r>
-        <w:rPr>
-          <w:rFonts w:hint="eastAsia"/>
-        </w:rPr>
-        <w:t>R</w:t>
+        <w:t>」コマンドを受信した際にそれらを実行する前に自動的にGPIBバスのR</w:t>
       </w:r>
       <w:r>
         <w:t>EN</w:t>
@@ -5645,13 +5397,7 @@
         <w:rPr>
           <w:rFonts w:hint="eastAsia"/>
         </w:rPr>
-        <w:t>する</w:t>
-      </w:r>
-      <w:r>
-        <w:rPr>
-          <w:rFonts w:hint="eastAsia"/>
-        </w:rPr>
-        <w:t>。「</w:t>
+        <w:t>する。「</w:t>
       </w:r>
       <w:r>
         <w:rPr>
@@ -5663,19 +5409,7 @@
         <w:rPr>
           <w:rFonts w:hint="eastAsia"/>
         </w:rPr>
-        <w:t>」の場合には「自動</w:t>
-      </w:r>
-      <w:r>
-        <w:rPr>
-          <w:rFonts w:hint="eastAsia"/>
-        </w:rPr>
-        <w:t>REN</w:t>
-      </w:r>
-      <w:r>
-        <w:rPr>
-          <w:rFonts w:hint="eastAsia"/>
-        </w:rPr>
-        <w:t>機能」は無効となる。</w:t>
+        <w:t>」の場合には「自動REN機能」は無効となる。</w:t>
       </w:r>
     </w:p>
     <w:p>
@@ -5683,9 +5417,6 @@
         <w:spacing w:after="360"/>
         <w:ind w:leftChars="213" w:left="426" w:firstLineChars="70" w:firstLine="140"/>
         <w:jc w:val="both"/>
-        <w:rPr>
-          <w:rFonts w:hint="eastAsia"/>
-        </w:rPr>
       </w:pPr>
       <w:r>
         <w:rPr>
@@ -5711,19 +5442,7 @@
         <w:rPr>
           <w:rFonts w:ascii="Courier New" w:hAnsi="Courier New" w:cs="Courier New"/>
         </w:rPr>
-        <w:t>A</w:t>
-      </w:r>
-      <w:r>
-        <w:rPr>
-          <w:rFonts w:ascii="Courier New" w:hAnsi="Courier New" w:cs="Courier New"/>
-        </w:rPr>
-        <w:t>RE</w:t>
-      </w:r>
-      <w:r>
-        <w:rPr>
-          <w:rFonts w:ascii="Courier New" w:hAnsi="Courier New" w:cs="Courier New"/>
-        </w:rPr>
-        <w:t xml:space="preserve"> Y</w:t>
+        <w:t>ARE Y</w:t>
       </w:r>
       <w:r>
         <w:rPr>
@@ -5776,21 +5495,12 @@
         <w:spacing w:after="360"/>
         <w:ind w:leftChars="213" w:left="426" w:firstLineChars="70" w:firstLine="140"/>
         <w:jc w:val="both"/>
-        <w:rPr>
-          <w:rFonts w:hint="eastAsia"/>
-        </w:rPr>
-      </w:pPr>
-      <w:r>
-        <w:rPr>
-          <w:rFonts w:hint="eastAsia"/>
-        </w:rPr>
-        <w:t>上述したコマンドの使用方法</w:t>
-      </w:r>
-      <w:r>
-        <w:rPr>
-          <w:rFonts w:hint="eastAsia"/>
-        </w:rPr>
-        <w:t>を表示する。</w:t>
+      </w:pPr>
+      <w:r>
+        <w:rPr>
+          <w:rFonts w:hint="eastAsia"/>
+        </w:rPr>
+        <w:t>上述したコマンドの使用方法を表示する。</w:t>
       </w:r>
     </w:p>
     <w:p>
@@ -5805,7 +5515,7 @@
           <w:rFonts w:ascii="游明朝 Demibold" w:eastAsia="游明朝 Demibold" w:hAnsi="游明朝 Demibold"/>
         </w:rPr>
       </w:pPr>
-      <w:bookmarkStart w:id="10" w:name="_Toc117094060"/>
+      <w:bookmarkStart w:id="10" w:name="_Toc117168211"/>
       <w:r>
         <w:rPr>
           <w:rFonts w:ascii="游明朝 Demibold" w:eastAsia="游明朝 Demibold" w:hAnsi="游明朝 Demibold"/>
@@ -5834,13 +5544,7 @@
         <w:rPr>
           <w:rFonts w:ascii="游明朝 Demibold" w:eastAsia="游明朝 Demibold" w:hAnsi="游明朝 Demibold" w:hint="eastAsia"/>
         </w:rPr>
-        <w:t>本体設定</w:t>
-      </w:r>
-      <w:r>
-        <w:rPr>
-          <w:rFonts w:ascii="游明朝 Demibold" w:eastAsia="游明朝 Demibold" w:hAnsi="游明朝 Demibold" w:hint="eastAsia"/>
-        </w:rPr>
-        <w:t>の終了後</w:t>
+        <w:t>本体設定の終了後</w:t>
       </w:r>
       <w:bookmarkEnd w:id="10"/>
     </w:p>
@@ -5848,39 +5552,16 @@
       <w:pPr>
         <w:ind w:firstLineChars="100" w:firstLine="200"/>
         <w:jc w:val="both"/>
-        <w:rPr>
-          <w:rFonts w:hint="eastAsia"/>
-        </w:rPr>
-      </w:pPr>
-      <w:r>
-        <w:rPr>
-          <w:rFonts w:hint="eastAsia"/>
-        </w:rPr>
-        <w:t>USB接続によるシリアル通信にて</w:t>
-      </w:r>
-      <w:r>
-        <w:rPr>
-          <w:rFonts w:hint="eastAsia"/>
-        </w:rPr>
-        <w:t>本体設定の確認と設定</w:t>
-      </w:r>
-      <w:r>
-        <w:rPr>
-          <w:rFonts w:hint="eastAsia"/>
-        </w:rPr>
-        <w:t>が終了したら、かならず</w:t>
-      </w:r>
-      <w:proofErr w:type="spellStart"/>
-      <w:r>
-        <w:rPr>
-          <w:rFonts w:hint="eastAsia"/>
-        </w:rPr>
-        <w:t>e</w:t>
+      </w:pPr>
+      <w:r>
+        <w:rPr>
+          <w:rFonts w:hint="eastAsia"/>
+        </w:rPr>
+        <w:t>USB接続によるシリアル通信にて本体設定の確認と設定が終了したら、かならずe</w:t>
       </w:r>
       <w:r>
         <w:t>verGPIB</w:t>
       </w:r>
-      <w:proofErr w:type="spellEnd"/>
       <w:r>
         <w:rPr>
           <w:rFonts w:hint="eastAsia"/>
@@ -5897,19 +5578,7 @@
         <w:rPr>
           <w:rFonts w:hint="eastAsia"/>
         </w:rPr>
-        <w:t>一度通電を切ること</w:t>
-      </w:r>
-      <w:r>
-        <w:rPr>
-          <w:rFonts w:hint="eastAsia"/>
-        </w:rPr>
-        <w:t>。</w:t>
-      </w:r>
-      <w:r>
-        <w:rPr>
-          <w:rFonts w:hint="eastAsia"/>
-        </w:rPr>
-        <w:t>上記コマンドによる設定は通電を切って再起動をおこなわないと有効にならない。</w:t>
+        <w:t>一度通電を切ること。上記コマンドによる設定は通電を切って再起動をおこなわないと有効にならない。</w:t>
       </w:r>
     </w:p>
     <w:p>
@@ -5934,7 +5603,7 @@
           <w:szCs w:val="24"/>
         </w:rPr>
       </w:pPr>
-      <w:bookmarkStart w:id="11" w:name="_Toc117094061"/>
+      <w:bookmarkStart w:id="11" w:name="_Toc117168212"/>
       <w:r>
         <w:rPr>
           <w:rFonts w:ascii="游明朝 Demibold" w:eastAsia="游明朝 Demibold" w:hAnsi="游明朝 Demibold" w:hint="eastAsia"/>
@@ -5983,11 +5652,9 @@
         <w:ind w:firstLineChars="100" w:firstLine="200"/>
         <w:jc w:val="both"/>
       </w:pPr>
-      <w:proofErr w:type="spellStart"/>
       <w:r>
         <w:t>everGPIB</w:t>
       </w:r>
-      <w:proofErr w:type="spellEnd"/>
       <w:r>
         <w:t>はTCPポート番号「</w:t>
       </w:r>
@@ -6012,7 +5679,6 @@
       <w:r>
         <w:t>接続が</w:t>
       </w:r>
-      <w:proofErr w:type="spellStart"/>
       <w:r>
         <w:rPr>
           <w:rFonts w:hint="eastAsia"/>
@@ -6022,7 +5688,6 @@
       <w:r>
         <w:t>verGPIB</w:t>
       </w:r>
-      <w:proofErr w:type="spellEnd"/>
       <w:r>
         <w:t>側から解放される</w:t>
       </w:r>
@@ -6038,7 +5703,6 @@
         <w:ind w:firstLineChars="100" w:firstLine="200"/>
         <w:jc w:val="both"/>
       </w:pPr>
-      <w:proofErr w:type="spellStart"/>
       <w:r>
         <w:rPr>
           <w:rFonts w:hint="eastAsia"/>
@@ -6048,7 +5712,6 @@
       <w:r>
         <w:t>verGPIB</w:t>
       </w:r>
-      <w:proofErr w:type="spellEnd"/>
       <w:r>
         <w:rPr>
           <w:rFonts w:hint="eastAsia"/>
@@ -6074,7 +5737,19 @@
         <w:rPr>
           <w:rFonts w:hint="eastAsia"/>
         </w:rPr>
-        <w:t>】コマンドを使用する。</w:t>
+        <w:t>】コマンドを使用する</w:t>
+      </w:r>
+      <w:r>
+        <w:rPr>
+          <w:rFonts w:hint="eastAsia"/>
+        </w:rPr>
+        <w:t>こと</w:t>
+      </w:r>
+      <w:r>
+        <w:rPr>
+          <w:rFonts w:hint="eastAsia"/>
+        </w:rPr>
+        <w:t>。</w:t>
       </w:r>
       <w:r>
         <w:rPr>
@@ -6082,13 +5757,17 @@
         </w:rPr>
         <w:t>これをせずに接続をクライアント側から解放した場合、</w:t>
       </w:r>
-      <w:proofErr w:type="spellStart"/>
       <w:r>
         <w:t>everGPIB</w:t>
       </w:r>
-      <w:proofErr w:type="spellEnd"/>
       <w:r>
         <w:t>側でソケットが解放されずにデッドロックする可能性がある。そうなった場合、デッドロックの解除には電源の再投入しか方法がない</w:t>
+      </w:r>
+      <w:r>
+        <w:rPr>
+          <w:rFonts w:hint="eastAsia"/>
+        </w:rPr>
+        <w:t>。</w:t>
       </w:r>
     </w:p>
     <w:p>
@@ -6096,11 +5775,9 @@
         <w:ind w:firstLineChars="100" w:firstLine="200"/>
         <w:jc w:val="both"/>
       </w:pPr>
-      <w:proofErr w:type="spellStart"/>
       <w:r>
         <w:t>everGPIB</w:t>
       </w:r>
-      <w:proofErr w:type="spellEnd"/>
       <w:r>
         <w:t>・クライアント間の電文形式はASCIIテキストで、区切り文字はCR+LFである。</w:t>
       </w:r>
@@ -6122,13 +5799,7 @@
         <w:pStyle w:val="afc"/>
       </w:pPr>
       <w:r>
-        <w:t xml:space="preserve"> </w:t>
-      </w:r>
-      <w:r>
-        <w:t>BYE</w:t>
-      </w:r>
-      <w:r>
-        <w:t xml:space="preserve"> </w:t>
+        <w:t xml:space="preserve"> BYE </w:t>
       </w:r>
       <w:r>
         <w:rPr>
@@ -6164,11 +5835,7 @@
         <w:spacing w:after="360"/>
         <w:ind w:leftChars="213" w:left="426" w:firstLineChars="70" w:firstLine="140"/>
         <w:jc w:val="both"/>
-        <w:rPr>
-          <w:rFonts w:hint="eastAsia"/>
-        </w:rPr>
-      </w:pPr>
-      <w:proofErr w:type="spellStart"/>
+      </w:pPr>
       <w:r>
         <w:rPr>
           <w:rFonts w:hint="eastAsia"/>
@@ -6178,7 +5845,6 @@
       <w:r>
         <w:t>verGPIB</w:t>
       </w:r>
-      <w:proofErr w:type="spellEnd"/>
       <w:r>
         <w:rPr>
           <w:rFonts w:hint="eastAsia"/>
@@ -6206,10 +5872,7 @@
         <w:pStyle w:val="afc"/>
       </w:pPr>
       <w:r>
-        <w:t xml:space="preserve"> </w:t>
-      </w:r>
-      <w:r>
-        <w:t>STA</w:t>
+        <w:t xml:space="preserve"> STA</w:t>
       </w:r>
     </w:p>
     <w:p>
@@ -6222,13 +5885,7 @@
         <w:rPr>
           <w:rFonts w:hint="eastAsia"/>
         </w:rPr>
-        <w:t>現在のGPIBバスライン</w:t>
-      </w:r>
-      <w:r>
-        <w:rPr>
-          <w:rFonts w:hint="eastAsia"/>
-        </w:rPr>
-        <w:t>の状態を表示する。</w:t>
+        <w:t>現在のGPIBバスラインの状態を表示する。</w:t>
       </w:r>
     </w:p>
     <w:p>
@@ -6236,9 +5893,6 @@
         <w:spacing w:after="360"/>
         <w:ind w:leftChars="213" w:left="426" w:firstLineChars="70" w:firstLine="140"/>
         <w:jc w:val="center"/>
-        <w:rPr>
-          <w:rFonts w:hint="eastAsia"/>
-        </w:rPr>
       </w:pPr>
       <w:r>
         <w:rPr>
@@ -6287,10 +5941,7 @@
       </w:pPr>
       <w:r>
         <w:lastRenderedPageBreak/>
-        <w:t xml:space="preserve"> </w:t>
-      </w:r>
-      <w:r>
-        <w:t>IFC</w:t>
+        <w:t xml:space="preserve"> IFC</w:t>
       </w:r>
     </w:p>
     <w:p>
@@ -6298,21 +5949,12 @@
         <w:spacing w:after="360"/>
         <w:ind w:leftChars="213" w:left="426" w:firstLineChars="70" w:firstLine="140"/>
         <w:jc w:val="both"/>
-        <w:rPr>
-          <w:rFonts w:hint="eastAsia"/>
-        </w:rPr>
-      </w:pPr>
-      <w:r>
-        <w:rPr>
-          <w:rFonts w:hint="eastAsia"/>
-        </w:rPr>
-        <w:t>GPIBバスのIFC（インターフェイスクリア）をおこなう</w:t>
-      </w:r>
-      <w:r>
-        <w:rPr>
-          <w:rFonts w:hint="eastAsia"/>
-        </w:rPr>
-        <w:t>。</w:t>
+      </w:pPr>
+      <w:r>
+        <w:rPr>
+          <w:rFonts w:hint="eastAsia"/>
+        </w:rPr>
+        <w:t>GPIBバスのIFC（インターフェイスクリア）をおこなう。</w:t>
       </w:r>
     </w:p>
     <w:p>
@@ -6320,13 +5962,7 @@
         <w:pStyle w:val="afc"/>
       </w:pPr>
       <w:r>
-        <w:t xml:space="preserve"> </w:t>
-      </w:r>
-      <w:r>
-        <w:t>REN</w:t>
-      </w:r>
-      <w:r>
-        <w:t xml:space="preserve"> </w:t>
+        <w:t xml:space="preserve"> REN </w:t>
       </w:r>
       <w:r>
         <w:rPr>
@@ -6348,21 +5984,12 @@
         <w:spacing w:after="360"/>
         <w:ind w:leftChars="213" w:left="426" w:firstLineChars="70" w:firstLine="140"/>
         <w:jc w:val="both"/>
-        <w:rPr>
-          <w:rFonts w:hint="eastAsia"/>
-        </w:rPr>
-      </w:pPr>
-      <w:r>
-        <w:rPr>
-          <w:rFonts w:hint="eastAsia"/>
-        </w:rPr>
-        <w:t>GPIBバスの</w:t>
-      </w:r>
-      <w:r>
-        <w:rPr>
-          <w:rFonts w:hint="eastAsia"/>
-        </w:rPr>
-        <w:t>「R</w:t>
+      </w:pPr>
+      <w:r>
+        <w:rPr>
+          <w:rFonts w:hint="eastAsia"/>
+        </w:rPr>
+        <w:t>GPIBバスの「R</w:t>
       </w:r>
       <w:r>
         <w:t>EN</w:t>
@@ -6371,13 +5998,7 @@
         <w:rPr>
           <w:rFonts w:hint="eastAsia"/>
         </w:rPr>
-        <w:t>」ラインをアサート（LOW状態に）する</w:t>
-      </w:r>
-      <w:r>
-        <w:rPr>
-          <w:rFonts w:hint="eastAsia"/>
-        </w:rPr>
-        <w:t>。</w:t>
+        <w:t>」ラインをアサート（LOW状態に）する。</w:t>
       </w:r>
     </w:p>
     <w:p>
@@ -6385,10 +6006,7 @@
         <w:pStyle w:val="afc"/>
       </w:pPr>
       <w:r>
-        <w:t xml:space="preserve"> </w:t>
-      </w:r>
-      <w:r>
-        <w:t>LOC</w:t>
+        <w:t xml:space="preserve"> LOC</w:t>
       </w:r>
     </w:p>
     <w:p>
@@ -6396,9 +6014,6 @@
         <w:spacing w:after="360"/>
         <w:ind w:leftChars="213" w:left="426" w:firstLineChars="70" w:firstLine="140"/>
         <w:jc w:val="both"/>
-        <w:rPr>
-          <w:rFonts w:hint="eastAsia"/>
-        </w:rPr>
       </w:pPr>
       <w:r>
         <w:rPr>
@@ -6413,19 +6028,7 @@
         <w:rPr>
           <w:rFonts w:hint="eastAsia"/>
         </w:rPr>
-        <w:t>」ラインを</w:t>
-      </w:r>
-      <w:r>
-        <w:rPr>
-          <w:rFonts w:hint="eastAsia"/>
-        </w:rPr>
-        <w:t>ネゲート</w:t>
-      </w:r>
-      <w:r>
-        <w:rPr>
-          <w:rFonts w:hint="eastAsia"/>
-        </w:rPr>
-        <w:t>（</w:t>
+        <w:t>」ラインをネゲート（</w:t>
       </w:r>
       <w:r>
         <w:t>HIGH</w:t>
@@ -6442,10 +6045,7 @@
         <w:pStyle w:val="afc"/>
       </w:pPr>
       <w:r>
-        <w:t xml:space="preserve"> </w:t>
-      </w:r>
-      <w:r>
-        <w:t>DCL</w:t>
+        <w:t xml:space="preserve"> DCL</w:t>
       </w:r>
     </w:p>
     <w:p>
@@ -6453,39 +6053,12 @@
         <w:spacing w:after="360"/>
         <w:ind w:leftChars="213" w:left="426" w:firstLineChars="70" w:firstLine="140"/>
         <w:jc w:val="both"/>
-        <w:rPr>
-          <w:rFonts w:hint="eastAsia"/>
-        </w:rPr>
-      </w:pPr>
-      <w:r>
-        <w:rPr>
-          <w:rFonts w:hint="eastAsia"/>
-        </w:rPr>
-        <w:t>GPIBバス</w:t>
-      </w:r>
-      <w:r>
-        <w:rPr>
-          <w:rFonts w:hint="eastAsia"/>
-        </w:rPr>
-        <w:t>上</w:t>
-      </w:r>
-      <w:r>
-        <w:rPr>
-          <w:rFonts w:hint="eastAsia"/>
-        </w:rPr>
-        <w:t>の</w:t>
-      </w:r>
-      <w:r>
-        <w:rPr>
-          <w:rFonts w:hint="eastAsia"/>
-        </w:rPr>
-        <w:t>すべての装置を初期状態にする</w:t>
-      </w:r>
-      <w:r>
-        <w:rPr>
-          <w:rFonts w:hint="eastAsia"/>
-        </w:rPr>
-        <w:t>。</w:t>
+      </w:pPr>
+      <w:r>
+        <w:rPr>
+          <w:rFonts w:hint="eastAsia"/>
+        </w:rPr>
+        <w:t>GPIBバス上のすべての装置を初期状態にする。</w:t>
       </w:r>
     </w:p>
     <w:p>
@@ -6493,13 +6066,7 @@
         <w:pStyle w:val="afc"/>
       </w:pPr>
       <w:r>
-        <w:t xml:space="preserve"> </w:t>
-      </w:r>
-      <w:r>
-        <w:t>SDC</w:t>
-      </w:r>
-      <w:r>
-        <w:t xml:space="preserve"> </w:t>
+        <w:t xml:space="preserve"> SDC </w:t>
       </w:r>
       <w:r>
         <w:rPr>
@@ -6521,21 +6088,12 @@
         <w:spacing w:after="360"/>
         <w:ind w:leftChars="213" w:left="426" w:firstLineChars="70" w:firstLine="140"/>
         <w:jc w:val="both"/>
-        <w:rPr>
-          <w:rFonts w:hint="eastAsia"/>
-        </w:rPr>
-      </w:pPr>
-      <w:r>
-        <w:rPr>
-          <w:rFonts w:hint="eastAsia"/>
-        </w:rPr>
-        <w:t>オプション指定されたGPIBアドレス</w:t>
-      </w:r>
-      <w:r>
-        <w:rPr>
-          <w:rFonts w:hint="eastAsia"/>
-        </w:rPr>
-        <w:t>の装置を初期状態にする。オプションの形式は「</w:t>
+      </w:pPr>
+      <w:r>
+        <w:rPr>
+          <w:rFonts w:hint="eastAsia"/>
+        </w:rPr>
+        <w:t>オプション指定されたGPIBアドレスの装置を初期状態にする。オプションの形式は「</w:t>
       </w:r>
       <w:r>
         <w:rPr>
@@ -6555,10 +6113,7 @@
         <w:pStyle w:val="afc"/>
       </w:pPr>
       <w:r>
-        <w:t xml:space="preserve"> </w:t>
-      </w:r>
-      <w:r>
-        <w:t>SRQ</w:t>
+        <w:t xml:space="preserve"> SRQ</w:t>
       </w:r>
     </w:p>
     <w:p>
@@ -6566,21 +6121,12 @@
         <w:spacing w:after="360"/>
         <w:ind w:leftChars="213" w:left="426" w:firstLineChars="70" w:firstLine="140"/>
         <w:jc w:val="both"/>
-        <w:rPr>
-          <w:rFonts w:hint="eastAsia"/>
-        </w:rPr>
-      </w:pPr>
-      <w:r>
-        <w:rPr>
-          <w:rFonts w:hint="eastAsia"/>
-        </w:rPr>
-        <w:t>GPIBバスの</w:t>
-      </w:r>
-      <w:r>
-        <w:rPr>
-          <w:rFonts w:hint="eastAsia"/>
-        </w:rPr>
-        <w:t>「S</w:t>
+      </w:pPr>
+      <w:r>
+        <w:rPr>
+          <w:rFonts w:hint="eastAsia"/>
+        </w:rPr>
+        <w:t>GPIBバスの「S</w:t>
       </w:r>
       <w:r>
         <w:t>RQ</w:t>
@@ -6589,85 +6135,37 @@
         <w:rPr>
           <w:rFonts w:hint="eastAsia"/>
         </w:rPr>
-        <w:t>」ラインの状態を</w:t>
-      </w:r>
-      <w:r>
-        <w:rPr>
-          <w:rFonts w:hint="eastAsia"/>
-        </w:rPr>
-        <w:t>「</w:t>
+        <w:t>」ラインの状態を「</w:t>
       </w:r>
       <w:r>
         <w:rPr>
           <w:rFonts w:ascii="Courier New" w:hAnsi="Courier New" w:cs="Courier New"/>
         </w:rPr>
-        <w:t>[</w:t>
+        <w:t>[HIGH|LOW]</w:t>
+      </w:r>
+      <w:r>
+        <w:rPr>
+          <w:rFonts w:hint="eastAsia"/>
+        </w:rPr>
+        <w:t>」の文字列で返す。「S</w:t>
+      </w:r>
+      <w:r>
+        <w:t>RQ</w:t>
+      </w:r>
+      <w:r>
+        <w:rPr>
+          <w:rFonts w:hint="eastAsia"/>
+        </w:rPr>
+        <w:t>」ラインは負論理であるので、「</w:t>
       </w:r>
       <w:r>
         <w:rPr>
           <w:rFonts w:ascii="Courier New" w:hAnsi="Courier New" w:cs="Courier New"/>
         </w:rPr>
-        <w:t>HIGH</w:t>
-      </w:r>
-      <w:r>
-        <w:rPr>
-          <w:rFonts w:ascii="Courier New" w:hAnsi="Courier New" w:cs="Courier New"/>
-        </w:rPr>
-        <w:t>|</w:t>
-      </w:r>
-      <w:r>
-        <w:rPr>
-          <w:rFonts w:ascii="Courier New" w:hAnsi="Courier New" w:cs="Courier New"/>
-        </w:rPr>
         <w:t>LOW</w:t>
       </w:r>
       <w:r>
         <w:rPr>
-          <w:rFonts w:ascii="Courier New" w:hAnsi="Courier New" w:cs="Courier New"/>
-        </w:rPr>
-        <w:t>]</w:t>
-      </w:r>
-      <w:r>
-        <w:rPr>
-          <w:rFonts w:hint="eastAsia"/>
-        </w:rPr>
-        <w:t>」</w:t>
-      </w:r>
-      <w:r>
-        <w:rPr>
-          <w:rFonts w:hint="eastAsia"/>
-        </w:rPr>
-        <w:t>の文字列で返す</w:t>
-      </w:r>
-      <w:r>
-        <w:rPr>
-          <w:rFonts w:hint="eastAsia"/>
-        </w:rPr>
-        <w:t>。</w:t>
-      </w:r>
-      <w:r>
-        <w:rPr>
-          <w:rFonts w:hint="eastAsia"/>
-        </w:rPr>
-        <w:t>「S</w:t>
-      </w:r>
-      <w:r>
-        <w:t>RQ</w:t>
-      </w:r>
-      <w:r>
-        <w:rPr>
-          <w:rFonts w:hint="eastAsia"/>
-        </w:rPr>
-        <w:t>」ラインは負論理であるので、「</w:t>
-      </w:r>
-      <w:r>
-        <w:rPr>
-          <w:rFonts w:ascii="Courier New" w:hAnsi="Courier New" w:cs="Courier New"/>
-        </w:rPr>
-        <w:t>LOW</w:t>
-      </w:r>
-      <w:r>
-        <w:rPr>
           <w:rFonts w:hint="eastAsia"/>
         </w:rPr>
         <w:t>」が返された場合GPIBバスに接続された装置のいずれかがSRQを発信している。</w:t>
@@ -6678,10 +6176,7 @@
         <w:pStyle w:val="afc"/>
       </w:pPr>
       <w:r>
-        <w:t xml:space="preserve"> S</w:t>
-      </w:r>
-      <w:r>
-        <w:t>PO</w:t>
+        <w:t xml:space="preserve"> SPO</w:t>
       </w:r>
     </w:p>
     <w:p>
@@ -6693,13 +6188,7 @@
         <w:rPr>
           <w:rFonts w:hint="eastAsia"/>
         </w:rPr>
-        <w:t>GPIB</w:t>
-      </w:r>
-      <w:r>
-        <w:rPr>
-          <w:rFonts w:hint="eastAsia"/>
-        </w:rPr>
-        <w:t>バスに対してシリアル・ポールを実施し、S</w:t>
+        <w:t>GPIBバスに対してシリアル・ポールを実施し、S</w:t>
       </w:r>
       <w:r>
         <w:t>RQ</w:t>
@@ -6708,19 +6197,7 @@
         <w:rPr>
           <w:rFonts w:hint="eastAsia"/>
         </w:rPr>
-        <w:t>を発信している装置のGPIBアドレスとステータスバイトを返す</w:t>
-      </w:r>
-      <w:r>
-        <w:rPr>
-          <w:rFonts w:hint="eastAsia"/>
-        </w:rPr>
-        <w:t>。</w:t>
-      </w:r>
-      <w:r>
-        <w:rPr>
-          <w:rFonts w:hint="eastAsia"/>
-        </w:rPr>
-        <w:t>返される文字列の形式は、どの装置からもSRQが発信されていない場合には「</w:t>
+        <w:t>を発信している装置のGPIBアドレスとステータスバイトを返す。返される文字列の形式は、どの装置からもSRQが発信されていない場合には「</w:t>
       </w:r>
       <w:r>
         <w:rPr>
@@ -6762,19 +6239,7 @@
         <w:rPr>
           <w:rFonts w:hint="eastAsia"/>
         </w:rPr>
-        <w:t>（複数機器から発信されていた場合には最も小さい</w:t>
-      </w:r>
-      <w:r>
-        <w:rPr>
-          <w:rFonts w:hint="eastAsia"/>
-        </w:rPr>
-        <w:t>もの</w:t>
-      </w:r>
-      <w:r>
-        <w:rPr>
-          <w:rFonts w:hint="eastAsia"/>
-        </w:rPr>
-        <w:t>）</w:t>
+        <w:t>（複数機器から発信されていた場合には最も小さいもの）</w:t>
       </w:r>
       <w:r>
         <w:rPr>
@@ -6794,9 +6259,6 @@
         <w:spacing w:after="360"/>
         <w:ind w:leftChars="213" w:left="426" w:firstLineChars="70" w:firstLine="140"/>
         <w:jc w:val="both"/>
-        <w:rPr>
-          <w:rFonts w:hint="eastAsia"/>
-        </w:rPr>
       </w:pPr>
       <w:r>
         <w:rPr>
@@ -6811,7 +6273,7 @@
         <w:rPr>
           <w:rFonts w:hint="eastAsia"/>
         </w:rPr>
-        <w:t>に対して、コマンドエラーが発生したらSRQを発信するように設定（</w:t>
+        <w:t>に対してコマンドエラーが発生したらSRQを発信するように設定（</w:t>
       </w:r>
       <w:r>
         <w:rPr>
@@ -6823,7 +6285,7 @@
         <w:rPr>
           <w:rFonts w:hint="eastAsia"/>
         </w:rPr>
-        <w:t>）した後に、わざと存在しないコマンド（</w:t>
+        <w:t>）した後、存在しないコマンド（</w:t>
       </w:r>
       <w:r>
         <w:rPr>
@@ -6840,6 +6302,7 @@
     </w:p>
     <w:p>
       <w:pPr>
+        <w:spacing w:after="360"/>
         <w:ind w:firstLineChars="100" w:firstLine="200"/>
         <w:jc w:val="center"/>
       </w:pPr>
@@ -6897,10 +6360,7 @@
         <w:pStyle w:val="afc"/>
       </w:pPr>
       <w:r>
-        <w:t xml:space="preserve"> </w:t>
-      </w:r>
-      <w:r>
-        <w:t>TIM</w:t>
+        <w:t xml:space="preserve"> TIM</w:t>
       </w:r>
     </w:p>
     <w:p>
@@ -6913,55 +6373,7 @@
         <w:rPr>
           <w:rFonts w:hint="eastAsia"/>
         </w:rPr>
-        <w:t>オプション</w:t>
-      </w:r>
-      <w:r>
-        <w:rPr>
-          <w:rFonts w:hint="eastAsia"/>
-        </w:rPr>
-        <w:t>が</w:t>
-      </w:r>
-      <w:r>
-        <w:rPr>
-          <w:rFonts w:hint="eastAsia"/>
-        </w:rPr>
-        <w:t>指定され</w:t>
-      </w:r>
-      <w:r>
-        <w:rPr>
-          <w:rFonts w:hint="eastAsia"/>
-        </w:rPr>
-        <w:t>ていない場合には、現在設定されている</w:t>
-      </w:r>
-      <w:r>
-        <w:rPr>
-          <w:rFonts w:hint="eastAsia"/>
-        </w:rPr>
-        <w:t>GPIB</w:t>
-      </w:r>
-      <w:r>
-        <w:rPr>
-          <w:rFonts w:hint="eastAsia"/>
-        </w:rPr>
-        <w:t>側送受信のタイムアウト時間をミリ秒単位で返す</w:t>
-      </w:r>
-      <w:r>
-        <w:rPr>
-          <w:rFonts w:hint="eastAsia"/>
-        </w:rPr>
-        <w:t>。オプション</w:t>
-      </w:r>
-      <w:r>
-        <w:rPr>
-          <w:rFonts w:hint="eastAsia"/>
-        </w:rPr>
-        <w:t>として</w:t>
-      </w:r>
-      <w:r>
-        <w:rPr>
-          <w:rFonts w:hint="eastAsia"/>
-        </w:rPr>
-        <w:t>「</w:t>
+        <w:t>オプションが指定されていない場合には、現在設定されているGPIB側送受信のタイムアウト時間をミリ秒単位で返す。オプションとして「</w:t>
       </w:r>
       <w:r>
         <w:rPr>
@@ -6973,25 +6385,13 @@
         <w:rPr>
           <w:rFonts w:hint="eastAsia"/>
         </w:rPr>
-        <w:t>」</w:t>
-      </w:r>
-      <w:r>
-        <w:rPr>
-          <w:rFonts w:hint="eastAsia"/>
-        </w:rPr>
-        <w:t>の形式で数値が指定されていた場合には</w:t>
-      </w:r>
-      <w:r>
-        <w:rPr>
-          <w:rFonts w:hint="eastAsia"/>
-        </w:rPr>
-        <w:t>GPIB側送受信のタイムアウト時間</w:t>
-      </w:r>
-      <w:r>
-        <w:rPr>
-          <w:rFonts w:hint="eastAsia"/>
-        </w:rPr>
-        <w:t>を指定されたミリ秒に設定し、設定された時間をミリ秒単位で返す</w:t>
+        <w:t>」の形式で数値が指定されていた場合には</w:t>
+      </w:r>
+      <w:r>
+        <w:rPr>
+          <w:rFonts w:hint="eastAsia"/>
+        </w:rPr>
+        <w:t>GPIB側送受信のタイムアウト時間を指定されたミリ秒に設定し、設定された時間をミリ秒単位で返す</w:t>
       </w:r>
       <w:r>
         <w:rPr>
@@ -7005,9 +6405,6 @@
         <w:spacing w:after="360"/>
         <w:ind w:leftChars="213" w:left="426" w:firstLineChars="70" w:firstLine="140"/>
         <w:jc w:val="center"/>
-        <w:rPr>
-          <w:rFonts w:hint="eastAsia"/>
-        </w:rPr>
       </w:pPr>
       <w:r>
         <w:rPr>
@@ -7062,10 +6459,7 @@
         <w:pStyle w:val="afc"/>
       </w:pPr>
       <w:r>
-        <w:t xml:space="preserve"> </w:t>
-      </w:r>
-      <w:r>
-        <w:t>TAL</w:t>
+        <w:t xml:space="preserve"> TAL</w:t>
       </w:r>
     </w:p>
     <w:p>
@@ -7077,19 +6471,7 @@
         <w:rPr>
           <w:rFonts w:hint="eastAsia"/>
         </w:rPr>
-        <w:t>オプションで指定された</w:t>
-      </w:r>
-      <w:r>
-        <w:rPr>
-          <w:rFonts w:hint="eastAsia"/>
-        </w:rPr>
-        <w:t>GPIB</w:t>
-      </w:r>
-      <w:r>
-        <w:rPr>
-          <w:rFonts w:hint="eastAsia"/>
-        </w:rPr>
-        <w:t>アドレスの装置</w:t>
+        <w:t>オプションで指定されたGPIBアドレスの装置</w:t>
       </w:r>
       <w:r>
         <w:rPr>
@@ -7101,25 +6483,7 @@
         <w:rPr>
           <w:rFonts w:hint="eastAsia"/>
         </w:rPr>
-        <w:t>コマンド文字列を送信する</w:t>
-      </w:r>
-      <w:r>
-        <w:rPr>
-          <w:rFonts w:hint="eastAsia"/>
-        </w:rPr>
-        <w:t>。</w:t>
-      </w:r>
-      <w:r>
-        <w:rPr>
-          <w:rFonts w:hint="eastAsia"/>
-        </w:rPr>
-        <w:t>タイムアウト時間内に送信できた場合には</w:t>
-      </w:r>
-      <w:r>
-        <w:rPr>
-          <w:rFonts w:hint="eastAsia"/>
-        </w:rPr>
-        <w:t>「</w:t>
+        <w:t>コマンド文字列を送信する。タイムアウト時間内に送信できた場合には「</w:t>
       </w:r>
       <w:r>
         <w:rPr>
@@ -7131,13 +6495,7 @@
         <w:rPr>
           <w:rFonts w:hint="eastAsia"/>
         </w:rPr>
-        <w:t>」文字列が、</w:t>
-      </w:r>
-      <w:r>
-        <w:rPr>
-          <w:rFonts w:hint="eastAsia"/>
-        </w:rPr>
-        <w:t>送信できなかった場合には「</w:t>
+        <w:t>」文字列が、送信できなかった場合には「</w:t>
       </w:r>
       <w:r>
         <w:rPr>
@@ -7300,25 +6658,7 @@
         <w:rPr>
           <w:rFonts w:hint="eastAsia"/>
         </w:rPr>
-        <w:t>この</w:t>
-      </w:r>
-      <w:r>
-        <w:rPr>
-          <w:rFonts w:hint="eastAsia"/>
-        </w:rPr>
-        <w:t>2つ目の「：」直後のオプション</w:t>
-      </w:r>
-      <w:r>
-        <w:rPr>
-          <w:rFonts w:hint="eastAsia"/>
-        </w:rPr>
-        <w:t>指定が省略された場合には</w:t>
-      </w:r>
-      <w:r>
-        <w:rPr>
-          <w:rFonts w:hint="eastAsia"/>
-        </w:rPr>
-        <w:t>前述したシリアル通信による「</w:t>
+        <w:t>この2つ目の「：」直後のオプション指定が省略された場合には前述したシリアル通信による「</w:t>
       </w:r>
       <w:r>
         <w:rPr>
@@ -7336,13 +6676,7 @@
         <w:rPr>
           <w:rFonts w:hint="eastAsia"/>
         </w:rPr>
-        <w:t>」で設定したデフォルトターミネータ/EOIアサート設定</w:t>
-      </w:r>
-      <w:r>
-        <w:rPr>
-          <w:rFonts w:hint="eastAsia"/>
-        </w:rPr>
-        <w:t>が自動補完されて用いられる。</w:t>
+        <w:t>」で設定したデフォルトターミネータ/EOIアサート設定が自動補完されて用いられる。</w:t>
       </w:r>
     </w:p>
     <w:p>
@@ -7350,15 +6684,36 @@
         <w:spacing w:after="360"/>
         <w:ind w:leftChars="213" w:left="426" w:firstLineChars="70" w:firstLine="140"/>
         <w:jc w:val="both"/>
-        <w:rPr>
-          <w:rFonts w:hint="eastAsia"/>
-        </w:rPr>
-      </w:pPr>
-      <w:r>
-        <w:rPr>
-          <w:rFonts w:hint="eastAsia"/>
-        </w:rPr>
-        <w:t>２つ目のオプション指定から１文字以上の空白文字をはさんで、装置へ送信するコマンド文字列を記述する。</w:t>
+      </w:pPr>
+      <w:r>
+        <w:rPr>
+          <w:rFonts w:hint="eastAsia"/>
+        </w:rPr>
+        <w:t>２つ目のオプション指定から１文字以上の空白文字をはさんで、装置へ送信するコマンド文字列</w:t>
+      </w:r>
+      <w:r>
+        <w:rPr>
+          <w:rFonts w:hint="eastAsia"/>
+        </w:rPr>
+        <w:t>（上記「</w:t>
+      </w:r>
+      <w:r>
+        <w:rPr>
+          <w:rFonts w:ascii="Courier New" w:hAnsi="Courier New" w:cs="Courier New"/>
+        </w:rPr>
+        <w:t>%s</w:t>
+      </w:r>
+      <w:r>
+        <w:rPr>
+          <w:rFonts w:hint="eastAsia"/>
+        </w:rPr>
+        <w:t>」）</w:t>
+      </w:r>
+      <w:r>
+        <w:rPr>
+          <w:rFonts w:hint="eastAsia"/>
+        </w:rPr>
+        <w:t>を記述する。</w:t>
       </w:r>
     </w:p>
     <w:p>
@@ -7366,10 +6721,7 @@
         <w:pStyle w:val="afc"/>
       </w:pPr>
       <w:r>
-        <w:t xml:space="preserve"> </w:t>
-      </w:r>
-      <w:r>
-        <w:t>LIS</w:t>
+        <w:t xml:space="preserve"> LIS</w:t>
       </w:r>
     </w:p>
     <w:p>
@@ -7381,25 +6733,7 @@
         <w:rPr>
           <w:rFonts w:hint="eastAsia"/>
         </w:rPr>
-        <w:t>オプションで指定されたGPIBアドレスの装置</w:t>
-      </w:r>
-      <w:r>
-        <w:rPr>
-          <w:rFonts w:hint="eastAsia"/>
-        </w:rPr>
-        <w:t>をトーカに指定して送信されたデータ文字列を受信し、TCP/IP接続されたクライアントにその文字列を返す</w:t>
-      </w:r>
-      <w:r>
-        <w:rPr>
-          <w:rFonts w:hint="eastAsia"/>
-        </w:rPr>
-        <w:t>。</w:t>
-      </w:r>
-      <w:r>
-        <w:rPr>
-          <w:rFonts w:hint="eastAsia"/>
-        </w:rPr>
-        <w:t>タイムアウト時間内に受信できなかった場合には何も返さない。</w:t>
+        <w:t>オプションで指定されたGPIBアドレスの装置をトーカに指定して送信されたデータ文字列を受信し、TCP/IP接続されたクライアントにその文字列を返す。タイムアウト時間内に受信できなかった場合には何も返さない。</w:t>
       </w:r>
     </w:p>
     <w:p>
@@ -7475,19 +6809,7 @@
         <w:rPr>
           <w:rFonts w:hint="eastAsia"/>
         </w:rPr>
-        <w:t>」は</w:t>
-      </w:r>
-      <w:r>
-        <w:rPr>
-          <w:rFonts w:hint="eastAsia"/>
-        </w:rPr>
-        <w:t>トーカに指定する</w:t>
-      </w:r>
-      <w:r>
-        <w:rPr>
-          <w:rFonts w:hint="eastAsia"/>
-        </w:rPr>
-        <w:t>装置のGPIBアドレスである。これは省略可能で、省略した場合には前述したシリアル通信による「</w:t>
+        <w:t>」はトーカに指定する装置のGPIBアドレスである。これは省略可能で、省略した場合には前述したシリアル通信による「</w:t>
       </w:r>
       <w:r>
         <w:rPr>
@@ -7511,55 +6833,7 @@
         <w:rPr>
           <w:rFonts w:hint="eastAsia"/>
         </w:rPr>
-        <w:t>2つ目の「：」直後のオプションは装置</w:t>
-      </w:r>
-      <w:r>
-        <w:rPr>
-          <w:rFonts w:hint="eastAsia"/>
-        </w:rPr>
-        <w:t>から受信</w:t>
-      </w:r>
-      <w:r>
-        <w:rPr>
-          <w:rFonts w:hint="eastAsia"/>
-        </w:rPr>
-        <w:t>する</w:t>
-      </w:r>
-      <w:r>
-        <w:rPr>
-          <w:rFonts w:hint="eastAsia"/>
-        </w:rPr>
-        <w:t>データ</w:t>
-      </w:r>
-      <w:r>
-        <w:rPr>
-          <w:rFonts w:hint="eastAsia"/>
-        </w:rPr>
-        <w:t>文字列のターミネータ</w:t>
-      </w:r>
-      <w:r>
-        <w:rPr>
-          <w:rFonts w:hint="eastAsia"/>
-        </w:rPr>
-        <w:t>（</w:t>
-      </w:r>
-      <w:r>
-        <w:rPr>
-          <w:rFonts w:hint="eastAsia"/>
-        </w:rPr>
-        <w:t>とEOIアサート</w:t>
-      </w:r>
-      <w:r>
-        <w:rPr>
-          <w:rFonts w:hint="eastAsia"/>
-        </w:rPr>
-        <w:t>）</w:t>
-      </w:r>
-      <w:r>
-        <w:rPr>
-          <w:rFonts w:hint="eastAsia"/>
-        </w:rPr>
-        <w:t>を指定する。「</w:t>
+        <w:t>2つ目の「：」直後のオプションは装置から受信するデータ文字列のターミネータ（とEOIアサート）を指定する。「</w:t>
       </w:r>
       <w:r>
         <w:rPr>
@@ -7638,13 +6912,7 @@
         <w:rPr>
           <w:rFonts w:hint="eastAsia"/>
         </w:rPr>
-        <w:t>コマンドでは</w:t>
-      </w:r>
-      <w:r>
-        <w:rPr>
-          <w:rFonts w:hint="eastAsia"/>
-        </w:rPr>
-        <w:t>、「オプション指定されたターミネータを受信する」もしくは「EOIラインがアサートされる」のどちらかでデータ文字列の終端を判定している</w:t>
+        <w:t>コマンドは、「オプション指定されたターミネータを受信する」もしくは「EOIラインがアサートされる」のどちらかでデータ文字列の終端を判定している</w:t>
       </w:r>
       <w:r>
         <w:rPr>
@@ -7674,7 +6942,7 @@
         <w:rPr>
           <w:rFonts w:hint="eastAsia"/>
         </w:rPr>
-        <w:t>」で設定したデフォルトターミネータ/EOIアサート設定が自動補完されて用いられる。</w:t>
+        <w:t>」で設定したデフォルトターミネータ設定が自動補完されて用いられる。</w:t>
       </w:r>
     </w:p>
     <w:p>
@@ -7711,13 +6979,7 @@
         <w:rPr>
           <w:rFonts w:hint="eastAsia"/>
         </w:rPr>
-        <w:t>コマンドを用いて、</w:t>
-      </w:r>
-      <w:r>
-        <w:rPr>
-          <w:rFonts w:hint="eastAsia"/>
-        </w:rPr>
-        <w:t xml:space="preserve">KEITHLEY </w:t>
+        <w:t xml:space="preserve">コマンドを用いて、KEITHLEY </w:t>
       </w:r>
       <w:r>
         <w:t>428-PROG</w:t>
@@ -7740,9 +7002,6 @@
         <w:spacing w:after="360"/>
         <w:ind w:leftChars="213" w:left="426" w:firstLineChars="70" w:firstLine="140"/>
         <w:jc w:val="center"/>
-        <w:rPr>
-          <w:rFonts w:hint="eastAsia"/>
-        </w:rPr>
       </w:pPr>
       <w:r>
         <w:rPr>
@@ -7797,10 +7056,7 @@
         <w:pStyle w:val="afc"/>
       </w:pPr>
       <w:r>
-        <w:t xml:space="preserve"> </w:t>
-      </w:r>
-      <w:r>
-        <w:t>CHA</w:t>
+        <w:t xml:space="preserve"> CHA</w:t>
       </w:r>
     </w:p>
     <w:p>
@@ -7836,31 +7092,7 @@
         <w:rPr>
           <w:rFonts w:hint="eastAsia"/>
         </w:rPr>
-        <w:t>コマンドを</w:t>
-      </w:r>
-      <w:r>
-        <w:rPr>
-          <w:rFonts w:hint="eastAsia"/>
-        </w:rPr>
-        <w:t>融合されたコマンドで、</w:t>
-      </w:r>
-      <w:r>
-        <w:rPr>
-          <w:rFonts w:hint="eastAsia"/>
-        </w:rPr>
-        <w:t>オプションで指定されたGPIBアドレスの装置をリスナに指定してコマンド文字列を送信</w:t>
-      </w:r>
-      <w:r>
-        <w:rPr>
-          <w:rFonts w:hint="eastAsia"/>
-        </w:rPr>
-        <w:t>した後に、その装置をトーカに指定して</w:t>
-      </w:r>
-      <w:r>
-        <w:rPr>
-          <w:rFonts w:hint="eastAsia"/>
-        </w:rPr>
-        <w:t>送信されたデータ文字列を受信し、TCP/IP接続されたクライアントにその文字列を返す。</w:t>
+        <w:t>コマンドを融合されたコマンドで、オプションで指定されたGPIBアドレスの装置をリスナに指定してコマンド文字列を送信した後に、その装置をトーカに指定して送信されたデータ文字列を受信し、TCP/IP接続されたクライアントにその文字列を返す。</w:t>
       </w:r>
     </w:p>
     <w:p>
@@ -7960,13 +7192,7 @@
         <w:rPr>
           <w:rFonts w:hint="eastAsia"/>
         </w:rPr>
-        <w:t>コマンド</w:t>
-      </w:r>
-      <w:r>
-        <w:rPr>
-          <w:rFonts w:hint="eastAsia"/>
-        </w:rPr>
-        <w:t>と同じである</w:t>
+        <w:t>コマンドと同じである</w:t>
       </w:r>
       <w:r>
         <w:rPr>
@@ -8046,7 +7272,7 @@
           <w:szCs w:val="24"/>
         </w:rPr>
       </w:pPr>
-      <w:bookmarkStart w:id="12" w:name="_Toc117094062"/>
+      <w:bookmarkStart w:id="12" w:name="_Toc117168213"/>
       <w:r>
         <w:rPr>
           <w:rFonts w:ascii="游明朝 Demibold" w:eastAsia="游明朝 Demibold" w:hAnsi="游明朝 Demibold" w:hint="eastAsia"/>
@@ -8083,22 +7309,100 @@
         </w:numPr>
         <w:spacing w:line="240" w:lineRule="auto"/>
         <w:ind w:leftChars="0" w:hanging="278"/>
-      </w:pPr>
-      <w:r>
-        <w:t>USB</w:t>
-      </w:r>
-      <w:r>
-        <w:rPr>
-          <w:rFonts w:hint="eastAsia"/>
-        </w:rPr>
-        <w:t>接続によるシリアル通信でIPアドレスとMACアドレスを確認する前にLANケーブルを接続してネットワークに接続するのは避けたほうが良い</w:t>
-      </w:r>
-      <w:r>
-        <w:rPr>
-          <w:rFonts w:hint="eastAsia"/>
-        </w:rPr>
-        <w:t>。</w:t>
-      </w:r>
+        <w:jc w:val="both"/>
+      </w:pPr>
+      <w:r>
+        <w:rPr>
+          <w:rFonts w:hint="eastAsia"/>
+        </w:rPr>
+        <w:t>e</w:t>
+      </w:r>
+      <w:r>
+        <w:t>verGPIB</w:t>
+      </w:r>
+      <w:r>
+        <w:rPr>
+          <w:rFonts w:hint="eastAsia"/>
+        </w:rPr>
+        <w:t>を通電して使用していると、本体（内部のイーサネット基板）が</w:t>
+      </w:r>
+      <w:r>
+        <w:rPr>
+          <w:rFonts w:hint="eastAsia"/>
+        </w:rPr>
+        <w:t>手で触れないほどではないが、触ると温かく感じる程度には熱を持つ</w:t>
+      </w:r>
+      <w:r>
+        <w:rPr>
+          <w:rFonts w:hint="eastAsia"/>
+        </w:rPr>
+        <w:t>ので</w:t>
+      </w:r>
+      <w:r>
+        <w:rPr>
+          <w:rFonts w:hint="eastAsia"/>
+        </w:rPr>
+        <w:t>、あまり通風の良くない箇所で使用するのは避けたほうが良い。</w:t>
+      </w:r>
+    </w:p>
+    <w:p>
+      <w:pPr>
+        <w:pStyle w:val="af3"/>
+        <w:spacing w:line="240" w:lineRule="auto"/>
+        <w:ind w:leftChars="0" w:left="420"/>
+      </w:pPr>
+    </w:p>
+    <w:p>
+      <w:pPr>
+        <w:pStyle w:val="1"/>
+        <w:rPr>
+          <w:rFonts w:ascii="游明朝 Demibold" w:eastAsia="游明朝 Demibold" w:hAnsi="游明朝 Demibold"/>
+          <w:sz w:val="24"/>
+          <w:szCs w:val="24"/>
+        </w:rPr>
+      </w:pPr>
+      <w:bookmarkStart w:id="13" w:name="_Toc117168214"/>
+      <w:r>
+        <w:rPr>
+          <w:rFonts w:ascii="游明朝 Demibold" w:eastAsia="游明朝 Demibold" w:hAnsi="游明朝 Demibold" w:hint="eastAsia"/>
+          <w:sz w:val="24"/>
+          <w:szCs w:val="24"/>
+        </w:rPr>
+        <w:t>7</w:t>
+      </w:r>
+      <w:r>
+        <w:rPr>
+          <w:rFonts w:ascii="游明朝 Demibold" w:eastAsia="游明朝 Demibold" w:hAnsi="游明朝 Demibold"/>
+          <w:sz w:val="24"/>
+          <w:szCs w:val="24"/>
+        </w:rPr>
+        <w:t>.</w:t>
+      </w:r>
+      <w:r>
+        <w:rPr>
+          <w:rFonts w:ascii="游明朝 Demibold" w:eastAsia="游明朝 Demibold" w:hAnsi="游明朝 Demibold" w:hint="eastAsia"/>
+          <w:sz w:val="24"/>
+          <w:szCs w:val="24"/>
+        </w:rPr>
+        <w:t xml:space="preserve">　</w:t>
+      </w:r>
+      <w:r>
+        <w:rPr>
+          <w:rFonts w:ascii="游明朝 Demibold" w:eastAsia="游明朝 Demibold" w:hAnsi="游明朝 Demibold" w:hint="eastAsia"/>
+          <w:sz w:val="24"/>
+          <w:szCs w:val="24"/>
+        </w:rPr>
+        <w:t>ハードウェア製作上</w:t>
+      </w:r>
+      <w:r>
+        <w:rPr>
+          <w:rFonts w:ascii="游明朝 Demibold" w:eastAsia="游明朝 Demibold" w:hAnsi="游明朝 Demibold" w:hint="eastAsia"/>
+          <w:sz w:val="24"/>
+          <w:szCs w:val="24"/>
+        </w:rPr>
+        <w:t>の注意</w:t>
+      </w:r>
+      <w:bookmarkEnd w:id="13"/>
     </w:p>
     <w:p>
       <w:pPr>
@@ -8109,46 +7413,358 @@
         </w:numPr>
         <w:spacing w:line="240" w:lineRule="auto"/>
         <w:ind w:leftChars="0" w:hanging="278"/>
-      </w:pPr>
-      <w:proofErr w:type="spellStart"/>
-      <w:r>
-        <w:rPr>
-          <w:rFonts w:hint="eastAsia"/>
-        </w:rPr>
-        <w:t>e</w:t>
-      </w:r>
-      <w:r>
-        <w:t>verGPIB</w:t>
-      </w:r>
-      <w:proofErr w:type="spellEnd"/>
-      <w:r>
-        <w:rPr>
-          <w:rFonts w:hint="eastAsia"/>
-        </w:rPr>
-        <w:t>を通電して使用していると、本体（内部のイーサネット基板）がそれなりに温かくなるので</w:t>
-      </w:r>
-      <w:r>
-        <w:rPr>
-          <w:rFonts w:hint="eastAsia"/>
-        </w:rPr>
-        <w:t>（手で触れないほどではないが、触ると温かく感じる程度には熱を持つ）</w:t>
-      </w:r>
-      <w:r>
-        <w:rPr>
-          <w:rFonts w:hint="eastAsia"/>
-        </w:rPr>
-        <w:t>、あまり通風の良くない箇所で使用するのは避けたほうが良い。</w:t>
+        <w:jc w:val="both"/>
+      </w:pPr>
+      <w:r>
+        <w:rPr>
+          <w:rFonts w:hint="eastAsia"/>
+        </w:rPr>
+        <w:t>GPIBデータバスおよび制御線のために合計16本のデジタル入手力ピンが必要であ</w:t>
+      </w:r>
+      <w:r>
+        <w:rPr>
+          <w:rFonts w:hint="eastAsia"/>
+        </w:rPr>
+        <w:t>り、</w:t>
+      </w:r>
+      <w:r>
+        <w:rPr>
+          <w:rFonts w:hint="eastAsia"/>
+        </w:rPr>
+        <w:t>制御マイコンとしてA</w:t>
+      </w:r>
+      <w:r>
+        <w:t>rduino Nano</w:t>
+      </w:r>
+      <w:r>
+        <w:rPr>
+          <w:rFonts w:hint="eastAsia"/>
+        </w:rPr>
+        <w:t>やP</w:t>
+      </w:r>
+      <w:r>
+        <w:t>ro Mini</w:t>
+      </w:r>
+      <w:r>
+        <w:rPr>
+          <w:rFonts w:hint="eastAsia"/>
+        </w:rPr>
+        <w:t>、P</w:t>
+      </w:r>
+      <w:r>
+        <w:t>ro Micro</w:t>
+      </w:r>
+      <w:r>
+        <w:rPr>
+          <w:rFonts w:hint="eastAsia"/>
+        </w:rPr>
+        <w:t>はピン数が足りない。</w:t>
       </w:r>
     </w:p>
     <w:p>
       <w:pPr>
         <w:pStyle w:val="af3"/>
+        <w:numPr>
+          <w:ilvl w:val="0"/>
+          <w:numId w:val="24"/>
+        </w:numPr>
         <w:spacing w:line="240" w:lineRule="auto"/>
-        <w:ind w:leftChars="0" w:left="420"/>
-        <w:rPr>
-          <w:rFonts w:hint="eastAsia"/>
-        </w:rPr>
-      </w:pPr>
+        <w:ind w:leftChars="0" w:hanging="278"/>
+        <w:jc w:val="both"/>
+      </w:pPr>
+      <w:r>
+        <w:rPr>
+          <w:rFonts w:hint="eastAsia"/>
+        </w:rPr>
+        <w:t>イーサネット制御にW</w:t>
+      </w:r>
+      <w:r>
+        <w:t>IZ</w:t>
+      </w:r>
+      <w:r>
+        <w:rPr>
+          <w:rFonts w:hint="eastAsia"/>
+        </w:rPr>
+        <w:t>net製W</w:t>
+      </w:r>
+      <w:r>
+        <w:t>5100</w:t>
+      </w:r>
+      <w:r>
+        <w:rPr>
+          <w:rFonts w:hint="eastAsia"/>
+        </w:rPr>
+        <w:t>やW</w:t>
+      </w:r>
+      <w:r>
+        <w:t>5500</w:t>
+      </w:r>
+      <w:r>
+        <w:rPr>
+          <w:rFonts w:hint="eastAsia"/>
+        </w:rPr>
+        <w:t>を用いる場合、使用するA</w:t>
+      </w:r>
+      <w:r>
+        <w:t>rduino</w:t>
+      </w:r>
+      <w:r>
+        <w:rPr>
+          <w:rFonts w:hint="eastAsia"/>
+        </w:rPr>
+        <w:t>標準ライブラリ（E</w:t>
+      </w:r>
+      <w:r>
+        <w:t>thernet.h</w:t>
+      </w:r>
+      <w:r>
+        <w:rPr>
+          <w:rFonts w:hint="eastAsia"/>
+        </w:rPr>
+        <w:t>）が小さいためファームウェア容量が3</w:t>
+      </w:r>
+      <w:r>
+        <w:t>2KB</w:t>
+      </w:r>
+      <w:r>
+        <w:rPr>
+          <w:rFonts w:hint="eastAsia"/>
+        </w:rPr>
+        <w:t>に収まるが、M</w:t>
+      </w:r>
+      <w:r>
+        <w:t>icrochip</w:t>
+      </w:r>
+      <w:r>
+        <w:rPr>
+          <w:rFonts w:hint="eastAsia"/>
+        </w:rPr>
+        <w:t>製E</w:t>
+      </w:r>
+      <w:r>
+        <w:t>NC28J60</w:t>
+      </w:r>
+      <w:r>
+        <w:rPr>
+          <w:rFonts w:hint="eastAsia"/>
+        </w:rPr>
+        <w:t>を用いる場合には、ライブラリ（E</w:t>
+      </w:r>
+      <w:r>
+        <w:t>hternetENC.h</w:t>
+      </w:r>
+      <w:r>
+        <w:rPr>
+          <w:rFonts w:hint="eastAsia"/>
+        </w:rPr>
+        <w:t>）が大きいのでファームウェア容量が3</w:t>
+      </w:r>
+      <w:r>
+        <w:t>2KB</w:t>
+      </w:r>
+      <w:r>
+        <w:rPr>
+          <w:rFonts w:hint="eastAsia"/>
+        </w:rPr>
+        <w:t>を超えてしまう。そのためA</w:t>
+      </w:r>
+      <w:r>
+        <w:t xml:space="preserve">TMega </w:t>
+      </w:r>
+      <w:r>
+        <w:rPr>
+          <w:rFonts w:hint="eastAsia"/>
+        </w:rPr>
+        <w:t>328Pや3</w:t>
+      </w:r>
+      <w:r>
+        <w:t>2u4</w:t>
+      </w:r>
+      <w:r>
+        <w:rPr>
+          <w:rFonts w:hint="eastAsia"/>
+        </w:rPr>
+        <w:t>を用いた制御マイコンではFlash容量が足りない。</w:t>
+      </w:r>
+    </w:p>
+    <w:p>
+      <w:pPr>
+        <w:pStyle w:val="af3"/>
+        <w:numPr>
+          <w:ilvl w:val="0"/>
+          <w:numId w:val="24"/>
+        </w:numPr>
+        <w:spacing w:line="240" w:lineRule="auto"/>
+        <w:ind w:leftChars="0" w:hanging="278"/>
+        <w:jc w:val="both"/>
+      </w:pPr>
+      <w:r>
+        <w:rPr>
+          <w:rFonts w:hint="eastAsia"/>
+        </w:rPr>
+        <w:t>イーサネットシールドとして「N</w:t>
+      </w:r>
+      <w:r>
+        <w:t>ano</w:t>
+      </w:r>
+      <w:r>
+        <w:rPr>
+          <w:rFonts w:hint="eastAsia"/>
+        </w:rPr>
+        <w:t>用イーサネットシールド」を用いる場合、多くのシールドでは搭載しているE</w:t>
+      </w:r>
+      <w:r>
+        <w:t>NC28J60</w:t>
+      </w:r>
+      <w:r>
+        <w:rPr>
+          <w:rFonts w:hint="eastAsia"/>
+        </w:rPr>
+        <w:t>の/</w:t>
+      </w:r>
+      <w:r>
+        <w:t>INT</w:t>
+      </w:r>
+      <w:r>
+        <w:rPr>
+          <w:rFonts w:hint="eastAsia"/>
+        </w:rPr>
+        <w:t>要求信号が（レベルコンバータを介して）A</w:t>
+      </w:r>
+      <w:r>
+        <w:t>rduino</w:t>
+      </w:r>
+      <w:r>
+        <w:rPr>
+          <w:rFonts w:hint="eastAsia"/>
+        </w:rPr>
+        <w:t>側のD</w:t>
+      </w:r>
+      <w:r>
+        <w:t>2</w:t>
+      </w:r>
+      <w:r>
+        <w:rPr>
+          <w:rFonts w:hint="eastAsia"/>
+        </w:rPr>
+        <w:t>ピンに接続されている</w:t>
+      </w:r>
+      <w:r>
+        <w:rPr>
+          <w:rFonts w:hint="eastAsia"/>
+        </w:rPr>
+        <w:t>。</w:t>
+      </w:r>
+      <w:r>
+        <w:rPr>
+          <w:rFonts w:hint="eastAsia"/>
+        </w:rPr>
+        <w:t>そのため、シールドのD2ピンに繋がる配線パターンをカットする必要がある。</w:t>
+      </w:r>
+    </w:p>
+    <w:p>
+      <w:pPr>
+        <w:pStyle w:val="af3"/>
+        <w:numPr>
+          <w:ilvl w:val="0"/>
+          <w:numId w:val="24"/>
+        </w:numPr>
+        <w:spacing w:line="240" w:lineRule="auto"/>
+        <w:ind w:leftChars="0" w:hanging="278"/>
+        <w:jc w:val="both"/>
+      </w:pPr>
+      <w:r>
+        <w:rPr>
+          <w:rFonts w:hint="eastAsia"/>
+        </w:rPr>
+        <w:t>イーサネットシールドとして「N</w:t>
+      </w:r>
+      <w:r>
+        <w:t>ano</w:t>
+      </w:r>
+      <w:r>
+        <w:rPr>
+          <w:rFonts w:hint="eastAsia"/>
+        </w:rPr>
+        <w:t>用イーサネットシールド」を用いる場合、多くのシールドでは搭載しているE</w:t>
+      </w:r>
+      <w:r>
+        <w:t>NC28J60</w:t>
+      </w:r>
+      <w:r>
+        <w:rPr>
+          <w:rFonts w:hint="eastAsia"/>
+        </w:rPr>
+        <w:t>の</w:t>
+      </w:r>
+      <w:r>
+        <w:t>SO</w:t>
+      </w:r>
+      <w:r>
+        <w:rPr>
+          <w:rFonts w:hint="eastAsia"/>
+        </w:rPr>
+        <w:t>信号がレベルコンバータ</w:t>
+      </w:r>
+      <w:r>
+        <w:rPr>
+          <w:rFonts w:hint="eastAsia"/>
+        </w:rPr>
+        <w:t>により+</w:t>
+      </w:r>
+      <w:r>
+        <w:t>5V</w:t>
+      </w:r>
+      <w:r>
+        <w:rPr>
+          <w:rFonts w:hint="eastAsia"/>
+        </w:rPr>
+        <w:t>に変換されて</w:t>
+      </w:r>
+      <w:r>
+        <w:rPr>
+          <w:rFonts w:hint="eastAsia"/>
+        </w:rPr>
+        <w:t>A</w:t>
+      </w:r>
+      <w:r>
+        <w:t>rduino</w:t>
+      </w:r>
+      <w:r>
+        <w:rPr>
+          <w:rFonts w:hint="eastAsia"/>
+        </w:rPr>
+        <w:t>側の</w:t>
+      </w:r>
+      <w:r>
+        <w:t>MISO</w:t>
+      </w:r>
+      <w:r>
+        <w:rPr>
+          <w:rFonts w:hint="eastAsia"/>
+        </w:rPr>
+        <w:t>ピンに接続されている。そのため、</w:t>
+      </w:r>
+      <w:r>
+        <w:rPr>
+          <w:rFonts w:hint="eastAsia"/>
+        </w:rPr>
+        <w:t>+</w:t>
+      </w:r>
+      <w:r>
+        <w:t>3.3V</w:t>
+      </w:r>
+      <w:r>
+        <w:rPr>
+          <w:rFonts w:hint="eastAsia"/>
+        </w:rPr>
+        <w:t>動作のマイコンにそのまま接続すると破損の恐れがある。</w:t>
+      </w:r>
+    </w:p>
+    <w:p>
+      <w:r>
+        <w:br w:type="page"/>
+      </w:r>
     </w:p>
     <w:p>
       <w:pPr>
@@ -8159,21 +7775,22 @@
           <w:szCs w:val="24"/>
         </w:rPr>
       </w:pPr>
-      <w:bookmarkStart w:id="13" w:name="_Toc117094063"/>
+      <w:bookmarkStart w:id="14" w:name="_Toc117168215"/>
+      <w:r>
+        <w:rPr>
+          <w:rFonts w:ascii="游明朝 Demibold" w:eastAsia="游明朝 Demibold" w:hAnsi="游明朝 Demibold" w:hint="eastAsia"/>
+          <w:sz w:val="24"/>
+          <w:szCs w:val="24"/>
+        </w:rPr>
+        <w:lastRenderedPageBreak/>
+        <w:t>8</w:t>
+      </w:r>
       <w:r>
         <w:rPr>
           <w:rFonts w:ascii="游明朝 Demibold" w:eastAsia="游明朝 Demibold" w:hAnsi="游明朝 Demibold"/>
           <w:sz w:val="24"/>
           <w:szCs w:val="24"/>
         </w:rPr>
-        <w:t>7</w:t>
-      </w:r>
-      <w:r>
-        <w:rPr>
-          <w:rFonts w:ascii="游明朝 Demibold" w:eastAsia="游明朝 Demibold" w:hAnsi="游明朝 Demibold"/>
-          <w:sz w:val="24"/>
-          <w:szCs w:val="24"/>
-        </w:rPr>
         <w:t xml:space="preserve">.　</w:t>
       </w:r>
       <w:r>
@@ -8184,7 +7801,7 @@
         </w:rPr>
         <w:t>改訂履歴</w:t>
       </w:r>
-      <w:bookmarkEnd w:id="13"/>
+      <w:bookmarkEnd w:id="14"/>
     </w:p>
     <w:p>
       <w:r>
@@ -8218,7 +7835,13 @@
         <w:t>：版1.0作成</w:t>
       </w:r>
     </w:p>
-    <w:p/>
+    <w:p>
+      <w:pPr>
+        <w:rPr>
+          <w:rFonts w:hint="eastAsia"/>
+        </w:rPr>
+      </w:pPr>
+    </w:p>
     <w:p>
       <w:r>
         <w:rPr>
